--- a/PDFs/config/Antigua/1 a 4/plantilla.docx
+++ b/PDFs/config/Antigua/1 a 4/plantilla.docx
@@ -1,6 +1,6 @@
 
 <file path=word/document.xml><?xml version="1.0" encoding="utf-8"?>
-<w:document xmlns:wpc="http://schemas.microsoft.com/office/word/2010/wordprocessingCanvas" xmlns:cx="http://schemas.microsoft.com/office/drawing/2014/chartex" xmlns:cx1="http://schemas.microsoft.com/office/drawing/2015/9/8/chartex" xmlns:cx2="http://schemas.microsoft.com/office/drawing/2015/10/21/chartex" xmlns:cx3="http://schemas.microsoft.com/office/drawing/2016/5/9/chartex" xmlns:cx4="http://schemas.microsoft.com/office/drawing/2016/5/10/chartex" xmlns:cx5="http://schemas.microsoft.com/office/drawing/2016/5/11/chartex" xmlns:cx6="http://schemas.microsoft.com/office/drawing/2016/5/12/chartex" xmlns:cx7="http://schemas.microsoft.com/office/drawing/2016/5/13/chartex" xmlns:cx8="http://schemas.microsoft.com/office/drawing/2016/5/14/chartex" xmlns:mc="http://schemas.openxmlformats.org/markup-compatibility/2006" xmlns:aink="http://schemas.microsoft.com/office/drawing/2016/ink" xmlns:am3d="http://schemas.microsoft.com/office/drawing/2017/model3d" xmlns:o="urn:schemas-microsoft-com:office:office" xmlns:oel="http://schemas.microsoft.com/office/2019/extlst" xmlns:r="http://schemas.openxmlformats.org/officeDocument/2006/relationships" xmlns:m="http://schemas.openxmlformats.org/officeDocument/2006/math" xmlns:v="urn:schemas-microsoft-com:vml" xmlns:wp14="http://schemas.microsoft.com/office/word/2010/wordprocessingDrawing" xmlns:wp="http://schemas.openxmlformats.org/drawingml/2006/wordprocessingDrawing" xmlns:w10="urn:schemas-microsoft-com:office:word" xmlns:w="http://schemas.openxmlformats.org/wordprocessingml/2006/main" xmlns:w14="http://schemas.microsoft.com/office/word/2010/wordml" xmlns:w15="http://schemas.microsoft.com/office/word/2012/wordml" xmlns:w16cex="http://schemas.microsoft.com/office/word/2018/wordml/cex" xmlns:w16cid="http://schemas.microsoft.com/office/word/2016/wordml/cid" xmlns:w16="http://schemas.microsoft.com/office/word/2018/wordml" xmlns:w16du="http://schemas.microsoft.com/office/word/2023/wordml/word16du" xmlns:w16sdtdh="http://schemas.microsoft.com/office/word/2020/wordml/sdtdatahash" xmlns:w16sdtfl="http://schemas.microsoft.com/office/word/2024/wordml/sdtformatlock" xmlns:w16se="http://schemas.microsoft.com/office/word/2015/wordml/symex" xmlns:wpg="http://schemas.microsoft.com/office/word/2010/wordprocessingGroup" xmlns:wpi="http://schemas.microsoft.com/office/word/2010/wordprocessingInk" xmlns:wne="http://schemas.microsoft.com/office/word/2006/wordml" xmlns:wps="http://schemas.microsoft.com/office/word/2010/wordprocessingShape" mc:Ignorable="w14 w15 w16se w16cid w16 w16cex w16sdtdh w16sdtfl w16du wp14">
+<w:document xmlns:wpc="http://schemas.microsoft.com/office/word/2010/wordprocessingCanvas" xmlns:cx="http://schemas.microsoft.com/office/drawing/2014/chartex" xmlns:cx1="http://schemas.microsoft.com/office/drawing/2015/9/8/chartex" xmlns:cx2="http://schemas.microsoft.com/office/drawing/2015/10/21/chartex" xmlns:cx3="http://schemas.microsoft.com/office/drawing/2016/5/9/chartex" xmlns:cx4="http://schemas.microsoft.com/office/drawing/2016/5/10/chartex" xmlns:cx5="http://schemas.microsoft.com/office/drawing/2016/5/11/chartex" xmlns:cx6="http://schemas.microsoft.com/office/drawing/2016/5/12/chartex" xmlns:cx7="http://schemas.microsoft.com/office/drawing/2016/5/13/chartex" xmlns:cx8="http://schemas.microsoft.com/office/drawing/2016/5/14/chartex" xmlns:mc="http://schemas.openxmlformats.org/markup-compatibility/2006" xmlns:aink="http://schemas.microsoft.com/office/drawing/2016/ink" xmlns:am3d="http://schemas.microsoft.com/office/drawing/2017/model3d" xmlns:o="urn:schemas-microsoft-com:office:office" xmlns:r="http://schemas.openxmlformats.org/officeDocument/2006/relationships" xmlns:m="http://schemas.openxmlformats.org/officeDocument/2006/math" xmlns:v="urn:schemas-microsoft-com:vml" xmlns:wp14="http://schemas.microsoft.com/office/word/2010/wordprocessingDrawing" xmlns:wp="http://schemas.openxmlformats.org/drawingml/2006/wordprocessingDrawing" xmlns:w10="urn:schemas-microsoft-com:office:word" xmlns:w="http://schemas.openxmlformats.org/wordprocessingml/2006/main" xmlns:w14="http://schemas.microsoft.com/office/word/2010/wordml" xmlns:w15="http://schemas.microsoft.com/office/word/2012/wordml" xmlns:w16cex="http://schemas.microsoft.com/office/word/2018/wordml/cex" xmlns:w16cid="http://schemas.microsoft.com/office/word/2016/wordml/cid" xmlns:w16="http://schemas.microsoft.com/office/word/2018/wordml" xmlns:w16sdtdh="http://schemas.microsoft.com/office/word/2020/wordml/sdtdatahash" xmlns:w16se="http://schemas.microsoft.com/office/word/2015/wordml/symex" xmlns:wpg="http://schemas.microsoft.com/office/word/2010/wordprocessingGroup" xmlns:wpi="http://schemas.microsoft.com/office/word/2010/wordprocessingInk" xmlns:wne="http://schemas.microsoft.com/office/word/2006/wordml" xmlns:wps="http://schemas.microsoft.com/office/word/2010/wordprocessingShape" mc:Ignorable="w14 w15 w16se w16cid w16 w16cex w16sdtdh wp14">
   <w:background w:color="EDEDED" w:themeColor="accent3" w:themeTint="33"/>
   <w:body>
     <w:p>
@@ -192,7 +192,7 @@
                 <v:stroke joinstyle="miter"/>
                 <v:path gradientshapeok="t" o:connecttype="rect"/>
               </v:shapetype>
-              <v:shape id="Text Box 28" o:spid="_x0000_s1026" type="#_x0000_t202" style="position:absolute;margin-left:251.95pt;margin-top:-56.3pt;width:337.75pt;height:137.75pt;z-index:251942912;visibility:visible;mso-wrap-style:square;mso-width-percent:0;mso-height-percent:0;mso-wrap-distance-left:9pt;mso-wrap-distance-top:0;mso-wrap-distance-right:9pt;mso-wrap-distance-bottom:0;mso-position-horizontal:absolute;mso-position-horizontal-relative:page;mso-position-vertical:absolute;mso-position-vertical-relative:text;mso-width-percent:0;mso-height-percent:0;mso-width-relative:margin;mso-height-relative:margin;v-text-anchor:top" o:gfxdata="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" filled="f" stroked="f">
+              <v:shape id="Text Box 28" o:spid="_x0000_s1026" type="#_x0000_t202" style="position:absolute;margin-left:251.95pt;margin-top:-56.3pt;width:337.75pt;height:137.75pt;z-index:251942912;visibility:visible;mso-wrap-style:square;mso-width-percent:0;mso-height-percent:0;mso-wrap-distance-left:9pt;mso-wrap-distance-top:0;mso-wrap-distance-right:9pt;mso-wrap-distance-bottom:0;mso-position-horizontal:absolute;mso-position-horizontal-relative:page;mso-position-vertical:absolute;mso-position-vertical-relative:text;mso-width-percent:0;mso-height-percent:0;mso-width-relative:margin;mso-height-relative:margin;v-text-anchor:top" o:gfxdata="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" filled="f" stroked="f">
                 <v:textbox>
                   <w:txbxContent>
                     <w:p>
@@ -545,7 +545,7 @@
           </mc:Choice>
           <mc:Fallback>
             <w:pict>
-              <v:shape w14:anchorId="055FE733" id="Text Box 25" o:spid="_x0000_s1027" type="#_x0000_t202" style="position:absolute;margin-left:-61.75pt;margin-top:20.15pt;width:32.35pt;height:24.15pt;z-index:251751424;visibility:visible;mso-wrap-style:square;mso-width-percent:0;mso-wrap-distance-left:9pt;mso-wrap-distance-top:0;mso-wrap-distance-right:9pt;mso-wrap-distance-bottom:0;mso-position-horizontal:absolute;mso-position-horizontal-relative:text;mso-position-vertical:absolute;mso-position-vertical-relative:text;mso-width-percent:0;mso-width-relative:margin;v-text-anchor:top" o:gfxdata="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" filled="f" stroked="f">
+              <v:shape w14:anchorId="055FE733" id="Text Box 25" o:spid="_x0000_s1027" type="#_x0000_t202" style="position:absolute;margin-left:-61.75pt;margin-top:20.15pt;width:32.35pt;height:24.15pt;z-index:251751424;visibility:visible;mso-wrap-style:square;mso-width-percent:0;mso-wrap-distance-left:9pt;mso-wrap-distance-top:0;mso-wrap-distance-right:9pt;mso-wrap-distance-bottom:0;mso-position-horizontal:absolute;mso-position-horizontal-relative:text;mso-position-vertical:absolute;mso-position-vertical-relative:text;mso-width-percent:0;mso-width-relative:margin;v-text-anchor:top" o:gfxdata="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" filled="f" stroked="f">
                 <v:textbox style="mso-fit-shape-to-text:t">
                   <w:txbxContent>
                     <w:p>
@@ -704,7 +704,7 @@
               </wp:anchor>
             </w:drawing>
           </mc:Choice>
-          <mc:Fallback>
+          <mc:Fallback xmlns:w16sdtfl="http://schemas.microsoft.com/office/word/2024/wordml/sdtformatlock" xmlns:w16du="http://schemas.microsoft.com/office/word/2023/wordml/word16du" xmlns:oel="http://schemas.microsoft.com/office/2019/extlst">
             <w:pict>
               <v:group w14:anchorId="0E2E80B2" id="Grupo 55" o:spid="_x0000_s1026" style="position:absolute;margin-left:-49.35pt;margin-top:27.1pt;width:186.55pt;height:30.55pt;z-index:251649023" coordsize="23693,3881" o:gfxdata="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">
                 <v:shapetype id="_x0000_t116" coordsize="21600,21600" o:spt="116" path="m3475,qx,10800,3475,21600l18125,21600qx21600,10800,18125,xe">
@@ -793,7 +793,7 @@
               </wp:anchor>
             </w:drawing>
           </mc:Choice>
-          <mc:Fallback>
+          <mc:Fallback xmlns:w16sdtfl="http://schemas.microsoft.com/office/word/2024/wordml/sdtformatlock" xmlns:w16du="http://schemas.microsoft.com/office/word/2023/wordml/word16du" xmlns:oel="http://schemas.microsoft.com/office/2019/extlst">
             <w:pict>
               <v:oval w14:anchorId="75AD7A0F" id="Elipse 50" o:spid="_x0000_s1026" style="position:absolute;margin-left:19.25pt;margin-top:22.55pt;width:41.1pt;height:40.9pt;z-index:251749376;visibility:visible;mso-wrap-style:square;mso-width-percent:0;mso-height-percent:0;mso-wrap-distance-left:9pt;mso-wrap-distance-top:0;mso-wrap-distance-right:9pt;mso-wrap-distance-bottom:0;mso-position-horizontal:absolute;mso-position-horizontal-relative:left-margin-area;mso-position-vertical:absolute;mso-position-vertical-relative:text;mso-width-percent:0;mso-height-percent:0;mso-width-relative:margin;mso-height-relative:margin;v-text-anchor:middle" o:gfxdata="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" fillcolor="#5053a4" strokecolor="white [3212]" strokeweight="1pt">
                 <v:stroke joinstyle="miter"/>
@@ -928,7 +928,7 @@
           </mc:Choice>
           <mc:Fallback>
             <w:pict>
-              <v:shape w14:anchorId="116CCDDF" id="Cuadro de texto 39" o:spid="_x0000_s1028" type="#_x0000_t202" style="position:absolute;margin-left:460.75pt;margin-top:13.8pt;width:53.4pt;height:33.65pt;z-index:251716608;visibility:visible;mso-wrap-style:square;mso-width-percent:0;mso-height-percent:0;mso-wrap-distance-left:9pt;mso-wrap-distance-top:3.6pt;mso-wrap-distance-right:9pt;mso-wrap-distance-bottom:3.6pt;mso-position-horizontal:absolute;mso-position-horizontal-relative:left-margin-area;mso-position-vertical:absolute;mso-position-vertical-relative:text;mso-width-percent:0;mso-height-percent:0;mso-width-relative:margin;mso-height-relative:margin;v-text-anchor:top" o:gfxdata="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" filled="f" stroked="f">
+              <v:shape w14:anchorId="116CCDDF" id="Cuadro de texto 39" o:spid="_x0000_s1028" type="#_x0000_t202" style="position:absolute;margin-left:460.75pt;margin-top:13.8pt;width:53.4pt;height:33.65pt;z-index:251716608;visibility:visible;mso-wrap-style:square;mso-width-percent:0;mso-height-percent:0;mso-wrap-distance-left:9pt;mso-wrap-distance-top:3.6pt;mso-wrap-distance-right:9pt;mso-wrap-distance-bottom:3.6pt;mso-position-horizontal:absolute;mso-position-horizontal-relative:left-margin-area;mso-position-vertical:absolute;mso-position-vertical-relative:text;mso-width-percent:0;mso-height-percent:0;mso-width-relative:margin;mso-height-relative:margin;v-text-anchor:top" o:gfxdata="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" filled="f" stroked="f">
                 <v:textbox>
                   <w:txbxContent>
                     <w:p>
@@ -1065,7 +1065,7 @@
               </wp:anchor>
             </w:drawing>
           </mc:Choice>
-          <mc:Fallback>
+          <mc:Fallback xmlns:w16sdtfl="http://schemas.microsoft.com/office/word/2024/wordml/sdtformatlock" xmlns:w16du="http://schemas.microsoft.com/office/word/2023/wordml/word16du" xmlns:oel="http://schemas.microsoft.com/office/2019/extlst">
             <w:pict>
               <v:roundrect w14:anchorId="279CF51A" id="Rectángulo redondeado 56" o:spid="_x0000_s1026" style="position:absolute;margin-left:-61.8pt;margin-top:19.55pt;width:386.3pt;height:109.65pt;z-index:251647998;visibility:visible;mso-wrap-style:square;mso-width-percent:0;mso-height-percent:0;mso-wrap-distance-left:9pt;mso-wrap-distance-top:0;mso-wrap-distance-right:9pt;mso-wrap-distance-bottom:0;mso-position-horizontal:absolute;mso-position-horizontal-relative:text;mso-position-vertical:absolute;mso-position-vertical-relative:text;mso-width-percent:0;mso-height-percent:0;mso-width-relative:margin;mso-height-relative:margin;v-text-anchor:middle" arcsize="10923f" o:gfxdata="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" fillcolor="white [3212]" strokecolor="#5053a4" strokeweight="1pt">
                 <v:stroke joinstyle="miter"/>
@@ -1146,7 +1146,7 @@
           </mc:Choice>
           <mc:Fallback>
             <w:pict>
-              <v:shape w14:anchorId="4B05C675" id="_x0000_s1029" type="#_x0000_t202" style="position:absolute;margin-left:-33.5pt;margin-top:6.85pt;width:174.05pt;height:24.15pt;z-index:251693056;visibility:visible;mso-wrap-style:square;mso-width-percent:0;mso-wrap-distance-left:9pt;mso-wrap-distance-top:0;mso-wrap-distance-right:9pt;mso-wrap-distance-bottom:0;mso-position-horizontal:absolute;mso-position-horizontal-relative:text;mso-position-vertical:absolute;mso-position-vertical-relative:text;mso-width-percent:0;mso-width-relative:margin;v-text-anchor:top" o:gfxdata="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" filled="f" stroked="f">
+              <v:shape w14:anchorId="4B05C675" id="_x0000_s1029" type="#_x0000_t202" style="position:absolute;margin-left:-33.5pt;margin-top:6.85pt;width:174.05pt;height:24.15pt;z-index:251693056;visibility:visible;mso-wrap-style:square;mso-width-percent:0;mso-wrap-distance-left:9pt;mso-wrap-distance-top:0;mso-wrap-distance-right:9pt;mso-wrap-distance-bottom:0;mso-position-horizontal:absolute;mso-position-horizontal-relative:text;mso-position-vertical:absolute;mso-position-vertical-relative:text;mso-width-percent:0;mso-width-relative:margin;v-text-anchor:top" o:gfxdata="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" filled="f" stroked="f">
                 <v:textbox style="mso-fit-shape-to-text:t">
                   <w:txbxContent>
                     <w:p>
@@ -1280,7 +1280,7 @@
           </mc:Choice>
           <mc:Fallback>
             <w:pict>
-              <v:shape w14:anchorId="55959A35" id="Cuadro de texto 2" o:spid="_x0000_s1030" type="#_x0000_t202" style="position:absolute;margin-left:160.2pt;margin-top:17.65pt;width:148.45pt;height:31.35pt;z-index:251709440;visibility:visible;mso-wrap-style:square;mso-width-percent:0;mso-height-percent:0;mso-wrap-distance-left:9pt;mso-wrap-distance-top:3.6pt;mso-wrap-distance-right:9pt;mso-wrap-distance-bottom:3.6pt;mso-position-horizontal:absolute;mso-position-horizontal-relative:text;mso-position-vertical:absolute;mso-position-vertical-relative:text;mso-width-percent:0;mso-height-percent:0;mso-width-relative:margin;mso-height-relative:margin;v-text-anchor:top" o:gfxdata="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" filled="f" stroked="f">
+              <v:shape w14:anchorId="55959A35" id="Cuadro de texto 2" o:spid="_x0000_s1030" type="#_x0000_t202" style="position:absolute;margin-left:160.2pt;margin-top:17.65pt;width:148.45pt;height:31.35pt;z-index:251709440;visibility:visible;mso-wrap-style:square;mso-width-percent:0;mso-height-percent:0;mso-wrap-distance-left:9pt;mso-wrap-distance-top:3.6pt;mso-wrap-distance-right:9pt;mso-wrap-distance-bottom:3.6pt;mso-position-horizontal:absolute;mso-position-horizontal-relative:text;mso-position-vertical:absolute;mso-position-vertical-relative:text;mso-width-percent:0;mso-height-percent:0;mso-width-relative:margin;mso-height-relative:margin;v-text-anchor:top" o:gfxdata="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" filled="f" stroked="f">
                 <v:textbox>
                   <w:txbxContent>
                     <w:p>
@@ -1491,7 +1491,7 @@
           </mc:Choice>
           <mc:Fallback>
             <w:pict>
-              <v:shape w14:anchorId="5CBC4DC2" id="_x0000_s1031" type="#_x0000_t202" style="position:absolute;margin-left:-51.3pt;margin-top:23.05pt;width:229.25pt;height:74.75pt;z-index:251707392;visibility:visible;mso-wrap-style:square;mso-width-percent:0;mso-height-percent:0;mso-wrap-distance-left:9pt;mso-wrap-distance-top:3.6pt;mso-wrap-distance-right:9pt;mso-wrap-distance-bottom:3.6pt;mso-position-horizontal:absolute;mso-position-horizontal-relative:text;mso-position-vertical:absolute;mso-position-vertical-relative:text;mso-width-percent:0;mso-height-percent:0;mso-width-relative:margin;mso-height-relative:margin;v-text-anchor:top" o:gfxdata="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" filled="f" stroked="f">
+              <v:shape w14:anchorId="5CBC4DC2" id="_x0000_s1031" type="#_x0000_t202" style="position:absolute;margin-left:-51.3pt;margin-top:23.05pt;width:229.25pt;height:74.75pt;z-index:251707392;visibility:visible;mso-wrap-style:square;mso-width-percent:0;mso-height-percent:0;mso-wrap-distance-left:9pt;mso-wrap-distance-top:3.6pt;mso-wrap-distance-right:9pt;mso-wrap-distance-bottom:3.6pt;mso-position-horizontal:absolute;mso-position-horizontal-relative:text;mso-position-vertical:absolute;mso-position-vertical-relative:text;mso-width-percent:0;mso-height-percent:0;mso-width-relative:margin;mso-height-relative:margin;v-text-anchor:top" o:gfxdata="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" filled="f" stroked="f">
                 <v:textbox>
                   <w:txbxContent>
                     <w:p>
@@ -1748,7 +1748,7 @@
           </mc:Choice>
           <mc:Fallback>
             <w:pict>
-              <v:shape w14:anchorId="14D39D47" id="_x0000_s1032" type="#_x0000_t202" style="position:absolute;margin-left:354.05pt;margin-top:20.9pt;width:72.7pt;height:22.35pt;z-index:251695104;visibility:visible;mso-wrap-style:square;mso-width-percent:0;mso-height-percent:0;mso-wrap-distance-left:9pt;mso-wrap-distance-top:0;mso-wrap-distance-right:9pt;mso-wrap-distance-bottom:0;mso-position-horizontal:absolute;mso-position-horizontal-relative:text;mso-position-vertical:absolute;mso-position-vertical-relative:text;mso-width-percent:0;mso-height-percent:0;mso-width-relative:margin;mso-height-relative:margin;v-text-anchor:top" o:gfxdata="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" filled="f" stroked="f">
+              <v:shape w14:anchorId="14D39D47" id="_x0000_s1032" type="#_x0000_t202" style="position:absolute;margin-left:354.05pt;margin-top:20.9pt;width:72.7pt;height:22.35pt;z-index:251695104;visibility:visible;mso-wrap-style:square;mso-width-percent:0;mso-height-percent:0;mso-wrap-distance-left:9pt;mso-wrap-distance-top:0;mso-wrap-distance-right:9pt;mso-wrap-distance-bottom:0;mso-position-horizontal:absolute;mso-position-horizontal-relative:text;mso-position-vertical:absolute;mso-position-vertical-relative:text;mso-width-percent:0;mso-height-percent:0;mso-width-relative:margin;mso-height-relative:margin;v-text-anchor:top" o:gfxdata="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" filled="f" stroked="f">
                 <v:textbox>
                   <w:txbxContent>
                     <w:p>
@@ -2016,7 +2016,7 @@
           </mc:Choice>
           <mc:Fallback>
             <w:pict>
-              <v:shape w14:anchorId="56F1CDBE" id="_x0000_s1033" type="#_x0000_t202" style="position:absolute;margin-left:112.15pt;margin-top:.45pt;width:212.25pt;height:60.35pt;z-index:251900928;visibility:visible;mso-wrap-style:square;mso-width-percent:0;mso-height-percent:0;mso-wrap-distance-left:9pt;mso-wrap-distance-top:3.6pt;mso-wrap-distance-right:9pt;mso-wrap-distance-bottom:3.6pt;mso-position-horizontal:absolute;mso-position-horizontal-relative:text;mso-position-vertical:absolute;mso-position-vertical-relative:text;mso-width-percent:0;mso-height-percent:0;mso-width-relative:margin;mso-height-relative:margin;v-text-anchor:top" o:gfxdata="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" filled="f" stroked="f">
+              <v:shape w14:anchorId="56F1CDBE" id="_x0000_s1033" type="#_x0000_t202" style="position:absolute;margin-left:112.15pt;margin-top:.45pt;width:212.25pt;height:60.35pt;z-index:251900928;visibility:visible;mso-wrap-style:square;mso-width-percent:0;mso-height-percent:0;mso-wrap-distance-left:9pt;mso-wrap-distance-top:3.6pt;mso-wrap-distance-right:9pt;mso-wrap-distance-bottom:3.6pt;mso-position-horizontal:absolute;mso-position-horizontal-relative:text;mso-position-vertical:absolute;mso-position-vertical-relative:text;mso-width-percent:0;mso-height-percent:0;mso-width-relative:margin;mso-height-relative:margin;v-text-anchor:top" o:gfxdata="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" filled="f" stroked="f">
                 <v:textbox>
                   <w:txbxContent>
                     <w:p>
@@ -2272,7 +2272,7 @@
           </mc:Choice>
           <mc:Fallback>
             <w:pict>
-              <v:shape w14:anchorId="1BD27A19" id="_x0000_s1034" type="#_x0000_t202" style="position:absolute;margin-left:412.95pt;margin-top:4.25pt;width:70.75pt;height:26.9pt;z-index:251697152;visibility:visible;mso-wrap-style:square;mso-width-percent:0;mso-height-percent:0;mso-wrap-distance-left:9pt;mso-wrap-distance-top:0;mso-wrap-distance-right:9pt;mso-wrap-distance-bottom:0;mso-position-horizontal:absolute;mso-position-horizontal-relative:text;mso-position-vertical:absolute;mso-position-vertical-relative:text;mso-width-percent:0;mso-height-percent:0;mso-width-relative:margin;mso-height-relative:margin;v-text-anchor:top" o:gfxdata="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" filled="f" stroked="f">
+              <v:shape w14:anchorId="1BD27A19" id="_x0000_s1034" type="#_x0000_t202" style="position:absolute;margin-left:412.95pt;margin-top:4.25pt;width:70.75pt;height:26.9pt;z-index:251697152;visibility:visible;mso-wrap-style:square;mso-width-percent:0;mso-height-percent:0;mso-wrap-distance-left:9pt;mso-wrap-distance-top:0;mso-wrap-distance-right:9pt;mso-wrap-distance-bottom:0;mso-position-horizontal:absolute;mso-position-horizontal-relative:text;mso-position-vertical:absolute;mso-position-vertical-relative:text;mso-width-percent:0;mso-height-percent:0;mso-width-relative:margin;mso-height-relative:margin;v-text-anchor:top" o:gfxdata="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" filled="f" stroked="f">
                 <v:textbox>
                   <w:txbxContent>
                     <w:p>
@@ -2431,7 +2431,7 @@
           </mc:Choice>
           <mc:Fallback>
             <w:pict>
-              <v:shape w14:anchorId="268BCEE5" id="Cuadro de texto 40" o:spid="_x0000_s1035" type="#_x0000_t202" style="position:absolute;margin-left:515.85pt;margin-top:12.45pt;width:44pt;height:28.15pt;z-index:251718656;visibility:visible;mso-wrap-style:square;mso-width-percent:0;mso-height-percent:0;mso-wrap-distance-left:9pt;mso-wrap-distance-top:3.6pt;mso-wrap-distance-right:9pt;mso-wrap-distance-bottom:3.6pt;mso-position-horizontal:absolute;mso-position-horizontal-relative:left-margin-area;mso-position-vertical:absolute;mso-position-vertical-relative:text;mso-width-percent:0;mso-height-percent:0;mso-width-relative:margin;mso-height-relative:margin;v-text-anchor:top" o:gfxdata="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" filled="f" stroked="f">
+              <v:shape w14:anchorId="268BCEE5" id="Cuadro de texto 40" o:spid="_x0000_s1035" type="#_x0000_t202" style="position:absolute;margin-left:515.85pt;margin-top:12.45pt;width:44pt;height:28.15pt;z-index:251718656;visibility:visible;mso-wrap-style:square;mso-width-percent:0;mso-height-percent:0;mso-wrap-distance-left:9pt;mso-wrap-distance-top:3.6pt;mso-wrap-distance-right:9pt;mso-wrap-distance-bottom:3.6pt;mso-position-horizontal:absolute;mso-position-horizontal-relative:left-margin-area;mso-position-vertical:absolute;mso-position-vertical-relative:text;mso-width-percent:0;mso-height-percent:0;mso-width-relative:margin;mso-height-relative:margin;v-text-anchor:top" o:gfxdata="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" filled="f" stroked="f">
                 <v:textbox>
                   <w:txbxContent>
                     <w:p>
@@ -2571,7 +2571,7 @@
           </mc:Choice>
           <mc:Fallback>
             <w:pict>
-              <v:shape w14:anchorId="257683B9" id="_x0000_s1036" type="#_x0000_t202" style="position:absolute;margin-left:324.55pt;margin-top:9.9pt;width:32.3pt;height:24.15pt;z-index:251796480;visibility:visible;mso-wrap-style:square;mso-width-percent:0;mso-wrap-distance-left:9pt;mso-wrap-distance-top:0;mso-wrap-distance-right:9pt;mso-wrap-distance-bottom:0;mso-position-horizontal:absolute;mso-position-horizontal-relative:left-margin-area;mso-position-vertical:absolute;mso-position-vertical-relative:text;mso-width-percent:0;mso-width-relative:margin;v-text-anchor:top" o:gfxdata="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" filled="f" stroked="f">
+              <v:shape w14:anchorId="257683B9" id="_x0000_s1036" type="#_x0000_t202" style="position:absolute;margin-left:324.55pt;margin-top:9.9pt;width:32.3pt;height:24.15pt;z-index:251796480;visibility:visible;mso-wrap-style:square;mso-width-percent:0;mso-wrap-distance-left:9pt;mso-wrap-distance-top:0;mso-wrap-distance-right:9pt;mso-wrap-distance-bottom:0;mso-position-horizontal:absolute;mso-position-horizontal-relative:left-margin-area;mso-position-vertical:absolute;mso-position-vertical-relative:text;mso-width-percent:0;mso-width-relative:margin;v-text-anchor:top" o:gfxdata="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" filled="f" stroked="f">
                 <v:textbox style="mso-fit-shape-to-text:t">
                   <w:txbxContent>
                     <w:p>
@@ -2680,7 +2680,7 @@
               </wp:anchor>
             </w:drawing>
           </mc:Choice>
-          <mc:Fallback>
+          <mc:Fallback xmlns:w16sdtfl="http://schemas.microsoft.com/office/word/2024/wordml/sdtformatlock" xmlns:w16du="http://schemas.microsoft.com/office/word/2023/wordml/word16du" xmlns:oel="http://schemas.microsoft.com/office/2019/extlst">
             <w:pict>
               <v:oval w14:anchorId="2D26D60E" id="Elipse 224" o:spid="_x0000_s1026" style="position:absolute;margin-left:321.4pt;margin-top:11.25pt;width:41.1pt;height:40.9pt;z-index:251795456;visibility:visible;mso-wrap-style:square;mso-width-percent:0;mso-height-percent:0;mso-wrap-distance-left:9pt;mso-wrap-distance-top:0;mso-wrap-distance-right:9pt;mso-wrap-distance-bottom:0;mso-position-horizontal:absolute;mso-position-horizontal-relative:left-margin-area;mso-position-vertical:absolute;mso-position-vertical-relative:text;mso-width-percent:0;mso-height-percent:0;mso-width-relative:margin;mso-height-relative:margin;v-text-anchor:middle" o:gfxdata="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" fillcolor="#12af9a" strokecolor="white [3212]" strokeweight="1pt">
                 <v:stroke joinstyle="miter"/>
@@ -2816,7 +2816,7 @@
               </wp:anchor>
             </w:drawing>
           </mc:Choice>
-          <mc:Fallback>
+          <mc:Fallback xmlns:w16sdtfl="http://schemas.microsoft.com/office/word/2024/wordml/sdtformatlock" xmlns:w16du="http://schemas.microsoft.com/office/word/2023/wordml/word16du" xmlns:oel="http://schemas.microsoft.com/office/2019/extlst">
             <w:pict>
               <v:group w14:anchorId="3C7880E2" id="Grupo 220" o:spid="_x0000_s1026" style="position:absolute;margin-left:248.45pt;margin-top:15.2pt;width:186.55pt;height:30.55pt;z-index:251792384" coordsize="23693,3881" o:gfxdata="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">
                 <v:shape id="Terminador 221" o:spid="_x0000_s1027" type="#_x0000_t116" style="position:absolute;left:9703;width:13990;height:3881;visibility:visible;mso-wrap-style:square;v-text-anchor:middle" o:gfxdata="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" filled="f" stroked="f" strokeweight="1pt"/>
@@ -2898,7 +2898,7 @@
           </mc:Choice>
           <mc:Fallback>
             <w:pict>
-              <v:shape w14:anchorId="58AE271A" id="_x0000_s1037" type="#_x0000_t202" style="position:absolute;margin-left:-27.85pt;margin-top:18.45pt;width:94.8pt;height:24.15pt;z-index:251765760;visibility:visible;mso-wrap-style:square;mso-width-percent:0;mso-wrap-distance-left:9pt;mso-wrap-distance-top:0;mso-wrap-distance-right:9pt;mso-wrap-distance-bottom:0;mso-position-horizontal:absolute;mso-position-horizontal-relative:margin;mso-position-vertical:absolute;mso-position-vertical-relative:text;mso-width-percent:0;mso-width-relative:margin;v-text-anchor:top" o:gfxdata="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" filled="f" stroked="f">
+              <v:shape w14:anchorId="58AE271A" id="_x0000_s1037" type="#_x0000_t202" style="position:absolute;margin-left:-27.85pt;margin-top:18.45pt;width:94.8pt;height:24.15pt;z-index:251765760;visibility:visible;mso-wrap-style:square;mso-width-percent:0;mso-wrap-distance-left:9pt;mso-wrap-distance-top:0;mso-wrap-distance-right:9pt;mso-wrap-distance-bottom:0;mso-position-horizontal:absolute;mso-position-horizontal-relative:margin;mso-position-vertical:absolute;mso-position-vertical-relative:text;mso-width-percent:0;mso-width-relative:margin;v-text-anchor:top" o:gfxdata="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" filled="f" stroked="f">
                 <v:textbox style="mso-fit-shape-to-text:t">
                   <w:txbxContent>
                     <w:p>
@@ -3004,7 +3004,7 @@
               </wp:anchor>
             </w:drawing>
           </mc:Choice>
-          <mc:Fallback>
+          <mc:Fallback xmlns:w16sdtfl="http://schemas.microsoft.com/office/word/2024/wordml/sdtformatlock" xmlns:w16du="http://schemas.microsoft.com/office/word/2023/wordml/word16du" xmlns:oel="http://schemas.microsoft.com/office/2019/extlst">
             <w:pict>
               <v:roundrect w14:anchorId="4AFC55C1" id="Rectángulo redondeado 216" o:spid="_x0000_s1026" style="position:absolute;margin-left:-62.35pt;margin-top:28.25pt;width:264.15pt;height:303.8pt;z-index:-251669507;visibility:visible;mso-wrap-style:square;mso-width-percent:0;mso-height-percent:0;mso-wrap-distance-left:9pt;mso-wrap-distance-top:0;mso-wrap-distance-right:9pt;mso-wrap-distance-bottom:0;mso-position-horizontal:absolute;mso-position-horizontal-relative:text;mso-position-vertical:absolute;mso-position-vertical-relative:text;mso-width-percent:0;mso-height-percent:0;mso-width-relative:margin;mso-height-relative:margin;v-text-anchor:middle" arcsize="10923f" o:gfxdata="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" fillcolor="white [3212]" strokecolor="#eac400" strokeweight="1pt">
                 <v:stroke joinstyle="miter"/>
@@ -3142,7 +3142,7 @@
               </wp:anchor>
             </w:drawing>
           </mc:Choice>
-          <mc:Fallback>
+          <mc:Fallback xmlns:w16sdtfl="http://schemas.microsoft.com/office/word/2024/wordml/sdtformatlock" xmlns:w16du="http://schemas.microsoft.com/office/word/2023/wordml/word16du" xmlns:oel="http://schemas.microsoft.com/office/2019/extlst">
             <w:pict>
               <v:group w14:anchorId="4EF26FB3" id="Grupo 196" o:spid="_x0000_s1026" style="position:absolute;margin-left:-46.05pt;margin-top:15.1pt;width:192.35pt;height:30.55pt;z-index:251761664;mso-width-relative:margin" coordsize="23693,3881" o:gfxdata="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">
                 <v:shape id="Terminador 197" o:spid="_x0000_s1027" type="#_x0000_t116" style="position:absolute;left:9703;width:13990;height:3881;visibility:visible;mso-wrap-style:square;v-text-anchor:middle" o:gfxdata="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" filled="f" stroked="f" strokeweight="1pt"/>
@@ -3224,7 +3224,7 @@
           </mc:Choice>
           <mc:Fallback>
             <w:pict>
-              <v:shape w14:anchorId="47AACCF7" id="_x0000_s1038" type="#_x0000_t202" style="position:absolute;margin-left:274.95pt;margin-top:20.4pt;width:154.35pt;height:24.15pt;z-index:251798528;visibility:visible;mso-wrap-style:square;mso-width-percent:0;mso-wrap-distance-left:9pt;mso-wrap-distance-top:0;mso-wrap-distance-right:9pt;mso-wrap-distance-bottom:0;mso-position-horizontal:absolute;mso-position-horizontal-relative:margin;mso-position-vertical:absolute;mso-position-vertical-relative:text;mso-width-percent:0;mso-width-relative:margin;v-text-anchor:top" o:gfxdata="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" filled="f" stroked="f">
+              <v:shape w14:anchorId="47AACCF7" id="_x0000_s1038" type="#_x0000_t202" style="position:absolute;margin-left:274.95pt;margin-top:20.4pt;width:154.35pt;height:24.15pt;z-index:251798528;visibility:visible;mso-wrap-style:square;mso-width-percent:0;mso-wrap-distance-left:9pt;mso-wrap-distance-top:0;mso-wrap-distance-right:9pt;mso-wrap-distance-bottom:0;mso-position-horizontal:absolute;mso-position-horizontal-relative:margin;mso-position-vertical:absolute;mso-position-vertical-relative:text;mso-width-percent:0;mso-width-relative:margin;v-text-anchor:top" o:gfxdata="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" filled="f" stroked="f">
                 <v:textbox style="mso-fit-shape-to-text:t">
                   <w:txbxContent>
                     <w:p>
@@ -3330,7 +3330,7 @@
           </mc:Choice>
           <mc:Fallback>
             <w:pict>
-              <v:shape w14:anchorId="72F83C66" id="_x0000_s1039" type="#_x0000_t202" style="position:absolute;margin-left:26.2pt;margin-top:8.95pt;width:32.3pt;height:24.15pt;z-index:251767808;visibility:visible;mso-wrap-style:square;mso-width-percent:0;mso-wrap-distance-left:9pt;mso-wrap-distance-top:0;mso-wrap-distance-right:9pt;mso-wrap-distance-bottom:0;mso-position-horizontal:absolute;mso-position-horizontal-relative:left-margin-area;mso-position-vertical:absolute;mso-position-vertical-relative:text;mso-width-percent:0;mso-width-relative:margin;v-text-anchor:top" o:gfxdata="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" filled="f" stroked="f">
+              <v:shape w14:anchorId="72F83C66" id="_x0000_s1039" type="#_x0000_t202" style="position:absolute;margin-left:26.2pt;margin-top:8.95pt;width:32.3pt;height:24.15pt;z-index:251767808;visibility:visible;mso-wrap-style:square;mso-width-percent:0;mso-wrap-distance-left:9pt;mso-wrap-distance-top:0;mso-wrap-distance-right:9pt;mso-wrap-distance-bottom:0;mso-position-horizontal:absolute;mso-position-horizontal-relative:left-margin-area;mso-position-vertical:absolute;mso-position-vertical-relative:text;mso-width-percent:0;mso-width-relative:margin;v-text-anchor:top" o:gfxdata="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" filled="f" stroked="f">
                 <v:textbox style="mso-fit-shape-to-text:t">
                   <w:txbxContent>
                     <w:p>
@@ -3439,7 +3439,7 @@
               </wp:anchor>
             </w:drawing>
           </mc:Choice>
-          <mc:Fallback>
+          <mc:Fallback xmlns:w16sdtfl="http://schemas.microsoft.com/office/word/2024/wordml/sdtformatlock" xmlns:w16du="http://schemas.microsoft.com/office/word/2023/wordml/word16du" xmlns:oel="http://schemas.microsoft.com/office/2019/extlst">
             <w:pict>
               <v:oval w14:anchorId="74F53DD2" id="Elipse 199" o:spid="_x0000_s1026" style="position:absolute;margin-left:21.3pt;margin-top:10.2pt;width:41.1pt;height:40.9pt;z-index:251763712;visibility:visible;mso-wrap-style:square;mso-width-percent:0;mso-height-percent:0;mso-wrap-distance-left:9pt;mso-wrap-distance-top:0;mso-wrap-distance-right:9pt;mso-wrap-distance-bottom:0;mso-position-horizontal:absolute;mso-position-horizontal-relative:left-margin-area;mso-position-vertical:absolute;mso-position-vertical-relative:text;mso-width-percent:0;mso-height-percent:0;mso-width-relative:margin;mso-height-relative:margin;v-text-anchor:middle" o:gfxdata="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" fillcolor="#ffc000" strokecolor="white [3212]" strokeweight="1pt">
                 <v:stroke joinstyle="miter"/>
@@ -3531,7 +3531,7 @@
               </wp:anchor>
             </w:drawing>
           </mc:Choice>
-          <mc:Fallback>
+          <mc:Fallback xmlns:w16sdtfl="http://schemas.microsoft.com/office/word/2024/wordml/sdtformatlock" xmlns:w16du="http://schemas.microsoft.com/office/word/2023/wordml/word16du" xmlns:oel="http://schemas.microsoft.com/office/2019/extlst">
             <w:pict>
               <v:roundrect w14:anchorId="0BD5E52B" id="Rectángulo redondeado 240" o:spid="_x0000_s1026" style="position:absolute;margin-left:233pt;margin-top:8.05pt;width:261.1pt;height:301.1pt;z-index:-251499520;visibility:visible;mso-wrap-style:square;mso-width-percent:0;mso-height-percent:0;mso-wrap-distance-left:9pt;mso-wrap-distance-top:0;mso-wrap-distance-right:9pt;mso-wrap-distance-bottom:0;mso-position-horizontal:absolute;mso-position-horizontal-relative:margin;mso-position-vertical:absolute;mso-position-vertical-relative:text;mso-width-percent:0;mso-height-percent:0;mso-width-relative:margin;mso-height-relative:margin;v-text-anchor:middle" arcsize="10923f" o:gfxdata="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" fillcolor="white [3212]" strokecolor="#12af9a" strokeweight="1pt">
                 <v:stroke joinstyle="miter"/>
@@ -3646,11 +3646,7 @@
           </mc:Choice>
           <mc:Fallback>
             <w:pict>
-              <v:shapetype w14:anchorId="481FD1A6" id="_x0000_t202" coordsize="21600,21600" o:spt="202" path="m,l,21600r21600,l21600,xe">
-                <v:stroke joinstyle="miter"/>
-                <v:path gradientshapeok="t" o:connecttype="rect"/>
-              </v:shapetype>
-              <v:shape id="_x0000_s1040" type="#_x0000_t202" style="position:absolute;margin-left:263.85pt;margin-top:20pt;width:213.75pt;height:47.05pt;z-index:251819008;visibility:visible;mso-wrap-style:square;mso-width-percent:0;mso-height-percent:0;mso-wrap-distance-left:9pt;mso-wrap-distance-top:3.6pt;mso-wrap-distance-right:9pt;mso-wrap-distance-bottom:3.6pt;mso-position-horizontal:absolute;mso-position-horizontal-relative:text;mso-position-vertical:absolute;mso-position-vertical-relative:text;mso-width-percent:0;mso-height-percent:0;mso-width-relative:margin;mso-height-relative:margin;v-text-anchor:top" o:gfxdata="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" filled="f" stroked="f">
+              <v:shape w14:anchorId="481FD1A6" id="_x0000_s1040" type="#_x0000_t202" style="position:absolute;margin-left:263.85pt;margin-top:20pt;width:213.75pt;height:47.05pt;z-index:251819008;visibility:visible;mso-wrap-style:square;mso-width-percent:0;mso-height-percent:0;mso-wrap-distance-left:9pt;mso-wrap-distance-top:3.6pt;mso-wrap-distance-right:9pt;mso-wrap-distance-bottom:3.6pt;mso-position-horizontal:absolute;mso-position-horizontal-relative:text;mso-position-vertical:absolute;mso-position-vertical-relative:text;mso-width-percent:0;mso-height-percent:0;mso-width-relative:margin;mso-height-relative:margin;v-text-anchor:top" o:gfxdata="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" filled="f" stroked="f">
                 <v:textbox>
                   <w:txbxContent>
                     <w:p>
@@ -3787,7 +3783,7 @@
           </mc:Choice>
           <mc:Fallback>
             <w:pict>
-              <v:shape w14:anchorId="1F93DDA4" id="_x0000_s1041" type="#_x0000_t202" style="position:absolute;margin-left:-37.85pt;margin-top:-.15pt;width:248.1pt;height:46.3pt;z-index:251788288;visibility:visible;mso-wrap-style:square;mso-width-percent:0;mso-height-percent:0;mso-wrap-distance-left:9pt;mso-wrap-distance-top:3.6pt;mso-wrap-distance-right:9pt;mso-wrap-distance-bottom:3.6pt;mso-position-horizontal:absolute;mso-position-horizontal-relative:text;mso-position-vertical:absolute;mso-position-vertical-relative:text;mso-width-percent:0;mso-height-percent:0;mso-width-relative:margin;mso-height-relative:margin;v-text-anchor:top" o:gfxdata="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" filled="f" stroked="f">
+              <v:shape w14:anchorId="1F93DDA4" id="_x0000_s1041" type="#_x0000_t202" style="position:absolute;margin-left:-37.85pt;margin-top:-.15pt;width:248.1pt;height:46.3pt;z-index:251788288;visibility:visible;mso-wrap-style:square;mso-width-percent:0;mso-height-percent:0;mso-wrap-distance-left:9pt;mso-wrap-distance-top:3.6pt;mso-wrap-distance-right:9pt;mso-wrap-distance-bottom:3.6pt;mso-position-horizontal:absolute;mso-position-horizontal-relative:text;mso-position-vertical:absolute;mso-position-vertical-relative:text;mso-width-percent:0;mso-height-percent:0;mso-width-relative:margin;mso-height-relative:margin;v-text-anchor:top" o:gfxdata="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" filled="f" stroked="f">
                 <v:textbox>
                   <w:txbxContent>
                     <w:p>
@@ -4038,7 +4034,7 @@
               </wp:anchor>
             </w:drawing>
           </mc:Choice>
-          <mc:Fallback>
+          <mc:Fallback xmlns:w16sdtfl="http://schemas.microsoft.com/office/word/2024/wordml/sdtformatlock" xmlns:w16du="http://schemas.microsoft.com/office/word/2023/wordml/word16du" xmlns:oel="http://schemas.microsoft.com/office/2019/extlst">
             <w:pict>
               <v:group w14:anchorId="31F0CE6E" id="Grupo 251" o:spid="_x0000_s1026" style="position:absolute;margin-left:-23.5pt;margin-top:25.4pt;width:192.85pt;height:228.15pt;z-index:251759616;mso-width-relative:margin;mso-height-relative:margin" coordsize="24490,28977" o:gfxdata="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">
                 <v:shape id="Picture 8" o:spid="_x0000_s1027" type="#_x0000_t75" alt="13-01" style="position:absolute;left:454;top:16071;width:11024;height:11931;rotation:-8221951fd;visibility:visible;mso-wrap-style:square" o:gfxdata="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">
@@ -4165,7 +4161,7 @@
           </mc:Choice>
           <mc:Fallback>
             <w:pict>
-              <v:shape w14:anchorId="554A0536" id="Cuadro de texto 208" o:spid="_x0000_s1042" type="#_x0000_t202" style="position:absolute;margin-left:169.35pt;margin-top:8.35pt;width:44pt;height:28.15pt;z-index:251778048;visibility:visible;mso-wrap-style:square;mso-width-percent:0;mso-height-percent:0;mso-wrap-distance-left:9pt;mso-wrap-distance-top:3.6pt;mso-wrap-distance-right:9pt;mso-wrap-distance-bottom:3.6pt;mso-position-horizontal:absolute;mso-position-horizontal-relative:left-margin-area;mso-position-vertical:absolute;mso-position-vertical-relative:text;mso-width-percent:0;mso-height-percent:0;mso-width-relative:margin;mso-height-relative:margin;v-text-anchor:top" o:gfxdata="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" filled="f" stroked="f">
+              <v:shape w14:anchorId="554A0536" id="Cuadro de texto 208" o:spid="_x0000_s1042" type="#_x0000_t202" style="position:absolute;margin-left:169.35pt;margin-top:8.35pt;width:44pt;height:28.15pt;z-index:251778048;visibility:visible;mso-wrap-style:square;mso-width-percent:0;mso-height-percent:0;mso-wrap-distance-left:9pt;mso-wrap-distance-top:3.6pt;mso-wrap-distance-right:9pt;mso-wrap-distance-bottom:3.6pt;mso-position-horizontal:absolute;mso-position-horizontal-relative:left-margin-area;mso-position-vertical:absolute;mso-position-vertical-relative:text;mso-width-percent:0;mso-height-percent:0;mso-width-relative:margin;mso-height-relative:margin;v-text-anchor:top" o:gfxdata="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" filled="f" stroked="f">
                 <v:textbox>
                   <w:txbxContent>
                     <w:p>
@@ -4347,7 +4343,7 @@
           </mc:Choice>
           <mc:Fallback>
             <w:pict>
-              <v:shape w14:anchorId="537A860D" id="Cuadro de texto 236" o:spid="_x0000_s1043" type="#_x0000_t202" style="position:absolute;margin-left:287.2pt;margin-top:19.35pt;width:81.9pt;height:36.5pt;z-index:251808768;visibility:visible;mso-wrap-style:square;mso-width-percent:0;mso-height-percent:0;mso-wrap-distance-left:9pt;mso-wrap-distance-top:3.6pt;mso-wrap-distance-right:9pt;mso-wrap-distance-bottom:3.6pt;mso-position-horizontal:absolute;mso-position-horizontal-relative:margin;mso-position-vertical:absolute;mso-position-vertical-relative:text;mso-width-percent:0;mso-height-percent:0;mso-width-relative:margin;mso-height-relative:margin;v-text-anchor:top" o:gfxdata="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" filled="f" stroked="f">
+              <v:shape w14:anchorId="537A860D" id="Cuadro de texto 236" o:spid="_x0000_s1043" type="#_x0000_t202" style="position:absolute;margin-left:287.2pt;margin-top:19.35pt;width:81.9pt;height:36.5pt;z-index:251808768;visibility:visible;mso-wrap-style:square;mso-width-percent:0;mso-height-percent:0;mso-wrap-distance-left:9pt;mso-wrap-distance-top:3.6pt;mso-wrap-distance-right:9pt;mso-wrap-distance-bottom:3.6pt;mso-position-horizontal:absolute;mso-position-horizontal-relative:margin;mso-position-vertical:absolute;mso-position-vertical-relative:text;mso-width-percent:0;mso-height-percent:0;mso-width-relative:margin;mso-height-relative:margin;v-text-anchor:top" o:gfxdata="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" filled="f" stroked="f">
                 <v:textbox>
                   <w:txbxContent>
                     <w:p>
@@ -4504,7 +4500,7 @@
           </mc:Choice>
           <mc:Fallback>
             <w:pict>
-              <v:shape w14:anchorId="698A836B" id="Cuadro de texto 28" o:spid="_x0000_s1044" type="#_x0000_t202" style="position:absolute;margin-left:326.2pt;margin-top:2.05pt;width:59.3pt;height:28.15pt;z-index:251699200;visibility:visible;mso-wrap-style:square;mso-width-percent:0;mso-height-percent:0;mso-wrap-distance-left:9pt;mso-wrap-distance-top:3.6pt;mso-wrap-distance-right:9pt;mso-wrap-distance-bottom:3.6pt;mso-position-horizontal:absolute;mso-position-horizontal-relative:left-margin-area;mso-position-vertical:absolute;mso-position-vertical-relative:text;mso-width-percent:0;mso-height-percent:0;mso-width-relative:margin;mso-height-relative:margin;v-text-anchor:top" o:gfxdata="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" filled="f" stroked="f">
+              <v:shape w14:anchorId="698A836B" id="Cuadro de texto 28" o:spid="_x0000_s1044" type="#_x0000_t202" style="position:absolute;margin-left:326.2pt;margin-top:2.05pt;width:59.3pt;height:28.15pt;z-index:251699200;visibility:visible;mso-wrap-style:square;mso-width-percent:0;mso-height-percent:0;mso-wrap-distance-left:9pt;mso-wrap-distance-top:3.6pt;mso-wrap-distance-right:9pt;mso-wrap-distance-bottom:3.6pt;mso-position-horizontal:absolute;mso-position-horizontal-relative:left-margin-area;mso-position-vertical:absolute;mso-position-vertical-relative:text;mso-width-percent:0;mso-height-percent:0;mso-width-relative:margin;mso-height-relative:margin;v-text-anchor:top" o:gfxdata="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" filled="f" stroked="f">
                 <v:textbox>
                   <w:txbxContent>
                     <w:p>
@@ -4644,7 +4640,7 @@
               </wp:anchor>
             </w:drawing>
           </mc:Choice>
-          <mc:Fallback>
+          <mc:Fallback xmlns:w16sdtfl="http://schemas.microsoft.com/office/word/2024/wordml/sdtformatlock" xmlns:w16du="http://schemas.microsoft.com/office/word/2023/wordml/word16du" xmlns:oel="http://schemas.microsoft.com/office/2019/extlst">
             <w:pict>
               <v:shapetype w14:anchorId="58C987BC" id="_x0000_t102" coordsize="21600,21600" o:spt="102" adj="12960,19440,14400" path="ar,0@23@3@22,,0@4,0@15@23@1,0@7@2@13l@2@14@22@8@2@12wa,0@23@3@2@11@26@17,0@15@23@1@26@17@22@15xear,0@23@3,0@4@26@17nfe">
                 <v:stroke joinstyle="miter"/>
@@ -4948,7 +4944,7 @@
           </mc:Choice>
           <mc:Fallback>
             <w:pict>
-              <v:shape w14:anchorId="648A89E7" id="Cuadro de texto 32" o:spid="_x0000_s1045" type="#_x0000_t202" style="position:absolute;margin-left:425.25pt;margin-top:7.3pt;width:68.15pt;height:28.15pt;z-index:251705344;visibility:visible;mso-wrap-style:square;mso-width-percent:0;mso-height-percent:0;mso-wrap-distance-left:9pt;mso-wrap-distance-top:3.6pt;mso-wrap-distance-right:9pt;mso-wrap-distance-bottom:3.6pt;mso-position-horizontal:absolute;mso-position-horizontal-relative:left-margin-area;mso-position-vertical:absolute;mso-position-vertical-relative:text;mso-width-percent:0;mso-height-percent:0;mso-width-relative:margin;mso-height-relative:margin;v-text-anchor:top" o:gfxdata="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" filled="f" stroked="f">
+              <v:shape w14:anchorId="648A89E7" id="Cuadro de texto 32" o:spid="_x0000_s1045" type="#_x0000_t202" style="position:absolute;margin-left:425.25pt;margin-top:7.3pt;width:68.15pt;height:28.15pt;z-index:251705344;visibility:visible;mso-wrap-style:square;mso-width-percent:0;mso-height-percent:0;mso-wrap-distance-left:9pt;mso-wrap-distance-top:3.6pt;mso-wrap-distance-right:9pt;mso-wrap-distance-bottom:3.6pt;mso-position-horizontal:absolute;mso-position-horizontal-relative:left-margin-area;mso-position-vertical:absolute;mso-position-vertical-relative:text;mso-width-percent:0;mso-height-percent:0;mso-width-relative:margin;mso-height-relative:margin;v-text-anchor:top" o:gfxdata="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" filled="f" stroked="f">
                 <v:textbox>
                   <w:txbxContent>
                     <w:p>
@@ -5134,7 +5130,7 @@
               </wp:anchor>
             </w:drawing>
           </mc:Choice>
-          <mc:Fallback>
+          <mc:Fallback xmlns:w16sdtfl="http://schemas.microsoft.com/office/word/2024/wordml/sdtformatlock" xmlns:w16du="http://schemas.microsoft.com/office/word/2023/wordml/word16du" xmlns:oel="http://schemas.microsoft.com/office/2019/extlst">
             <w:pict>
               <v:group w14:anchorId="565FA844" id="Grupo 299" o:spid="_x0000_s1026" style="position:absolute;margin-left:28.25pt;margin-top:15.05pt;width:54pt;height:55.35pt;z-index:251643898" coordsize="6858,7027" o:gfxdata="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">
                 <v:oval id="Elipse 24" o:spid="_x0000_s1027" style="position:absolute;width:6858;height:7027;visibility:visible;mso-wrap-style:square;v-text-anchor:middle" o:gfxdata="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" fillcolor="#00b0f0" strokecolor="white [3212]" strokeweight="1pt">
@@ -5240,7 +5236,7 @@
           </mc:Choice>
           <mc:Fallback>
             <w:pict>
-              <v:shape w14:anchorId="0CB40B84" id="Cuadro de texto 219" o:spid="_x0000_s1046" type="#_x0000_t202" style="position:absolute;margin-left:215.85pt;margin-top:3.75pt;width:44pt;height:28.15pt;z-index:251790336;visibility:visible;mso-wrap-style:square;mso-width-percent:0;mso-height-percent:0;mso-wrap-distance-left:9pt;mso-wrap-distance-top:3.6pt;mso-wrap-distance-right:9pt;mso-wrap-distance-bottom:3.6pt;mso-position-horizontal:absolute;mso-position-horizontal-relative:left-margin-area;mso-position-vertical:absolute;mso-position-vertical-relative:text;mso-width-percent:0;mso-height-percent:0;mso-width-relative:margin;mso-height-relative:margin;v-text-anchor:top" o:gfxdata="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" filled="f" stroked="f">
+              <v:shape w14:anchorId="0CB40B84" id="Cuadro de texto 219" o:spid="_x0000_s1046" type="#_x0000_t202" style="position:absolute;margin-left:215.85pt;margin-top:3.75pt;width:44pt;height:28.15pt;z-index:251790336;visibility:visible;mso-wrap-style:square;mso-width-percent:0;mso-height-percent:0;mso-wrap-distance-left:9pt;mso-wrap-distance-top:3.6pt;mso-wrap-distance-right:9pt;mso-wrap-distance-bottom:3.6pt;mso-position-horizontal:absolute;mso-position-horizontal-relative:left-margin-area;mso-position-vertical:absolute;mso-position-vertical-relative:text;mso-width-percent:0;mso-height-percent:0;mso-width-relative:margin;mso-height-relative:margin;v-text-anchor:top" o:gfxdata="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" filled="f" stroked="f">
                 <v:textbox>
                   <w:txbxContent>
                     <w:p>
@@ -5362,7 +5358,7 @@
           </mc:Choice>
           <mc:Fallback>
             <w:pict>
-              <v:shape w14:anchorId="7B6BF18D" id="Cuadro de texto 237" o:spid="_x0000_s1047" type="#_x0000_t202" style="position:absolute;margin-left:403.05pt;margin-top:3.65pt;width:81.9pt;height:36.5pt;z-index:251810816;visibility:visible;mso-wrap-style:square;mso-width-percent:0;mso-height-percent:0;mso-wrap-distance-left:9pt;mso-wrap-distance-top:3.6pt;mso-wrap-distance-right:9pt;mso-wrap-distance-bottom:3.6pt;mso-position-horizontal:absolute;mso-position-horizontal-relative:margin;mso-position-vertical:absolute;mso-position-vertical-relative:text;mso-width-percent:0;mso-height-percent:0;mso-width-relative:margin;mso-height-relative:margin;v-text-anchor:top" o:gfxdata="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" filled="f" stroked="f">
+              <v:shape w14:anchorId="7B6BF18D" id="Cuadro de texto 237" o:spid="_x0000_s1047" type="#_x0000_t202" style="position:absolute;margin-left:403.05pt;margin-top:3.65pt;width:81.9pt;height:36.5pt;z-index:251810816;visibility:visible;mso-wrap-style:square;mso-width-percent:0;mso-height-percent:0;mso-wrap-distance-left:9pt;mso-wrap-distance-top:3.6pt;mso-wrap-distance-right:9pt;mso-wrap-distance-bottom:3.6pt;mso-position-horizontal:absolute;mso-position-horizontal-relative:margin;mso-position-vertical:absolute;mso-position-vertical-relative:text;mso-width-percent:0;mso-height-percent:0;mso-width-relative:margin;mso-height-relative:margin;v-text-anchor:top" o:gfxdata="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" filled="f" stroked="f">
                 <v:textbox>
                   <w:txbxContent>
                     <w:p>
@@ -5523,7 +5519,7 @@
           </mc:Choice>
           <mc:Fallback>
             <w:pict>
-              <v:shape w14:anchorId="6F109D9A" id="Cuadro de texto 204" o:spid="_x0000_s1048" type="#_x0000_t202" style="position:absolute;margin-left:24.1pt;margin-top:.25pt;width:60.2pt;height:36pt;z-index:251769856;visibility:visible;mso-wrap-style:square;mso-width-percent:0;mso-height-percent:0;mso-wrap-distance-left:9pt;mso-wrap-distance-top:3.6pt;mso-wrap-distance-right:9pt;mso-wrap-distance-bottom:3.6pt;mso-position-horizontal:absolute;mso-position-horizontal-relative:margin;mso-position-vertical:absolute;mso-position-vertical-relative:text;mso-width-percent:0;mso-height-percent:0;mso-width-relative:margin;mso-height-relative:margin;v-text-anchor:top" o:gfxdata="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" filled="f" stroked="f">
+              <v:shape w14:anchorId="6F109D9A" id="Cuadro de texto 204" o:spid="_x0000_s1048" type="#_x0000_t202" style="position:absolute;margin-left:24.1pt;margin-top:.25pt;width:60.2pt;height:36pt;z-index:251769856;visibility:visible;mso-wrap-style:square;mso-width-percent:0;mso-height-percent:0;mso-wrap-distance-left:9pt;mso-wrap-distance-top:3.6pt;mso-wrap-distance-right:9pt;mso-wrap-distance-bottom:3.6pt;mso-position-horizontal:absolute;mso-position-horizontal-relative:margin;mso-position-vertical:absolute;mso-position-vertical-relative:text;mso-width-percent:0;mso-height-percent:0;mso-width-relative:margin;mso-height-relative:margin;v-text-anchor:top" o:gfxdata="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" filled="f" stroked="f">
                 <v:textbox>
                   <w:txbxContent>
                     <w:p>
@@ -5769,7 +5765,7 @@
           </mc:Choice>
           <mc:Fallback>
             <w:pict>
-              <v:shape w14:anchorId="4F5B676F" id="Cuadro de texto 31" o:spid="_x0000_s1049" type="#_x0000_t202" style="position:absolute;margin-left:323.2pt;margin-top:13.1pt;width:51.8pt;height:28.15pt;z-index:251703296;visibility:visible;mso-wrap-style:square;mso-width-percent:0;mso-height-percent:0;mso-wrap-distance-left:9pt;mso-wrap-distance-top:3.6pt;mso-wrap-distance-right:9pt;mso-wrap-distance-bottom:3.6pt;mso-position-horizontal:absolute;mso-position-horizontal-relative:left-margin-area;mso-position-vertical:absolute;mso-position-vertical-relative:text;mso-width-percent:0;mso-height-percent:0;mso-width-relative:margin;mso-height-relative:margin;v-text-anchor:top" o:gfxdata="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" filled="f" stroked="f">
+              <v:shape w14:anchorId="4F5B676F" id="Cuadro de texto 31" o:spid="_x0000_s1049" type="#_x0000_t202" style="position:absolute;margin-left:323.2pt;margin-top:13.1pt;width:51.8pt;height:28.15pt;z-index:251703296;visibility:visible;mso-wrap-style:square;mso-width-percent:0;mso-height-percent:0;mso-wrap-distance-left:9pt;mso-wrap-distance-top:3.6pt;mso-wrap-distance-right:9pt;mso-wrap-distance-bottom:3.6pt;mso-position-horizontal:absolute;mso-position-horizontal-relative:left-margin-area;mso-position-vertical:absolute;mso-position-vertical-relative:text;mso-width-percent:0;mso-height-percent:0;mso-width-relative:margin;mso-height-relative:margin;v-text-anchor:top" o:gfxdata="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" filled="f" stroked="f">
                 <v:textbox>
                   <w:txbxContent>
                     <w:p>
@@ -5922,7 +5918,7 @@
           </mc:Choice>
           <mc:Fallback>
             <w:pict>
-              <v:shape w14:anchorId="7A10F021" id="Cuadro de texto 238" o:spid="_x0000_s1050" type="#_x0000_t202" style="position:absolute;margin-left:288.15pt;margin-top:9.65pt;width:81.9pt;height:36.5pt;z-index:251812864;visibility:visible;mso-wrap-style:square;mso-width-percent:0;mso-height-percent:0;mso-wrap-distance-left:9pt;mso-wrap-distance-top:3.6pt;mso-wrap-distance-right:9pt;mso-wrap-distance-bottom:3.6pt;mso-position-horizontal:absolute;mso-position-horizontal-relative:margin;mso-position-vertical:absolute;mso-position-vertical-relative:text;mso-width-percent:0;mso-height-percent:0;mso-width-relative:margin;mso-height-relative:margin;v-text-anchor:top" o:gfxdata="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" filled="f" stroked="f">
+              <v:shape w14:anchorId="7A10F021" id="Cuadro de texto 238" o:spid="_x0000_s1050" type="#_x0000_t202" style="position:absolute;margin-left:288.15pt;margin-top:9.65pt;width:81.9pt;height:36.5pt;z-index:251812864;visibility:visible;mso-wrap-style:square;mso-width-percent:0;mso-height-percent:0;mso-wrap-distance-left:9pt;mso-wrap-distance-top:3.6pt;mso-wrap-distance-right:9pt;mso-wrap-distance-bottom:3.6pt;mso-position-horizontal:absolute;mso-position-horizontal-relative:margin;mso-position-vertical:absolute;mso-position-vertical-relative:text;mso-width-percent:0;mso-height-percent:0;mso-width-relative:margin;mso-height-relative:margin;v-text-anchor:top" o:gfxdata="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" filled="f" stroked="f">
                 <v:textbox>
                   <w:txbxContent>
                     <w:p>
@@ -6102,7 +6098,7 @@
           </mc:Choice>
           <mc:Fallback>
             <w:pict>
-              <v:shape w14:anchorId="0224E29A" id="Cuadro de texto 210" o:spid="_x0000_s1051" type="#_x0000_t202" style="position:absolute;margin-left:204.35pt;margin-top:16.45pt;width:44pt;height:28.15pt;z-index:251782144;visibility:visible;mso-wrap-style:square;mso-width-percent:0;mso-height-percent:0;mso-wrap-distance-left:9pt;mso-wrap-distance-top:3.6pt;mso-wrap-distance-right:9pt;mso-wrap-distance-bottom:3.6pt;mso-position-horizontal:absolute;mso-position-horizontal-relative:left-margin-area;mso-position-vertical:absolute;mso-position-vertical-relative:text;mso-width-percent:0;mso-height-percent:0;mso-width-relative:margin;mso-height-relative:margin;v-text-anchor:top" o:gfxdata="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" filled="f" stroked="f">
+              <v:shape w14:anchorId="0224E29A" id="Cuadro de texto 210" o:spid="_x0000_s1051" type="#_x0000_t202" style="position:absolute;margin-left:204.35pt;margin-top:16.45pt;width:44pt;height:28.15pt;z-index:251782144;visibility:visible;mso-wrap-style:square;mso-width-percent:0;mso-height-percent:0;mso-wrap-distance-left:9pt;mso-wrap-distance-top:3.6pt;mso-wrap-distance-right:9pt;mso-wrap-distance-bottom:3.6pt;mso-position-horizontal:absolute;mso-position-horizontal-relative:left-margin-area;mso-position-vertical:absolute;mso-position-vertical-relative:text;mso-width-percent:0;mso-height-percent:0;mso-width-relative:margin;mso-height-relative:margin;v-text-anchor:top" o:gfxdata="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" filled="f" stroked="f">
                 <v:textbox>
                   <w:txbxContent>
                     <w:p>
@@ -6277,7 +6273,7 @@
           </mc:Choice>
           <mc:Fallback>
             <w:pict>
-              <v:shape w14:anchorId="20002AA3" id="Cuadro de texto 239" o:spid="_x0000_s1052" type="#_x0000_t202" style="position:absolute;margin-left:402.75pt;margin-top:37pt;width:81.9pt;height:36.5pt;z-index:251814912;visibility:visible;mso-wrap-style:square;mso-width-percent:0;mso-height-percent:0;mso-wrap-distance-left:9pt;mso-wrap-distance-top:3.6pt;mso-wrap-distance-right:9pt;mso-wrap-distance-bottom:3.6pt;mso-position-horizontal:absolute;mso-position-horizontal-relative:margin;mso-position-vertical:absolute;mso-position-vertical-relative:text;mso-width-percent:0;mso-height-percent:0;mso-width-relative:margin;mso-height-relative:margin;v-text-anchor:top" o:gfxdata="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" filled="f" stroked="f">
+              <v:shape w14:anchorId="20002AA3" id="Cuadro de texto 239" o:spid="_x0000_s1052" type="#_x0000_t202" style="position:absolute;margin-left:402.75pt;margin-top:37pt;width:81.9pt;height:36.5pt;z-index:251814912;visibility:visible;mso-wrap-style:square;mso-width-percent:0;mso-height-percent:0;mso-wrap-distance-left:9pt;mso-wrap-distance-top:3.6pt;mso-wrap-distance-right:9pt;mso-wrap-distance-bottom:3.6pt;mso-position-horizontal:absolute;mso-position-horizontal-relative:margin;mso-position-vertical:absolute;mso-position-vertical-relative:text;mso-width-percent:0;mso-height-percent:0;mso-width-relative:margin;mso-height-relative:margin;v-text-anchor:top" o:gfxdata="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" filled="f" stroked="f">
                 <v:textbox>
                   <w:txbxContent>
                     <w:p>
@@ -6432,7 +6428,7 @@
           </mc:Choice>
           <mc:Fallback>
             <w:pict>
-              <v:shape w14:anchorId="4C031A1A" id="Cuadro de texto 30" o:spid="_x0000_s1053" type="#_x0000_t202" style="position:absolute;margin-left:434.1pt;margin-top:19.35pt;width:50pt;height:28.15pt;z-index:251701248;visibility:visible;mso-wrap-style:square;mso-width-percent:0;mso-height-percent:0;mso-wrap-distance-left:9pt;mso-wrap-distance-top:3.6pt;mso-wrap-distance-right:9pt;mso-wrap-distance-bottom:3.6pt;mso-position-horizontal:absolute;mso-position-horizontal-relative:left-margin-area;mso-position-vertical:absolute;mso-position-vertical-relative:text;mso-width-percent:0;mso-height-percent:0;mso-width-relative:margin;mso-height-relative:margin;v-text-anchor:top" o:gfxdata="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" filled="f" stroked="f">
+              <v:shape w14:anchorId="4C031A1A" id="Cuadro de texto 30" o:spid="_x0000_s1053" type="#_x0000_t202" style="position:absolute;margin-left:434.1pt;margin-top:19.35pt;width:50pt;height:28.15pt;z-index:251701248;visibility:visible;mso-wrap-style:square;mso-width-percent:0;mso-height-percent:0;mso-wrap-distance-left:9pt;mso-wrap-distance-top:3.6pt;mso-wrap-distance-right:9pt;mso-wrap-distance-bottom:3.6pt;mso-position-horizontal:absolute;mso-position-horizontal-relative:left-margin-area;mso-position-vertical:absolute;mso-position-vertical-relative:text;mso-width-percent:0;mso-height-percent:0;mso-width-relative:margin;mso-height-relative:margin;v-text-anchor:top" o:gfxdata="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" filled="f" stroked="f">
                 <v:textbox>
                   <w:txbxContent>
                     <w:p>
@@ -6644,7 +6640,7 @@
           </mc:Choice>
           <mc:Fallback>
             <w:pict>
-              <v:shape w14:anchorId="69E9C629" id="Cuadro de texto 212" o:spid="_x0000_s1054" type="#_x0000_t202" style="position:absolute;margin-left:-22.05pt;margin-top:6.85pt;width:44pt;height:28.15pt;z-index:251786240;visibility:visible;mso-wrap-style:square;mso-width-percent:0;mso-height-percent:0;mso-wrap-distance-left:9pt;mso-wrap-distance-top:3.6pt;mso-wrap-distance-right:9pt;mso-wrap-distance-bottom:3.6pt;mso-position-horizontal:absolute;mso-position-horizontal-relative:margin;mso-position-vertical:absolute;mso-position-vertical-relative:text;mso-width-percent:0;mso-height-percent:0;mso-width-relative:margin;mso-height-relative:margin;v-text-anchor:top" o:gfxdata="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" filled="f" stroked="f">
+              <v:shape w14:anchorId="69E9C629" id="Cuadro de texto 212" o:spid="_x0000_s1054" type="#_x0000_t202" style="position:absolute;margin-left:-22.05pt;margin-top:6.85pt;width:44pt;height:28.15pt;z-index:251786240;visibility:visible;mso-wrap-style:square;mso-width-percent:0;mso-height-percent:0;mso-wrap-distance-left:9pt;mso-wrap-distance-top:3.6pt;mso-wrap-distance-right:9pt;mso-wrap-distance-bottom:3.6pt;mso-position-horizontal:absolute;mso-position-horizontal-relative:margin;mso-position-vertical:absolute;mso-position-vertical-relative:text;mso-width-percent:0;mso-height-percent:0;mso-width-relative:margin;mso-height-relative:margin;v-text-anchor:top" o:gfxdata="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" filled="f" stroked="f">
                 <v:textbox>
                   <w:txbxContent>
                     <w:p>
@@ -6767,7 +6763,7 @@
           </mc:Choice>
           <mc:Fallback>
             <w:pict>
-              <v:shape w14:anchorId="414922BF" id="Cuadro de texto 211" o:spid="_x0000_s1055" type="#_x0000_t202" style="position:absolute;margin-left:140.9pt;margin-top:18.15pt;width:44pt;height:28.15pt;z-index:251784192;visibility:visible;mso-wrap-style:square;mso-width-percent:0;mso-height-percent:0;mso-wrap-distance-left:9pt;mso-wrap-distance-top:3.6pt;mso-wrap-distance-right:9pt;mso-wrap-distance-bottom:3.6pt;mso-position-horizontal:absolute;mso-position-horizontal-relative:left-margin-area;mso-position-vertical:absolute;mso-position-vertical-relative:text;mso-width-percent:0;mso-height-percent:0;mso-width-relative:margin;mso-height-relative:margin;v-text-anchor:top" o:gfxdata="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" filled="f" stroked="f">
+              <v:shape w14:anchorId="414922BF" id="Cuadro de texto 211" o:spid="_x0000_s1055" type="#_x0000_t202" style="position:absolute;margin-left:140.9pt;margin-top:18.15pt;width:44pt;height:28.15pt;z-index:251784192;visibility:visible;mso-wrap-style:square;mso-width-percent:0;mso-height-percent:0;mso-wrap-distance-left:9pt;mso-wrap-distance-top:3.6pt;mso-wrap-distance-right:9pt;mso-wrap-distance-bottom:3.6pt;mso-position-horizontal:absolute;mso-position-horizontal-relative:left-margin-area;mso-position-vertical:absolute;mso-position-vertical-relative:text;mso-width-percent:0;mso-height-percent:0;mso-width-relative:margin;mso-height-relative:margin;v-text-anchor:top" o:gfxdata="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" filled="f" stroked="f">
                 <v:textbox>
                   <w:txbxContent>
                     <w:p>
@@ -7095,7 +7091,7 @@
               </wp:anchor>
             </w:drawing>
           </mc:Choice>
-          <mc:Fallback>
+          <mc:Fallback xmlns:w16sdtfl="http://schemas.microsoft.com/office/word/2024/wordml/sdtformatlock" xmlns:w16du="http://schemas.microsoft.com/office/word/2023/wordml/word16du" xmlns:oel="http://schemas.microsoft.com/office/2019/extlst">
             <w:pict>
               <v:group w14:anchorId="039E6E95" id="Grupo 235" o:spid="_x0000_s1026" style="position:absolute;margin-left:-49pt;margin-top:25.8pt;width:255.65pt;height:30.55pt;z-index:251801087" coordsize="32465,3879" o:gfxdata="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">
                 <v:group id="Grupo 226" o:spid="_x0000_s1027" style="position:absolute;width:23691;height:3879" coordsize="23693,3881" o:gfxdata="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">
@@ -7190,7 +7186,7 @@
           </mc:Choice>
           <mc:Fallback>
             <w:pict>
-              <v:shape w14:anchorId="4D560AFE" id="_x0000_s1056" type="#_x0000_t202" style="position:absolute;margin-left:26.9pt;margin-top:18.9pt;width:32.3pt;height:24.15pt;z-index:251804672;visibility:visible;mso-wrap-style:square;mso-width-percent:0;mso-wrap-distance-left:9pt;mso-wrap-distance-top:0;mso-wrap-distance-right:9pt;mso-wrap-distance-bottom:0;mso-position-horizontal:absolute;mso-position-horizontal-relative:left-margin-area;mso-position-vertical:absolute;mso-position-vertical-relative:text;mso-width-percent:0;mso-width-relative:margin;v-text-anchor:top" o:gfxdata="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" filled="f" stroked="f">
+              <v:shape w14:anchorId="4D560AFE" id="_x0000_s1056" type="#_x0000_t202" style="position:absolute;margin-left:26.9pt;margin-top:18.9pt;width:32.3pt;height:24.15pt;z-index:251804672;visibility:visible;mso-wrap-style:square;mso-width-percent:0;mso-wrap-distance-left:9pt;mso-wrap-distance-top:0;mso-wrap-distance-right:9pt;mso-wrap-distance-bottom:0;mso-position-horizontal:absolute;mso-position-horizontal-relative:left-margin-area;mso-position-vertical:absolute;mso-position-vertical-relative:text;mso-width-percent:0;mso-width-relative:margin;v-text-anchor:top" o:gfxdata="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" filled="f" stroked="f">
                 <v:textbox style="mso-fit-shape-to-text:t">
                   <w:txbxContent>
                     <w:p>
@@ -7299,7 +7295,7 @@
               </wp:anchor>
             </w:drawing>
           </mc:Choice>
-          <mc:Fallback>
+          <mc:Fallback xmlns:w16sdtfl="http://schemas.microsoft.com/office/word/2024/wordml/sdtformatlock" xmlns:w16du="http://schemas.microsoft.com/office/word/2023/wordml/word16du" xmlns:oel="http://schemas.microsoft.com/office/2019/extlst">
             <w:pict>
               <v:oval w14:anchorId="118A6355" id="Elipse 230" o:spid="_x0000_s1026" style="position:absolute;margin-left:-62.75pt;margin-top:19.5pt;width:41.1pt;height:40.9pt;z-index:251803648;visibility:visible;mso-wrap-style:square;mso-width-percent:0;mso-height-percent:0;mso-wrap-distance-left:9pt;mso-wrap-distance-top:0;mso-wrap-distance-right:9pt;mso-wrap-distance-bottom:0;mso-position-horizontal:absolute;mso-position-horizontal-relative:margin;mso-position-vertical:absolute;mso-position-vertical-relative:text;mso-width-percent:0;mso-height-percent:0;mso-width-relative:margin;mso-height-relative:margin;v-text-anchor:middle" o:gfxdata="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" fillcolor="#a3389e" strokecolor="white [3212]" strokeweight="1pt">
                 <v:stroke joinstyle="miter"/>
@@ -7386,7 +7382,7 @@
               </wp:anchor>
             </w:drawing>
           </mc:Choice>
-          <mc:Fallback>
+          <mc:Fallback xmlns:w16sdtfl="http://schemas.microsoft.com/office/word/2024/wordml/sdtformatlock" xmlns:w16du="http://schemas.microsoft.com/office/word/2023/wordml/word16du" xmlns:oel="http://schemas.microsoft.com/office/2019/extlst">
             <w:pict>
               <v:roundrect w14:anchorId="4F6D50AA" id="Rectángulo redondeado 262" o:spid="_x0000_s1026" style="position:absolute;margin-left:-62.9pt;margin-top:17.4pt;width:556.6pt;height:183.65pt;z-index:-251671557;visibility:visible;mso-wrap-style:square;mso-width-percent:0;mso-height-percent:0;mso-wrap-distance-left:9pt;mso-wrap-distance-top:0;mso-wrap-distance-right:9pt;mso-wrap-distance-bottom:0;mso-position-horizontal:absolute;mso-position-horizontal-relative:margin;mso-position-vertical:absolute;mso-position-vertical-relative:text;mso-width-percent:0;mso-height-percent:0;mso-width-relative:margin;mso-height-relative:margin;v-text-anchor:middle" arcsize="10923f" o:gfxdata="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" fillcolor="white [3212]" strokecolor="#a3389e" strokeweight="1pt">
                 <v:stroke joinstyle="miter"/>
@@ -7578,7 +7574,7 @@
               </wp:anchor>
             </w:drawing>
           </mc:Choice>
-          <mc:Fallback>
+          <mc:Fallback xmlns:w16sdtfl="http://schemas.microsoft.com/office/word/2024/wordml/sdtformatlock" xmlns:w16du="http://schemas.microsoft.com/office/word/2023/wordml/word16du" xmlns:oel="http://schemas.microsoft.com/office/2019/extlst">
             <w:pict>
               <v:group w14:anchorId="40A761D1" id="Grupo 217" o:spid="_x0000_s1026" style="position:absolute;margin-left:233.3pt;margin-top:3.35pt;width:186.5pt;height:30.55pt;z-index:251898880;mso-position-horizontal-relative:margin;mso-width-relative:margin" coordsize="23691,3879" o:gfxdata="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">
                 <v:group id="Grupo 256" o:spid="_x0000_s1027" style="position:absolute;width:23691;height:3879" coordsize="23693,3881" o:gfxdata="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">
@@ -7830,7 +7826,7 @@
               </wp:anchor>
             </w:drawing>
           </mc:Choice>
-          <mc:Fallback>
+          <mc:Fallback xmlns:w16sdtfl="http://schemas.microsoft.com/office/word/2024/wordml/sdtformatlock" xmlns:w16du="http://schemas.microsoft.com/office/word/2023/wordml/word16du" xmlns:oel="http://schemas.microsoft.com/office/2019/extlst">
             <w:pict>
               <v:group w14:anchorId="3DF04472" id="Grupo 254" o:spid="_x0000_s1026" style="position:absolute;margin-left:162.95pt;margin-top:3.35pt;width:255.6pt;height:30.55pt;z-index:251896832;mso-position-horizontal-relative:margin" coordsize="32465,3879" o:gfxdata="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">
                 <v:group id="Grupo 255" o:spid="_x0000_s1027" style="position:absolute;width:23691;height:3879" coordsize="23693,3881" o:gfxdata="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">
@@ -7919,7 +7915,7 @@
           </mc:Choice>
           <mc:Fallback>
             <w:pict>
-              <v:shape w14:anchorId="0A15EF39" id="_x0000_s1057" type="#_x0000_t202" style="position:absolute;margin-left:-25.25pt;margin-top:6.3pt;width:223.45pt;height:24.15pt;z-index:251905024;visibility:visible;mso-wrap-style:square;mso-width-percent:0;mso-wrap-distance-left:9pt;mso-wrap-distance-top:0;mso-wrap-distance-right:9pt;mso-wrap-distance-bottom:0;mso-position-horizontal:absolute;mso-position-horizontal-relative:margin;mso-position-vertical:absolute;mso-position-vertical-relative:text;mso-width-percent:0;mso-width-relative:margin;v-text-anchor:top" o:gfxdata="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" filled="f" stroked="f">
+              <v:shape w14:anchorId="0A15EF39" id="_x0000_s1057" type="#_x0000_t202" style="position:absolute;margin-left:-25.25pt;margin-top:6.3pt;width:223.45pt;height:24.15pt;z-index:251905024;visibility:visible;mso-wrap-style:square;mso-width-percent:0;mso-wrap-distance-left:9pt;mso-wrap-distance-top:0;mso-wrap-distance-right:9pt;mso-wrap-distance-bottom:0;mso-position-horizontal:absolute;mso-position-horizontal-relative:margin;mso-position-vertical:absolute;mso-position-vertical-relative:text;mso-width-percent:0;mso-width-relative:margin;v-text-anchor:top" o:gfxdata="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" filled="f" stroked="f">
                 <v:textbox style="mso-fit-shape-to-text:t">
                   <w:txbxContent>
                     <w:p>
@@ -8099,7 +8095,7 @@
           </mc:Choice>
           <mc:Fallback>
             <w:pict>
-              <v:shape w14:anchorId="0535F331" id="_x0000_s1058" type="#_x0000_t202" style="position:absolute;margin-left:333.75pt;margin-top:9.8pt;width:126.95pt;height:35.5pt;z-index:251851776;visibility:visible;mso-wrap-style:square;mso-width-percent:0;mso-height-percent:0;mso-wrap-distance-left:9pt;mso-wrap-distance-top:3.6pt;mso-wrap-distance-right:9pt;mso-wrap-distance-bottom:3.6pt;mso-position-horizontal:absolute;mso-position-horizontal-relative:text;mso-position-vertical:absolute;mso-position-vertical-relative:text;mso-width-percent:0;mso-height-percent:0;mso-width-relative:margin;mso-height-relative:margin;v-text-anchor:top" o:gfxdata="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" filled="f" stroked="f">
+              <v:shape w14:anchorId="0535F331" id="_x0000_s1058" type="#_x0000_t202" style="position:absolute;margin-left:333.75pt;margin-top:9.8pt;width:126.95pt;height:35.5pt;z-index:251851776;visibility:visible;mso-wrap-style:square;mso-width-percent:0;mso-height-percent:0;mso-wrap-distance-left:9pt;mso-wrap-distance-top:3.6pt;mso-wrap-distance-right:9pt;mso-wrap-distance-bottom:3.6pt;mso-position-horizontal:absolute;mso-position-horizontal-relative:text;mso-position-vertical:absolute;mso-position-vertical-relative:text;mso-width-percent:0;mso-height-percent:0;mso-width-relative:margin;mso-height-relative:margin;v-text-anchor:top" o:gfxdata="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" filled="f" stroked="f">
                 <v:textbox>
                   <w:txbxContent>
                     <w:p>
@@ -8261,7 +8257,7 @@
           </mc:Choice>
           <mc:Fallback>
             <w:pict>
-              <v:shape w14:anchorId="24CCB392" id="Cuadro de texto 44" o:spid="_x0000_s1059" type="#_x0000_t202" style="position:absolute;margin-left:259.35pt;margin-top:12.8pt;width:78.6pt;height:28.15pt;z-index:251876352;visibility:visible;mso-wrap-style:square;mso-width-percent:0;mso-height-percent:0;mso-wrap-distance-left:9pt;mso-wrap-distance-top:3.6pt;mso-wrap-distance-right:9pt;mso-wrap-distance-bottom:3.6pt;mso-position-horizontal:absolute;mso-position-horizontal-relative:margin;mso-position-vertical:absolute;mso-position-vertical-relative:text;mso-width-percent:0;mso-height-percent:0;mso-width-relative:margin;mso-height-relative:margin;v-text-anchor:top" o:gfxdata="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" filled="f" stroked="f">
+              <v:shape w14:anchorId="24CCB392" id="Cuadro de texto 44" o:spid="_x0000_s1059" type="#_x0000_t202" style="position:absolute;margin-left:259.35pt;margin-top:12.8pt;width:78.6pt;height:28.15pt;z-index:251876352;visibility:visible;mso-wrap-style:square;mso-width-percent:0;mso-height-percent:0;mso-wrap-distance-left:9pt;mso-wrap-distance-top:3.6pt;mso-wrap-distance-right:9pt;mso-wrap-distance-bottom:3.6pt;mso-position-horizontal:absolute;mso-position-horizontal-relative:margin;mso-position-vertical:absolute;mso-position-vertical-relative:text;mso-width-percent:0;mso-height-percent:0;mso-width-relative:margin;mso-height-relative:margin;v-text-anchor:top" o:gfxdata="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" filled="f" stroked="f">
                 <v:textbox>
                   <w:txbxContent>
                     <w:p>
@@ -8470,7 +8466,7 @@
           </mc:Choice>
           <mc:Fallback>
             <w:pict>
-              <v:shape w14:anchorId="325A4C90" id="Cuadro de texto 250" o:spid="_x0000_s1060" type="#_x0000_t202" style="position:absolute;margin-left:174.6pt;margin-top:16.55pt;width:64.85pt;height:28.15pt;z-index:251855872;visibility:visible;mso-wrap-style:square;mso-width-percent:0;mso-height-percent:0;mso-wrap-distance-left:9pt;mso-wrap-distance-top:3.6pt;mso-wrap-distance-right:9pt;mso-wrap-distance-bottom:3.6pt;mso-position-horizontal:absolute;mso-position-horizontal-relative:left-margin-area;mso-position-vertical:absolute;mso-position-vertical-relative:text;mso-width-percent:0;mso-height-percent:0;mso-width-relative:margin;mso-height-relative:margin;v-text-anchor:top" o:gfxdata="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" filled="f" stroked="f">
+              <v:shape w14:anchorId="325A4C90" id="Cuadro de texto 250" o:spid="_x0000_s1060" type="#_x0000_t202" style="position:absolute;margin-left:174.6pt;margin-top:16.55pt;width:64.85pt;height:28.15pt;z-index:251855872;visibility:visible;mso-wrap-style:square;mso-width-percent:0;mso-height-percent:0;mso-wrap-distance-left:9pt;mso-wrap-distance-top:3.6pt;mso-wrap-distance-right:9pt;mso-wrap-distance-bottom:3.6pt;mso-position-horizontal:absolute;mso-position-horizontal-relative:left-margin-area;mso-position-vertical:absolute;mso-position-vertical-relative:text;mso-width-percent:0;mso-height-percent:0;mso-width-relative:margin;mso-height-relative:margin;v-text-anchor:top" o:gfxdata="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" filled="f" stroked="f">
                 <v:textbox>
                   <w:txbxContent>
                     <w:p>
@@ -8654,7 +8650,7 @@
           </mc:Choice>
           <mc:Fallback>
             <w:pict>
-              <v:shape w14:anchorId="4B8898E4" id="_x0000_s1061" type="#_x0000_t202" style="position:absolute;margin-left:-18.85pt;margin-top:11.25pt;width:94.5pt;height:35.5pt;z-index:251840512;visibility:visible;mso-wrap-style:square;mso-width-percent:0;mso-height-percent:0;mso-wrap-distance-left:9pt;mso-wrap-distance-top:3.6pt;mso-wrap-distance-right:9pt;mso-wrap-distance-bottom:3.6pt;mso-position-horizontal:absolute;mso-position-horizontal-relative:margin;mso-position-vertical:absolute;mso-position-vertical-relative:text;mso-width-percent:0;mso-height-percent:0;mso-width-relative:margin;mso-height-relative:margin;v-text-anchor:top" o:gfxdata="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" filled="f" stroked="f">
+              <v:shape w14:anchorId="4B8898E4" id="_x0000_s1061" type="#_x0000_t202" style="position:absolute;margin-left:-18.85pt;margin-top:11.25pt;width:94.5pt;height:35.5pt;z-index:251840512;visibility:visible;mso-wrap-style:square;mso-width-percent:0;mso-height-percent:0;mso-wrap-distance-left:9pt;mso-wrap-distance-top:3.6pt;mso-wrap-distance-right:9pt;mso-wrap-distance-bottom:3.6pt;mso-position-horizontal:absolute;mso-position-horizontal-relative:margin;mso-position-vertical:absolute;mso-position-vertical-relative:text;mso-width-percent:0;mso-height-percent:0;mso-width-relative:margin;mso-height-relative:margin;v-text-anchor:top" o:gfxdata="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" filled="f" stroked="f">
                 <v:textbox>
                   <w:txbxContent>
                     <w:p>
@@ -8778,7 +8774,7 @@
               </wp:anchor>
             </w:drawing>
           </mc:Choice>
-          <mc:Fallback>
+          <mc:Fallback xmlns:w16sdtfl="http://schemas.microsoft.com/office/word/2024/wordml/sdtformatlock" xmlns:w16du="http://schemas.microsoft.com/office/word/2023/wordml/word16du" xmlns:oel="http://schemas.microsoft.com/office/2019/extlst">
             <w:pict>
               <v:roundrect w14:anchorId="6C396695" id="Rectángulo redondeado 1" o:spid="_x0000_s1026" style="position:absolute;margin-left:-36.05pt;margin-top:11.05pt;width:173.95pt;height:34.3pt;z-index:-251486208;visibility:visible;mso-wrap-style:square;mso-width-percent:0;mso-height-percent:0;mso-wrap-distance-left:9pt;mso-wrap-distance-top:0;mso-wrap-distance-right:9pt;mso-wrap-distance-bottom:0;mso-position-horizontal:absolute;mso-position-horizontal-relative:margin;mso-position-vertical:absolute;mso-position-vertical-relative:text;mso-width-percent:0;mso-height-percent:0;mso-width-relative:margin;mso-height-relative:margin;v-text-anchor:middle" arcsize="10923f" o:gfxdata="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" fillcolor="white [3212]" strokecolor="#a3389e" strokeweight="1pt">
                 <v:stroke joinstyle="miter"/>
@@ -8863,7 +8859,7 @@
               </wp:anchor>
             </w:drawing>
           </mc:Choice>
-          <mc:Fallback>
+          <mc:Fallback xmlns:w16sdtfl="http://schemas.microsoft.com/office/word/2024/wordml/sdtformatlock" xmlns:w16du="http://schemas.microsoft.com/office/word/2023/wordml/word16du" xmlns:oel="http://schemas.microsoft.com/office/2019/extlst">
             <w:pict>
               <v:roundrect w14:anchorId="1722DDCC" id="Rectángulo redondeado 247" o:spid="_x0000_s1026" style="position:absolute;margin-left:285pt;margin-top:10.8pt;width:197.95pt;height:34.35pt;z-index:-251488256;visibility:visible;mso-wrap-style:square;mso-width-percent:0;mso-height-percent:0;mso-wrap-distance-left:9pt;mso-wrap-distance-top:0;mso-wrap-distance-right:9pt;mso-wrap-distance-bottom:0;mso-position-horizontal:absolute;mso-position-horizontal-relative:margin;mso-position-vertical:absolute;mso-position-vertical-relative:text;mso-width-percent:0;mso-height-percent:0;mso-width-relative:margin;mso-height-relative:margin;v-text-anchor:middle" arcsize="10923f" o:gfxdata="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" fillcolor="white [3212]" strokecolor="#a3389e" strokeweight="1pt">
                 <v:stroke joinstyle="miter"/>
@@ -9010,7 +9006,7 @@
               </wp:anchor>
             </w:drawing>
           </mc:Choice>
-          <mc:Fallback>
+          <mc:Fallback xmlns:w16sdtfl="http://schemas.microsoft.com/office/word/2024/wordml/sdtformatlock" xmlns:w16du="http://schemas.microsoft.com/office/word/2023/wordml/word16du" xmlns:oel="http://schemas.microsoft.com/office/2019/extlst">
             <w:pict>
               <v:shapetype w14:anchorId="1ADEC3AD" id="_x0000_t104" coordsize="21600,21600" o:spt="104" adj="12960,19440,7200" path="ar0@22@3@21,,0@4@21@14@22@1@21@7@21@12@2l@13@2@8,0@11@2wa0@22@3@21@10@2@16@24@14@22@1@21@16@24@14,xewr@14@22@1@21@7@21@16@24nfe">
                 <v:stroke joinstyle="miter"/>
@@ -9269,7 +9265,7 @@
           </mc:Choice>
           <mc:Fallback>
             <w:pict>
-              <v:shape w14:anchorId="685F8237" id="Cuadro de texto 41" o:spid="_x0000_s1062" type="#_x0000_t202" style="position:absolute;margin-left:354.05pt;margin-top:12.65pt;width:59.75pt;height:28.15pt;z-index:251874304;visibility:visible;mso-wrap-style:square;mso-width-percent:0;mso-height-percent:0;mso-wrap-distance-left:9pt;mso-wrap-distance-top:3.6pt;mso-wrap-distance-right:9pt;mso-wrap-distance-bottom:3.6pt;mso-position-horizontal:absolute;mso-position-horizontal-relative:left-margin-area;mso-position-vertical:absolute;mso-position-vertical-relative:text;mso-width-percent:0;mso-height-percent:0;mso-width-relative:margin;mso-height-relative:margin;v-text-anchor:top" o:gfxdata="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" filled="f" stroked="f">
+              <v:shape w14:anchorId="685F8237" id="Cuadro de texto 41" o:spid="_x0000_s1062" type="#_x0000_t202" style="position:absolute;margin-left:354.05pt;margin-top:12.65pt;width:59.75pt;height:28.15pt;z-index:251874304;visibility:visible;mso-wrap-style:square;mso-width-percent:0;mso-height-percent:0;mso-wrap-distance-left:9pt;mso-wrap-distance-top:3.6pt;mso-wrap-distance-right:9pt;mso-wrap-distance-bottom:3.6pt;mso-position-horizontal:absolute;mso-position-horizontal-relative:left-margin-area;mso-position-vertical:absolute;mso-position-vertical-relative:text;mso-width-percent:0;mso-height-percent:0;mso-width-relative:margin;mso-height-relative:margin;v-text-anchor:top" o:gfxdata="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" filled="f" stroked="f">
                 <v:textbox>
                   <w:txbxContent>
                     <w:p>
@@ -9478,7 +9474,7 @@
           </mc:Choice>
           <mc:Fallback>
             <w:pict>
-              <v:shape w14:anchorId="14698A04" id="Cuadro de texto 36" o:spid="_x0000_s1063" type="#_x0000_t202" style="position:absolute;margin-left:179.4pt;margin-top:12.8pt;width:52.4pt;height:28.15pt;z-index:251868160;visibility:visible;mso-wrap-style:square;mso-width-percent:0;mso-height-percent:0;mso-wrap-distance-left:9pt;mso-wrap-distance-top:3.6pt;mso-wrap-distance-right:9pt;mso-wrap-distance-bottom:3.6pt;mso-position-horizontal:absolute;mso-position-horizontal-relative:left-margin-area;mso-position-vertical:absolute;mso-position-vertical-relative:text;mso-width-percent:0;mso-height-percent:0;mso-width-relative:margin;mso-height-relative:margin;v-text-anchor:top" o:gfxdata="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" filled="f" stroked="f">
+              <v:shape w14:anchorId="14698A04" id="Cuadro de texto 36" o:spid="_x0000_s1063" type="#_x0000_t202" style="position:absolute;margin-left:179.4pt;margin-top:12.8pt;width:52.4pt;height:28.15pt;z-index:251868160;visibility:visible;mso-wrap-style:square;mso-width-percent:0;mso-height-percent:0;mso-wrap-distance-left:9pt;mso-wrap-distance-top:3.6pt;mso-wrap-distance-right:9pt;mso-wrap-distance-bottom:3.6pt;mso-position-horizontal:absolute;mso-position-horizontal-relative:left-margin-area;mso-position-vertical:absolute;mso-position-vertical-relative:text;mso-width-percent:0;mso-height-percent:0;mso-width-relative:margin;mso-height-relative:margin;v-text-anchor:top" o:gfxdata="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" filled="f" stroked="f">
                 <v:textbox>
                   <w:txbxContent>
                     <w:p>
@@ -9662,7 +9658,7 @@
           </mc:Choice>
           <mc:Fallback>
             <w:pict>
-              <v:shape w14:anchorId="77722F0F" id="_x0000_s1064" type="#_x0000_t202" style="position:absolute;margin-left:-19.4pt;margin-top:10.05pt;width:93.4pt;height:35.5pt;z-index:251843584;visibility:visible;mso-wrap-style:square;mso-width-percent:0;mso-height-percent:0;mso-wrap-distance-left:9pt;mso-wrap-distance-top:3.6pt;mso-wrap-distance-right:9pt;mso-wrap-distance-bottom:3.6pt;mso-position-horizontal:absolute;mso-position-horizontal-relative:margin;mso-position-vertical:absolute;mso-position-vertical-relative:text;mso-width-percent:0;mso-height-percent:0;mso-width-relative:margin;mso-height-relative:margin;v-text-anchor:top" o:gfxdata="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" filled="f" stroked="f">
+              <v:shape w14:anchorId="77722F0F" id="_x0000_s1064" type="#_x0000_t202" style="position:absolute;margin-left:-19.4pt;margin-top:10.05pt;width:93.4pt;height:35.5pt;z-index:251843584;visibility:visible;mso-wrap-style:square;mso-width-percent:0;mso-height-percent:0;mso-wrap-distance-left:9pt;mso-wrap-distance-top:3.6pt;mso-wrap-distance-right:9pt;mso-wrap-distance-bottom:3.6pt;mso-position-horizontal:absolute;mso-position-horizontal-relative:margin;mso-position-vertical:absolute;mso-position-vertical-relative:text;mso-width-percent:0;mso-height-percent:0;mso-width-relative:margin;mso-height-relative:margin;v-text-anchor:top" o:gfxdata="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" filled="f" stroked="f">
                 <v:textbox>
                   <w:txbxContent>
                     <w:p>
@@ -9800,7 +9796,7 @@
           </mc:Choice>
           <mc:Fallback>
             <w:pict>
-              <v:shape w14:anchorId="59388447" id="_x0000_s1065" type="#_x0000_t202" style="position:absolute;margin-left:353.5pt;margin-top:7.2pt;width:100.3pt;height:38.75pt;z-index:251849728;visibility:visible;mso-wrap-style:square;mso-width-percent:0;mso-height-percent:0;mso-wrap-distance-left:9pt;mso-wrap-distance-top:3.6pt;mso-wrap-distance-right:9pt;mso-wrap-distance-bottom:3.6pt;mso-position-horizontal:absolute;mso-position-horizontal-relative:text;mso-position-vertical:absolute;mso-position-vertical-relative:text;mso-width-percent:0;mso-height-percent:0;mso-width-relative:margin;mso-height-relative:margin;v-text-anchor:top" o:gfxdata="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" filled="f" stroked="f">
+              <v:shape w14:anchorId="59388447" id="_x0000_s1065" type="#_x0000_t202" style="position:absolute;margin-left:353.5pt;margin-top:7.2pt;width:100.3pt;height:38.75pt;z-index:251849728;visibility:visible;mso-wrap-style:square;mso-width-percent:0;mso-height-percent:0;mso-wrap-distance-left:9pt;mso-wrap-distance-top:3.6pt;mso-wrap-distance-right:9pt;mso-wrap-distance-bottom:3.6pt;mso-position-horizontal:absolute;mso-position-horizontal-relative:text;mso-position-vertical:absolute;mso-position-vertical-relative:text;mso-width-percent:0;mso-height-percent:0;mso-width-relative:margin;mso-height-relative:margin;v-text-anchor:top" o:gfxdata="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" filled="f" stroked="f">
                 <v:textbox>
                   <w:txbxContent>
                     <w:p>
@@ -9928,7 +9924,7 @@
           </mc:Choice>
           <mc:Fallback>
             <w:pict>
-              <v:shape w14:anchorId="35847DB1" id="_x0000_s1066" type="#_x0000_t202" style="position:absolute;margin-left:202.95pt;margin-top:15.25pt;width:108.5pt;height:24.15pt;rotation:-90;z-index:251880448;visibility:visible;mso-wrap-style:square;mso-width-percent:0;mso-wrap-distance-left:9pt;mso-wrap-distance-top:0;mso-wrap-distance-right:9pt;mso-wrap-distance-bottom:0;mso-position-horizontal:absolute;mso-position-horizontal-relative:margin;mso-position-vertical:absolute;mso-position-vertical-relative:text;mso-width-percent:0;mso-width-relative:margin;v-text-anchor:top" o:gfxdata="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" filled="f" stroked="f">
+              <v:shape w14:anchorId="35847DB1" id="_x0000_s1066" type="#_x0000_t202" style="position:absolute;margin-left:202.95pt;margin-top:15.25pt;width:108.5pt;height:24.15pt;rotation:-90;z-index:251880448;visibility:visible;mso-wrap-style:square;mso-width-percent:0;mso-wrap-distance-left:9pt;mso-wrap-distance-top:0;mso-wrap-distance-right:9pt;mso-wrap-distance-bottom:0;mso-position-horizontal:absolute;mso-position-horizontal-relative:margin;mso-position-vertical:absolute;mso-position-vertical-relative:text;mso-width-percent:0;mso-width-relative:margin;v-text-anchor:top" o:gfxdata="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" filled="f" stroked="f">
                 <v:textbox style="mso-fit-shape-to-text:t">
                   <w:txbxContent>
                     <w:p>
@@ -10063,7 +10059,7 @@
               </wp:anchor>
             </w:drawing>
           </mc:Choice>
-          <mc:Fallback>
+          <mc:Fallback xmlns:w16sdtfl="http://schemas.microsoft.com/office/word/2024/wordml/sdtformatlock" xmlns:w16du="http://schemas.microsoft.com/office/word/2023/wordml/word16du" xmlns:oel="http://schemas.microsoft.com/office/2019/extlst">
             <w:pict>
               <v:roundrect w14:anchorId="5EBF7465" id="Rectángulo redondeado 2" o:spid="_x0000_s1026" style="position:absolute;margin-left:-36.05pt;margin-top:11.05pt;width:174.95pt;height:34.3pt;z-index:-251484160;visibility:visible;mso-wrap-style:square;mso-width-percent:0;mso-height-percent:0;mso-wrap-distance-left:9pt;mso-wrap-distance-top:0;mso-wrap-distance-right:9pt;mso-wrap-distance-bottom:0;mso-position-horizontal:absolute;mso-position-horizontal-relative:margin;mso-position-vertical:absolute;mso-position-vertical-relative:text;mso-width-percent:0;mso-height-percent:0;mso-width-relative:margin;mso-height-relative:margin;v-text-anchor:middle" arcsize="10923f" o:gfxdata="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" fillcolor="white [3212]" strokecolor="#a3389e" strokeweight="1pt">
                 <v:stroke joinstyle="miter"/>
@@ -10148,7 +10144,7 @@
           </mc:Choice>
           <mc:Fallback>
             <w:pict>
-              <v:shape w14:anchorId="4E910334" id="_x0000_s1067" type="#_x0000_t202" style="position:absolute;margin-left:115.95pt;margin-top:14.9pt;width:108.5pt;height:24.15pt;rotation:90;z-index:251878400;visibility:visible;mso-wrap-style:square;mso-width-percent:0;mso-wrap-distance-left:9pt;mso-wrap-distance-top:0;mso-wrap-distance-right:9pt;mso-wrap-distance-bottom:0;mso-position-horizontal:absolute;mso-position-horizontal-relative:margin;mso-position-vertical:absolute;mso-position-vertical-relative:text;mso-width-percent:0;mso-width-relative:margin;v-text-anchor:top" o:gfxdata="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" filled="f" stroked="f">
+              <v:shape w14:anchorId="4E910334" id="_x0000_s1067" type="#_x0000_t202" style="position:absolute;margin-left:115.95pt;margin-top:14.9pt;width:108.5pt;height:24.15pt;rotation:90;z-index:251878400;visibility:visible;mso-wrap-style:square;mso-width-percent:0;mso-wrap-distance-left:9pt;mso-wrap-distance-top:0;mso-wrap-distance-right:9pt;mso-wrap-distance-bottom:0;mso-position-horizontal:absolute;mso-position-horizontal-relative:margin;mso-position-vertical:absolute;mso-position-vertical-relative:text;mso-width-percent:0;mso-width-relative:margin;v-text-anchor:top" o:gfxdata="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" filled="f" stroked="f">
                 <v:textbox style="mso-fit-shape-to-text:t">
                   <w:txbxContent>
                     <w:p>
@@ -10257,7 +10253,7 @@
               </wp:anchor>
             </w:drawing>
           </mc:Choice>
-          <mc:Fallback>
+          <mc:Fallback xmlns:w16sdtfl="http://schemas.microsoft.com/office/word/2024/wordml/sdtformatlock" xmlns:w16du="http://schemas.microsoft.com/office/word/2023/wordml/word16du" xmlns:oel="http://schemas.microsoft.com/office/2019/extlst">
             <w:pict>
               <v:roundrect w14:anchorId="2FE7413C" id="Rectángulo redondeado 4" o:spid="_x0000_s1026" style="position:absolute;margin-left:284.45pt;margin-top:8.9pt;width:197.95pt;height:34.3pt;z-index:-251480064;visibility:visible;mso-wrap-style:square;mso-width-percent:0;mso-height-percent:0;mso-wrap-distance-left:9pt;mso-wrap-distance-top:0;mso-wrap-distance-right:9pt;mso-wrap-distance-bottom:0;mso-position-horizontal:absolute;mso-position-horizontal-relative:margin;mso-position-vertical:absolute;mso-position-vertical-relative:text;mso-width-percent:0;mso-height-percent:0;mso-width-relative:margin;mso-height-relative:margin;v-text-anchor:middle" arcsize="10923f" o:gfxdata="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" fillcolor="white [3212]" strokecolor="#a3389e" strokeweight="1pt">
                 <v:stroke joinstyle="miter"/>
@@ -10404,7 +10400,7 @@
               </wp:anchor>
             </w:drawing>
           </mc:Choice>
-          <mc:Fallback>
+          <mc:Fallback xmlns:w16sdtfl="http://schemas.microsoft.com/office/word/2024/wordml/sdtformatlock" xmlns:w16du="http://schemas.microsoft.com/office/word/2023/wordml/word16du" xmlns:oel="http://schemas.microsoft.com/office/2019/extlst">
             <w:pict>
               <v:shape w14:anchorId="669C70F8" id="Flecha curvada hacia arriba 264" o:spid="_x0000_s1026" type="#_x0000_t104" style="position:absolute;margin-left:184.1pt;margin-top:6.25pt;width:55.35pt;height:43.75pt;z-index:251901952;visibility:visible;mso-wrap-style:square;mso-width-percent:0;mso-height-percent:0;mso-wrap-distance-left:9pt;mso-wrap-distance-top:0;mso-wrap-distance-right:9pt;mso-wrap-distance-bottom:0;mso-position-horizontal:absolute;mso-position-horizontal-relative:text;mso-position-vertical:absolute;mso-position-vertical-relative:text;mso-width-percent:0;mso-height-percent:0;mso-width-relative:margin;mso-height-relative:margin;v-text-anchor:middle" o:gfxdata="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" adj="13063,21600,5400" fillcolor="#12af9a" strokecolor="white [3212]" strokeweight="1pt"/>
             </w:pict>
@@ -10558,7 +10554,7 @@
           </mc:Choice>
           <mc:Fallback>
             <w:pict>
-              <v:shape w14:anchorId="137F8F5E" id="_x0000_s1068" type="#_x0000_t202" style="position:absolute;margin-left:349.85pt;margin-top:7.45pt;width:98.7pt;height:38.85pt;z-index:251847680;visibility:visible;mso-wrap-style:square;mso-width-percent:0;mso-height-percent:0;mso-wrap-distance-left:9pt;mso-wrap-distance-top:3.6pt;mso-wrap-distance-right:9pt;mso-wrap-distance-bottom:3.6pt;mso-position-horizontal:absolute;mso-position-horizontal-relative:margin;mso-position-vertical:absolute;mso-position-vertical-relative:text;mso-width-percent:0;mso-height-percent:0;mso-width-relative:margin;mso-height-relative:margin;v-text-anchor:top" o:gfxdata="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" filled="f" stroked="f">
+              <v:shape w14:anchorId="137F8F5E" id="_x0000_s1068" type="#_x0000_t202" style="position:absolute;margin-left:349.85pt;margin-top:7.45pt;width:98.7pt;height:38.85pt;z-index:251847680;visibility:visible;mso-wrap-style:square;mso-width-percent:0;mso-height-percent:0;mso-wrap-distance-left:9pt;mso-wrap-distance-top:3.6pt;mso-wrap-distance-right:9pt;mso-wrap-distance-bottom:3.6pt;mso-position-horizontal:absolute;mso-position-horizontal-relative:margin;mso-position-vertical:absolute;mso-position-vertical-relative:text;mso-width-percent:0;mso-height-percent:0;mso-width-relative:margin;mso-height-relative:margin;v-text-anchor:top" o:gfxdata="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" filled="f" stroked="f">
                 <v:textbox>
                   <w:txbxContent>
                     <w:p>
@@ -10721,7 +10717,7 @@
           </mc:Choice>
           <mc:Fallback>
             <w:pict>
-              <v:shape w14:anchorId="02AA2C9E" id="Cuadro de texto 37" o:spid="_x0000_s1069" type="#_x0000_t202" style="position:absolute;margin-left:177pt;margin-top:13.45pt;width:54.2pt;height:28.15pt;z-index:251870208;visibility:visible;mso-wrap-style:square;mso-width-percent:0;mso-height-percent:0;mso-wrap-distance-left:9pt;mso-wrap-distance-top:3.6pt;mso-wrap-distance-right:9pt;mso-wrap-distance-bottom:3.6pt;mso-position-horizontal:absolute;mso-position-horizontal-relative:left-margin-area;mso-position-vertical:absolute;mso-position-vertical-relative:text;mso-width-percent:0;mso-height-percent:0;mso-width-relative:margin;mso-height-relative:margin;v-text-anchor:top" o:gfxdata="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" filled="f" stroked="f">
+              <v:shape w14:anchorId="02AA2C9E" id="Cuadro de texto 37" o:spid="_x0000_s1069" type="#_x0000_t202" style="position:absolute;margin-left:177pt;margin-top:13.45pt;width:54.2pt;height:28.15pt;z-index:251870208;visibility:visible;mso-wrap-style:square;mso-width-percent:0;mso-height-percent:0;mso-wrap-distance-left:9pt;mso-wrap-distance-top:3.6pt;mso-wrap-distance-right:9pt;mso-wrap-distance-bottom:3.6pt;mso-position-horizontal:absolute;mso-position-horizontal-relative:left-margin-area;mso-position-vertical:absolute;mso-position-vertical-relative:text;mso-width-percent:0;mso-height-percent:0;mso-width-relative:margin;mso-height-relative:margin;v-text-anchor:top" o:gfxdata="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" filled="f" stroked="f">
                 <v:textbox>
                   <w:txbxContent>
                     <w:p>
@@ -10930,7 +10926,7 @@
           </mc:Choice>
           <mc:Fallback>
             <w:pict>
-              <v:shape w14:anchorId="198A2225" id="Cuadro de texto 38" o:spid="_x0000_s1070" type="#_x0000_t202" style="position:absolute;margin-left:355.5pt;margin-top:12.7pt;width:54.5pt;height:28.15pt;z-index:251872256;visibility:visible;mso-wrap-style:square;mso-width-percent:0;mso-height-percent:0;mso-wrap-distance-left:9pt;mso-wrap-distance-top:3.6pt;mso-wrap-distance-right:9pt;mso-wrap-distance-bottom:3.6pt;mso-position-horizontal:absolute;mso-position-horizontal-relative:left-margin-area;mso-position-vertical:absolute;mso-position-vertical-relative:text;mso-width-percent:0;mso-height-percent:0;mso-width-relative:margin;mso-height-relative:margin;v-text-anchor:top" o:gfxdata="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" filled="f" stroked="f">
+              <v:shape w14:anchorId="198A2225" id="Cuadro de texto 38" o:spid="_x0000_s1070" type="#_x0000_t202" style="position:absolute;margin-left:355.5pt;margin-top:12.7pt;width:54.5pt;height:28.15pt;z-index:251872256;visibility:visible;mso-wrap-style:square;mso-width-percent:0;mso-height-percent:0;mso-wrap-distance-left:9pt;mso-wrap-distance-top:3.6pt;mso-wrap-distance-right:9pt;mso-wrap-distance-bottom:3.6pt;mso-position-horizontal:absolute;mso-position-horizontal-relative:left-margin-area;mso-position-vertical:absolute;mso-position-vertical-relative:text;mso-width-percent:0;mso-height-percent:0;mso-width-relative:margin;mso-height-relative:margin;v-text-anchor:top" o:gfxdata="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" filled="f" stroked="f">
                 <v:textbox>
                   <w:txbxContent>
                     <w:p>
@@ -11094,7 +11090,7 @@
           </mc:Choice>
           <mc:Fallback>
             <w:pict>
-              <v:shape w14:anchorId="0F0CCB3B" id="Cuadro de texto 266" o:spid="_x0000_s1071" type="#_x0000_t202" style="position:absolute;margin-left:190.6pt;margin-top:67.45pt;width:44pt;height:28.15pt;z-index:251907072;visibility:visible;mso-wrap-style:square;mso-width-percent:0;mso-height-percent:0;mso-wrap-distance-left:9pt;mso-wrap-distance-top:3.6pt;mso-wrap-distance-right:9pt;mso-wrap-distance-bottom:3.6pt;mso-position-horizontal:absolute;mso-position-horizontal-relative:margin;mso-position-vertical:absolute;mso-position-vertical-relative:text;mso-width-percent:0;mso-height-percent:0;mso-width-relative:margin;mso-height-relative:margin;v-text-anchor:top" o:gfxdata="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" filled="f" stroked="f">
+              <v:shape w14:anchorId="0F0CCB3B" id="Cuadro de texto 266" o:spid="_x0000_s1071" type="#_x0000_t202" style="position:absolute;margin-left:190.6pt;margin-top:67.45pt;width:44pt;height:28.15pt;z-index:251907072;visibility:visible;mso-wrap-style:square;mso-width-percent:0;mso-height-percent:0;mso-wrap-distance-left:9pt;mso-wrap-distance-top:3.6pt;mso-wrap-distance-right:9pt;mso-wrap-distance-bottom:3.6pt;mso-position-horizontal:absolute;mso-position-horizontal-relative:margin;mso-position-vertical:absolute;mso-position-vertical-relative:text;mso-width-percent:0;mso-height-percent:0;mso-width-relative:margin;mso-height-relative:margin;v-text-anchor:top" o:gfxdata="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" filled="f" stroked="f">
                 <v:textbox>
                   <w:txbxContent>
                     <w:p>
@@ -11233,7 +11229,7 @@
           </mc:Choice>
           <mc:Fallback>
             <w:pict>
-              <v:shape w14:anchorId="5CFBDAB8" id="_x0000_s1072" type="#_x0000_t202" style="position:absolute;margin-left:-18.85pt;margin-top:8.65pt;width:92.9pt;height:35.5pt;z-index:251845632;visibility:visible;mso-wrap-style:square;mso-width-percent:0;mso-height-percent:0;mso-wrap-distance-left:9pt;mso-wrap-distance-top:3.6pt;mso-wrap-distance-right:9pt;mso-wrap-distance-bottom:3.6pt;mso-position-horizontal:absolute;mso-position-horizontal-relative:margin;mso-position-vertical:absolute;mso-position-vertical-relative:text;mso-width-percent:0;mso-height-percent:0;mso-width-relative:margin;mso-height-relative:margin;v-text-anchor:top" o:gfxdata="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" filled="f" stroked="f">
+              <v:shape w14:anchorId="5CFBDAB8" id="_x0000_s1072" type="#_x0000_t202" style="position:absolute;margin-left:-18.85pt;margin-top:8.65pt;width:92.9pt;height:35.5pt;z-index:251845632;visibility:visible;mso-wrap-style:square;mso-width-percent:0;mso-height-percent:0;mso-wrap-distance-left:9pt;mso-wrap-distance-top:3.6pt;mso-wrap-distance-right:9pt;mso-wrap-distance-bottom:3.6pt;mso-position-horizontal:absolute;mso-position-horizontal-relative:margin;mso-position-vertical:absolute;mso-position-vertical-relative:text;mso-width-percent:0;mso-height-percent:0;mso-width-relative:margin;mso-height-relative:margin;v-text-anchor:top" o:gfxdata="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" filled="f" stroked="f">
                 <v:textbox>
                   <w:txbxContent>
                     <w:p>
@@ -11357,7 +11353,7 @@
               </wp:anchor>
             </w:drawing>
           </mc:Choice>
-          <mc:Fallback>
+          <mc:Fallback xmlns:w16sdtfl="http://schemas.microsoft.com/office/word/2024/wordml/sdtformatlock" xmlns:w16du="http://schemas.microsoft.com/office/word/2023/wordml/word16du" xmlns:oel="http://schemas.microsoft.com/office/2019/extlst">
             <w:pict>
               <v:roundrect w14:anchorId="0BB6B33C" id="Rectángulo redondeado 3" o:spid="_x0000_s1026" style="position:absolute;margin-left:-35.7pt;margin-top:9.8pt;width:175.6pt;height:34.3pt;z-index:-251482112;visibility:visible;mso-wrap-style:square;mso-width-percent:0;mso-height-percent:0;mso-wrap-distance-left:9pt;mso-wrap-distance-top:0;mso-wrap-distance-right:9pt;mso-wrap-distance-bottom:0;mso-position-horizontal:absolute;mso-position-horizontal-relative:margin;mso-position-vertical:absolute;mso-position-vertical-relative:text;mso-width-percent:0;mso-height-percent:0;mso-width-relative:margin;mso-height-relative:margin;v-text-anchor:middle" arcsize="10923f" o:gfxdata="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" fillcolor="white [3212]" strokecolor="#a3389e" strokeweight="1pt">
                 <v:stroke joinstyle="miter"/>
@@ -11442,7 +11438,7 @@
               </wp:anchor>
             </w:drawing>
           </mc:Choice>
-          <mc:Fallback>
+          <mc:Fallback xmlns:w16sdtfl="http://schemas.microsoft.com/office/word/2024/wordml/sdtformatlock" xmlns:w16du="http://schemas.microsoft.com/office/word/2023/wordml/word16du" xmlns:oel="http://schemas.microsoft.com/office/2019/extlst">
             <w:pict>
               <v:roundrect w14:anchorId="42CE1FCF" id="Rectángulo redondeado 6" o:spid="_x0000_s1026" style="position:absolute;margin-left:284.45pt;margin-top:8.15pt;width:197.95pt;height:34.35pt;z-index:-251478016;visibility:visible;mso-wrap-style:square;mso-width-percent:0;mso-height-percent:0;mso-wrap-distance-left:9pt;mso-wrap-distance-top:0;mso-wrap-distance-right:9pt;mso-wrap-distance-bottom:0;mso-position-horizontal:absolute;mso-position-horizontal-relative:margin;mso-position-vertical:absolute;mso-position-vertical-relative:text;mso-width-percent:0;mso-height-percent:0;mso-width-relative:margin;mso-height-relative:margin;v-text-anchor:middle" arcsize="10923f" o:gfxdata="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" fillcolor="white [3212]" strokecolor="#a3389e" strokeweight="1pt">
                 <v:stroke joinstyle="miter"/>
@@ -12794,7 +12790,7 @@
           </mc:Choice>
           <mc:Fallback>
             <w:pict>
-              <v:shape w14:anchorId="2E8CC1E1" id="_x0000_s1073" type="#_x0000_t202" style="position:absolute;margin-left:-48.3pt;margin-top:.4pt;width:534pt;height:548.45pt;z-index:251892736;visibility:visible;mso-wrap-style:square;mso-width-percent:0;mso-height-percent:0;mso-wrap-distance-left:9pt;mso-wrap-distance-top:3.6pt;mso-wrap-distance-right:9pt;mso-wrap-distance-bottom:3.6pt;mso-position-horizontal:absolute;mso-position-horizontal-relative:text;mso-position-vertical:absolute;mso-position-vertical-relative:text;mso-width-percent:0;mso-height-percent:0;mso-width-relative:margin;mso-height-relative:margin;v-text-anchor:top" o:gfxdata="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" filled="f" stroked="f">
+              <v:shape w14:anchorId="2E8CC1E1" id="_x0000_s1073" type="#_x0000_t202" style="position:absolute;margin-left:-48.3pt;margin-top:.4pt;width:534pt;height:548.45pt;z-index:251892736;visibility:visible;mso-wrap-style:square;mso-width-percent:0;mso-height-percent:0;mso-wrap-distance-left:9pt;mso-wrap-distance-top:3.6pt;mso-wrap-distance-right:9pt;mso-wrap-distance-bottom:3.6pt;mso-position-horizontal:absolute;mso-position-horizontal-relative:text;mso-position-vertical:absolute;mso-position-vertical-relative:text;mso-width-percent:0;mso-height-percent:0;mso-width-relative:margin;mso-height-relative:margin;v-text-anchor:top" o:gfxdata="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" filled="f" stroked="f">
                 <v:textbox>
                   <w:txbxContent>
                     <w:p>
@@ -14092,7 +14088,7 @@
               </wp:anchor>
             </w:drawing>
           </mc:Choice>
-          <mc:Fallback>
+          <mc:Fallback xmlns:w16sdtfl="http://schemas.microsoft.com/office/word/2024/wordml/sdtformatlock" xmlns:w16du="http://schemas.microsoft.com/office/word/2023/wordml/word16du" xmlns:oel="http://schemas.microsoft.com/office/2019/extlst">
             <w:pict>
               <v:roundrect w14:anchorId="1C929D66" id="Rectángulo redondeado 202" o:spid="_x0000_s1026" style="position:absolute;margin-left:-62.5pt;margin-top:-21.4pt;width:556.05pt;height:570.35pt;z-index:-251422720;visibility:visible;mso-wrap-style:square;mso-width-percent:0;mso-height-percent:0;mso-wrap-distance-left:9pt;mso-wrap-distance-top:0;mso-wrap-distance-right:9pt;mso-wrap-distance-bottom:0;mso-position-horizontal:absolute;mso-position-horizontal-relative:text;mso-position-vertical:absolute;mso-position-vertical-relative:text;mso-width-percent:0;mso-height-percent:0;mso-width-relative:margin;mso-height-relative:margin;v-text-anchor:middle" arcsize="3826f" o:gfxdata="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" fillcolor="white [3212]" strokecolor="red" strokeweight="1pt">
                 <v:stroke joinstyle="miter"/>
@@ -14341,7 +14337,7 @@
               </wp:anchor>
             </w:drawing>
           </mc:Choice>
-          <mc:Fallback>
+          <mc:Fallback xmlns:w16sdtfl="http://schemas.microsoft.com/office/word/2024/wordml/sdtformatlock" xmlns:w16du="http://schemas.microsoft.com/office/word/2023/wordml/word16du" xmlns:oel="http://schemas.microsoft.com/office/2019/extlst">
             <w:pict>
               <v:group w14:anchorId="6EAFC9ED" id="Grupo 57" o:spid="_x0000_s1026" style="position:absolute;margin-left:-46.85pt;margin-top:-33.75pt;width:264.2pt;height:30.55pt;z-index:251882496;mso-width-relative:margin" coordsize="32465,3879" o:gfxdata="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">
                 <v:group id="Grupo 58" o:spid="_x0000_s1027" style="position:absolute;width:23691;height:3879" coordsize="23693,3881" o:gfxdata="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">
@@ -14429,7 +14425,7 @@
           </mc:Choice>
           <mc:Fallback>
             <w:pict>
-              <v:shape w14:anchorId="5DCB7C53" id="_x0000_s1074" type="#_x0000_t202" style="position:absolute;margin-left:-27.25pt;margin-top:-30.7pt;width:239.7pt;height:24.15pt;z-index:251889664;visibility:visible;mso-wrap-style:square;mso-width-percent:0;mso-wrap-distance-left:9pt;mso-wrap-distance-top:0;mso-wrap-distance-right:9pt;mso-wrap-distance-bottom:0;mso-position-horizontal:absolute;mso-position-horizontal-relative:margin;mso-position-vertical:absolute;mso-position-vertical-relative:text;mso-width-percent:0;mso-width-relative:margin;v-text-anchor:top" o:gfxdata="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" filled="f" stroked="f">
+              <v:shape w14:anchorId="5DCB7C53" id="_x0000_s1074" type="#_x0000_t202" style="position:absolute;margin-left:-27.25pt;margin-top:-30.7pt;width:239.7pt;height:24.15pt;z-index:251889664;visibility:visible;mso-wrap-style:square;mso-width-percent:0;mso-wrap-distance-left:9pt;mso-wrap-distance-top:0;mso-wrap-distance-right:9pt;mso-wrap-distance-bottom:0;mso-position-horizontal:absolute;mso-position-horizontal-relative:margin;mso-position-vertical:absolute;mso-position-vertical-relative:text;mso-width-percent:0;mso-width-relative:margin;v-text-anchor:top" o:gfxdata="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" filled="f" stroked="f">
                 <v:textbox style="mso-fit-shape-to-text:t">
                   <w:txbxContent>
                     <w:p>
@@ -14535,7 +14531,7 @@
           </mc:Choice>
           <mc:Fallback>
             <w:pict>
-              <v:shape w14:anchorId="17E1DEF0" id="_x0000_s1075" type="#_x0000_t202" style="position:absolute;margin-left:21.85pt;margin-top:-41.1pt;width:32.3pt;height:24.15pt;z-index:251887616;visibility:visible;mso-wrap-style:square;mso-width-percent:0;mso-wrap-distance-left:9pt;mso-wrap-distance-top:0;mso-wrap-distance-right:9pt;mso-wrap-distance-bottom:0;mso-position-horizontal:absolute;mso-position-horizontal-relative:left-margin-area;mso-position-vertical:absolute;mso-position-vertical-relative:text;mso-width-percent:0;mso-width-relative:margin;v-text-anchor:top" o:gfxdata="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" filled="f" stroked="f">
+              <v:shape w14:anchorId="17E1DEF0" id="_x0000_s1075" type="#_x0000_t202" style="position:absolute;margin-left:21.85pt;margin-top:-41.1pt;width:32.3pt;height:24.15pt;z-index:251887616;visibility:visible;mso-wrap-style:square;mso-width-percent:0;mso-wrap-distance-left:9pt;mso-wrap-distance-top:0;mso-wrap-distance-right:9pt;mso-wrap-distance-bottom:0;mso-position-horizontal:absolute;mso-position-horizontal-relative:left-margin-area;mso-position-vertical:absolute;mso-position-vertical-relative:text;mso-width-percent:0;mso-width-relative:margin;v-text-anchor:top" o:gfxdata="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" filled="f" stroked="f">
                 <v:textbox style="mso-fit-shape-to-text:t">
                   <w:txbxContent>
                     <w:p>
@@ -14644,7 +14640,7 @@
               </wp:anchor>
             </w:drawing>
           </mc:Choice>
-          <mc:Fallback>
+          <mc:Fallback xmlns:w16sdtfl="http://schemas.microsoft.com/office/word/2024/wordml/sdtformatlock" xmlns:w16du="http://schemas.microsoft.com/office/word/2023/wordml/word16du" xmlns:oel="http://schemas.microsoft.com/office/2019/extlst">
             <w:pict>
               <v:oval w14:anchorId="1F050D17" id="Elipse 194" o:spid="_x0000_s1026" style="position:absolute;margin-left:-67.55pt;margin-top:-40.8pt;width:41.1pt;height:40.9pt;z-index:251883520;visibility:visible;mso-wrap-style:square;mso-width-percent:0;mso-height-percent:0;mso-wrap-distance-left:9pt;mso-wrap-distance-top:0;mso-wrap-distance-right:9pt;mso-wrap-distance-bottom:0;mso-position-horizontal:absolute;mso-position-horizontal-relative:margin;mso-position-vertical:absolute;mso-position-vertical-relative:text;mso-width-percent:0;mso-height-percent:0;mso-width-relative:margin;mso-height-relative:margin;v-text-anchor:middle" o:gfxdata="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" fillcolor="red" strokecolor="white [3212]" strokeweight="1pt">
                 <v:stroke joinstyle="miter"/>
@@ -14717,7 +14713,6 @@
                               <w:spacing w:before="0" w:beforeAutospacing="0" w:after="0" w:afterAutospacing="0"/>
                               <w:jc w:val="center"/>
                             </w:pPr>
-                            <w:proofErr w:type="gramStart"/>
                             <w:r>
                               <w:rPr>
                                 <w:rFonts w:asciiTheme="minorHAnsi" w:hAnsi="Calibri" w:cstheme="minorBidi"/>
@@ -14731,7 +14726,6 @@
                               </w:rPr>
                               <w:t>MAYOR INFORMACIÓN</w:t>
                             </w:r>
-                            <w:proofErr w:type="gramEnd"/>
                           </w:p>
                         </w:txbxContent>
                       </wps:txbx>
@@ -14752,7 +14746,7 @@
           </mc:Choice>
           <mc:Fallback>
             <w:pict>
-              <v:shape w14:anchorId="7CC13340" id="_x0000_s1076" type="#_x0000_t202" style="position:absolute;margin-left:-27.45pt;margin-top:116.7pt;width:157.15pt;height:25.65pt;z-index:251938816;visibility:visible;mso-wrap-style:square;mso-width-percent:0;mso-height-percent:0;mso-wrap-distance-left:9pt;mso-wrap-distance-top:0;mso-wrap-distance-right:9pt;mso-wrap-distance-bottom:0;mso-position-horizontal:absolute;mso-position-horizontal-relative:margin;mso-position-vertical:absolute;mso-position-vertical-relative:text;mso-width-percent:0;mso-height-percent:0;mso-width-relative:margin;mso-height-relative:margin;v-text-anchor:top" o:gfxdata="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" filled="f" stroked="f">
+              <v:shape w14:anchorId="7CC13340" id="_x0000_s1076" type="#_x0000_t202" style="position:absolute;margin-left:-27.45pt;margin-top:116.7pt;width:157.15pt;height:25.65pt;z-index:251938816;visibility:visible;mso-wrap-style:square;mso-width-percent:0;mso-height-percent:0;mso-wrap-distance-left:9pt;mso-wrap-distance-top:0;mso-wrap-distance-right:9pt;mso-wrap-distance-bottom:0;mso-position-horizontal:absolute;mso-position-horizontal-relative:margin;mso-position-vertical:absolute;mso-position-vertical-relative:text;mso-width-percent:0;mso-height-percent:0;mso-width-relative:margin;mso-height-relative:margin;v-text-anchor:top" o:gfxdata="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" filled="f" stroked="f">
                 <v:textbox>
                   <w:txbxContent>
                     <w:p>
@@ -14858,7 +14852,7 @@
               </wp:anchor>
             </w:drawing>
           </mc:Choice>
-          <mc:Fallback>
+          <mc:Fallback xmlns:w16sdtfl="http://schemas.microsoft.com/office/word/2024/wordml/sdtformatlock" xmlns:w16du="http://schemas.microsoft.com/office/word/2023/wordml/word16du" xmlns:oel="http://schemas.microsoft.com/office/2019/extlst">
             <w:pict>
               <v:roundrect w14:anchorId="3944240C" id="Rectángulo redondeado 280" o:spid="_x0000_s1026" style="position:absolute;margin-left:-64.4pt;margin-top:133.6pt;width:371.25pt;height:121.75pt;z-index:251927552;visibility:visible;mso-wrap-style:square;mso-width-percent:0;mso-height-percent:0;mso-wrap-distance-left:9pt;mso-wrap-distance-top:0;mso-wrap-distance-right:9pt;mso-wrap-distance-bottom:0;mso-position-horizontal:absolute;mso-position-horizontal-relative:text;mso-position-vertical:absolute;mso-position-vertical-relative:text;mso-width-percent:0;mso-height-percent:0;mso-width-relative:margin;mso-height-relative:margin;v-text-anchor:middle" arcsize="10923f" o:gfxdata="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" fillcolor="white [3212]" strokecolor="#11162c" strokeweight="1pt">
                 <v:stroke joinstyle="miter"/>
@@ -15115,7 +15109,7 @@
               </wp:anchor>
             </w:drawing>
           </mc:Choice>
-          <mc:Fallback>
+          <mc:Fallback xmlns:w16sdtfl="http://schemas.microsoft.com/office/word/2024/wordml/sdtformatlock" xmlns:w16du="http://schemas.microsoft.com/office/word/2023/wordml/word16du" xmlns:oel="http://schemas.microsoft.com/office/2019/extlst">
             <w:pict>
               <v:group w14:anchorId="4C1416C8" id="Grupo 287" o:spid="_x0000_s1026" style="position:absolute;margin-left:-58.6pt;margin-top:113.65pt;width:264.2pt;height:30.55pt;z-index:251934720;mso-width-relative:margin" coordsize="32465,3879" o:gfxdata="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">
                 <v:group id="Grupo 288" o:spid="_x0000_s1027" style="position:absolute;width:23691;height:3879" coordsize="23693,3881" o:gfxdata="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">
@@ -15206,7 +15200,7 @@
               </wp:anchor>
             </w:drawing>
           </mc:Choice>
-          <mc:Fallback>
+          <mc:Fallback xmlns:w16sdtfl="http://schemas.microsoft.com/office/word/2024/wordml/sdtformatlock" xmlns:w16du="http://schemas.microsoft.com/office/word/2023/wordml/word16du" xmlns:oel="http://schemas.microsoft.com/office/2019/extlst">
             <w:pict>
               <v:oval w14:anchorId="4DF179D3" id="Elipse 294" o:spid="_x0000_s1026" style="position:absolute;margin-left:-69.25pt;margin-top:108.7pt;width:41.1pt;height:40.9pt;z-index:251936768;visibility:visible;mso-wrap-style:square;mso-width-percent:0;mso-height-percent:0;mso-wrap-distance-left:9pt;mso-wrap-distance-top:0;mso-wrap-distance-right:9pt;mso-wrap-distance-bottom:0;mso-position-horizontal:absolute;mso-position-horizontal-relative:margin;mso-position-vertical:absolute;mso-position-vertical-relative:text;mso-width-percent:0;mso-height-percent:0;mso-width-relative:margin;mso-height-relative:margin;v-text-anchor:middle" o:gfxdata="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" fillcolor="#11162c" strokecolor="white [3212]" strokeweight="1pt">
                 <v:stroke joinstyle="miter"/>
@@ -15447,7 +15441,7 @@
           </mc:Choice>
           <mc:Fallback>
             <w:pict>
-              <v:shape w14:anchorId="444D6589" id="Cuadro de texto 267" o:spid="_x0000_s1077" type="#_x0000_t202" style="position:absolute;margin-left:0;margin-top:291.6pt;width:44pt;height:28.15pt;z-index:251909120;visibility:visible;mso-wrap-style:square;mso-width-percent:0;mso-height-percent:0;mso-wrap-distance-left:9pt;mso-wrap-distance-top:3.6pt;mso-wrap-distance-right:9pt;mso-wrap-distance-bottom:3.6pt;mso-position-horizontal:center;mso-position-horizontal-relative:margin;mso-position-vertical:absolute;mso-position-vertical-relative:text;mso-width-percent:0;mso-height-percent:0;mso-width-relative:margin;mso-height-relative:margin;v-text-anchor:top" o:gfxdata="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" filled="f" stroked="f">
+              <v:shape w14:anchorId="444D6589" id="Cuadro de texto 267" o:spid="_x0000_s1077" type="#_x0000_t202" style="position:absolute;margin-left:0;margin-top:291.6pt;width:44pt;height:28.15pt;z-index:251909120;visibility:visible;mso-wrap-style:square;mso-width-percent:0;mso-height-percent:0;mso-wrap-distance-left:9pt;mso-wrap-distance-top:3.6pt;mso-wrap-distance-right:9pt;mso-wrap-distance-bottom:3.6pt;mso-position-horizontal:center;mso-position-horizontal-relative:margin;mso-position-vertical:absolute;mso-position-vertical-relative:text;mso-width-percent:0;mso-height-percent:0;mso-width-relative:margin;mso-height-relative:margin;v-text-anchor:top" o:gfxdata="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" filled="f" stroked="f">
                 <v:textbox>
                   <w:txbxContent>
                     <w:p>
@@ -15731,7 +15725,7 @@
                                 <w:szCs w:val="26"/>
                                 <w:lang w:val="es-CO"/>
                               </w:rPr>
-                              <w:t>317 526 4009 - 317 768 0765 - (601) 704 8103</w:t>
+                              <w:t>+57 300 9121171 - (601) 704 8103</w:t>
                             </w:r>
                           </w:p>
                           <w:p>
@@ -15783,6 +15777,20 @@
                               </w:rPr>
                               <w:t>contactenos@enlaceeditorial.com</w:t>
                             </w:r>
+                          </w:p>
+                          <w:p>
+                            <w:pPr>
+                              <w:spacing w:after="0" w:line="240" w:lineRule="auto"/>
+                              <w:rPr>
+                                <w:b/>
+                                <w:i/>
+                                <w:color w:val="1B223F"/>
+                                <w:sz w:val="24"/>
+                                <w:szCs w:val="26"/>
+                                <w:u w:val="single"/>
+                                <w:lang w:val="es-CO"/>
+                              </w:rPr>
+                            </w:pPr>
                           </w:p>
                         </w:txbxContent>
                       </wps:txbx>
@@ -15803,7 +15811,7 @@
           </mc:Choice>
           <mc:Fallback>
             <w:pict>
-              <v:shape w14:anchorId="1C61CDE7" id="_x0000_s1078" type="#_x0000_t202" style="position:absolute;margin-left:-53.75pt;margin-top:40.55pt;width:242.9pt;height:96.4pt;z-index:251931648;visibility:visible;mso-wrap-style:square;mso-width-percent:0;mso-height-percent:0;mso-wrap-distance-left:9pt;mso-wrap-distance-top:3.6pt;mso-wrap-distance-right:9pt;mso-wrap-distance-bottom:3.6pt;mso-position-horizontal:absolute;mso-position-horizontal-relative:margin;mso-position-vertical:absolute;mso-position-vertical-relative:text;mso-width-percent:0;mso-height-percent:0;mso-width-relative:margin;mso-height-relative:margin;v-text-anchor:top" o:gfxdata="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" filled="f" stroked="f">
+              <v:shape w14:anchorId="1C61CDE7" id="_x0000_s1078" type="#_x0000_t202" style="position:absolute;margin-left:-53.75pt;margin-top:40.55pt;width:242.9pt;height:96.4pt;z-index:251931648;visibility:visible;mso-wrap-style:square;mso-width-percent:0;mso-height-percent:0;mso-wrap-distance-left:9pt;mso-wrap-distance-top:3.6pt;mso-wrap-distance-right:9pt;mso-wrap-distance-bottom:3.6pt;mso-position-horizontal:absolute;mso-position-horizontal-relative:margin;mso-position-vertical:absolute;mso-position-vertical-relative:text;mso-width-percent:0;mso-height-percent:0;mso-width-relative:margin;mso-height-relative:margin;v-text-anchor:top" o:gfxdata="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" filled="f" stroked="f">
                 <v:textbox>
                   <w:txbxContent>
                     <w:p>
@@ -15851,7 +15859,7 @@
                           <w:szCs w:val="26"/>
                           <w:lang w:val="es-CO"/>
                         </w:rPr>
-                        <w:t>317 526 4009 - 317 768 0765 - (601) 704 8103</w:t>
+                        <w:t>+57 300 9121171 - (601) 704 8103</w:t>
                       </w:r>
                     </w:p>
                     <w:p>
@@ -15903,6 +15911,20 @@
                         </w:rPr>
                         <w:t>contactenos@enlaceeditorial.com</w:t>
                       </w:r>
+                    </w:p>
+                    <w:p>
+                      <w:pPr>
+                        <w:spacing w:after="0" w:line="240" w:lineRule="auto"/>
+                        <w:rPr>
+                          <w:b/>
+                          <w:i/>
+                          <w:color w:val="1B223F"/>
+                          <w:sz w:val="24"/>
+                          <w:szCs w:val="26"/>
+                          <w:u w:val="single"/>
+                          <w:lang w:val="es-CO"/>
+                        </w:rPr>
+                      </w:pPr>
                     </w:p>
                   </w:txbxContent>
                 </v:textbox>
@@ -15927,7 +15949,7 @@
 </file>
 
 <file path=word/endnotes.xml><?xml version="1.0" encoding="utf-8"?>
-<w:endnotes xmlns:wpc="http://schemas.microsoft.com/office/word/2010/wordprocessingCanvas" xmlns:cx="http://schemas.microsoft.com/office/drawing/2014/chartex" xmlns:cx1="http://schemas.microsoft.com/office/drawing/2015/9/8/chartex" xmlns:cx2="http://schemas.microsoft.com/office/drawing/2015/10/21/chartex" xmlns:cx3="http://schemas.microsoft.com/office/drawing/2016/5/9/chartex" xmlns:cx4="http://schemas.microsoft.com/office/drawing/2016/5/10/chartex" xmlns:cx5="http://schemas.microsoft.com/office/drawing/2016/5/11/chartex" xmlns:cx6="http://schemas.microsoft.com/office/drawing/2016/5/12/chartex" xmlns:cx7="http://schemas.microsoft.com/office/drawing/2016/5/13/chartex" xmlns:cx8="http://schemas.microsoft.com/office/drawing/2016/5/14/chartex" xmlns:mc="http://schemas.openxmlformats.org/markup-compatibility/2006" xmlns:aink="http://schemas.microsoft.com/office/drawing/2016/ink" xmlns:am3d="http://schemas.microsoft.com/office/drawing/2017/model3d" xmlns:o="urn:schemas-microsoft-com:office:office" xmlns:oel="http://schemas.microsoft.com/office/2019/extlst" xmlns:r="http://schemas.openxmlformats.org/officeDocument/2006/relationships" xmlns:m="http://schemas.openxmlformats.org/officeDocument/2006/math" xmlns:v="urn:schemas-microsoft-com:vml" xmlns:wp14="http://schemas.microsoft.com/office/word/2010/wordprocessingDrawing" xmlns:wp="http://schemas.openxmlformats.org/drawingml/2006/wordprocessingDrawing" xmlns:w10="urn:schemas-microsoft-com:office:word" xmlns:w="http://schemas.openxmlformats.org/wordprocessingml/2006/main" xmlns:w14="http://schemas.microsoft.com/office/word/2010/wordml" xmlns:w15="http://schemas.microsoft.com/office/word/2012/wordml" xmlns:w16cex="http://schemas.microsoft.com/office/word/2018/wordml/cex" xmlns:w16cid="http://schemas.microsoft.com/office/word/2016/wordml/cid" xmlns:w16="http://schemas.microsoft.com/office/word/2018/wordml" xmlns:w16du="http://schemas.microsoft.com/office/word/2023/wordml/word16du" xmlns:w16sdtdh="http://schemas.microsoft.com/office/word/2020/wordml/sdtdatahash" xmlns:w16sdtfl="http://schemas.microsoft.com/office/word/2024/wordml/sdtformatlock" xmlns:w16se="http://schemas.microsoft.com/office/word/2015/wordml/symex" xmlns:wpg="http://schemas.microsoft.com/office/word/2010/wordprocessingGroup" xmlns:wpi="http://schemas.microsoft.com/office/word/2010/wordprocessingInk" xmlns:wne="http://schemas.microsoft.com/office/word/2006/wordml" xmlns:wps="http://schemas.microsoft.com/office/word/2010/wordprocessingShape" mc:Ignorable="w14 w15 w16se w16cid w16 w16cex w16sdtdh w16sdtfl w16du wp14">
+<w:endnotes xmlns:wpc="http://schemas.microsoft.com/office/word/2010/wordprocessingCanvas" xmlns:cx="http://schemas.microsoft.com/office/drawing/2014/chartex" xmlns:cx1="http://schemas.microsoft.com/office/drawing/2015/9/8/chartex" xmlns:cx2="http://schemas.microsoft.com/office/drawing/2015/10/21/chartex" xmlns:cx3="http://schemas.microsoft.com/office/drawing/2016/5/9/chartex" xmlns:cx4="http://schemas.microsoft.com/office/drawing/2016/5/10/chartex" xmlns:cx5="http://schemas.microsoft.com/office/drawing/2016/5/11/chartex" xmlns:cx6="http://schemas.microsoft.com/office/drawing/2016/5/12/chartex" xmlns:cx7="http://schemas.microsoft.com/office/drawing/2016/5/13/chartex" xmlns:cx8="http://schemas.microsoft.com/office/drawing/2016/5/14/chartex" xmlns:mc="http://schemas.openxmlformats.org/markup-compatibility/2006" xmlns:aink="http://schemas.microsoft.com/office/drawing/2016/ink" xmlns:am3d="http://schemas.microsoft.com/office/drawing/2017/model3d" xmlns:o="urn:schemas-microsoft-com:office:office" xmlns:r="http://schemas.openxmlformats.org/officeDocument/2006/relationships" xmlns:m="http://schemas.openxmlformats.org/officeDocument/2006/math" xmlns:v="urn:schemas-microsoft-com:vml" xmlns:wp14="http://schemas.microsoft.com/office/word/2010/wordprocessingDrawing" xmlns:wp="http://schemas.openxmlformats.org/drawingml/2006/wordprocessingDrawing" xmlns:w10="urn:schemas-microsoft-com:office:word" xmlns:w="http://schemas.openxmlformats.org/wordprocessingml/2006/main" xmlns:w14="http://schemas.microsoft.com/office/word/2010/wordml" xmlns:w15="http://schemas.microsoft.com/office/word/2012/wordml" xmlns:w16cex="http://schemas.microsoft.com/office/word/2018/wordml/cex" xmlns:w16cid="http://schemas.microsoft.com/office/word/2016/wordml/cid" xmlns:w16="http://schemas.microsoft.com/office/word/2018/wordml" xmlns:w16sdtdh="http://schemas.microsoft.com/office/word/2020/wordml/sdtdatahash" xmlns:w16se="http://schemas.microsoft.com/office/word/2015/wordml/symex" xmlns:wpg="http://schemas.microsoft.com/office/word/2010/wordprocessingGroup" xmlns:wpi="http://schemas.microsoft.com/office/word/2010/wordprocessingInk" xmlns:wne="http://schemas.microsoft.com/office/word/2006/wordml" xmlns:wps="http://schemas.microsoft.com/office/word/2010/wordprocessingShape" mc:Ignorable="w14 w15 w16se w16cid w16 w16cex w16sdtdh wp14">
   <w:endnote w:type="separator" w:id="-1">
     <w:p>
       <w:pPr>
@@ -15952,7 +15974,7 @@
 </file>
 
 <file path=word/footnotes.xml><?xml version="1.0" encoding="utf-8"?>
-<w:footnotes xmlns:wpc="http://schemas.microsoft.com/office/word/2010/wordprocessingCanvas" xmlns:cx="http://schemas.microsoft.com/office/drawing/2014/chartex" xmlns:cx1="http://schemas.microsoft.com/office/drawing/2015/9/8/chartex" xmlns:cx2="http://schemas.microsoft.com/office/drawing/2015/10/21/chartex" xmlns:cx3="http://schemas.microsoft.com/office/drawing/2016/5/9/chartex" xmlns:cx4="http://schemas.microsoft.com/office/drawing/2016/5/10/chartex" xmlns:cx5="http://schemas.microsoft.com/office/drawing/2016/5/11/chartex" xmlns:cx6="http://schemas.microsoft.com/office/drawing/2016/5/12/chartex" xmlns:cx7="http://schemas.microsoft.com/office/drawing/2016/5/13/chartex" xmlns:cx8="http://schemas.microsoft.com/office/drawing/2016/5/14/chartex" xmlns:mc="http://schemas.openxmlformats.org/markup-compatibility/2006" xmlns:aink="http://schemas.microsoft.com/office/drawing/2016/ink" xmlns:am3d="http://schemas.microsoft.com/office/drawing/2017/model3d" xmlns:o="urn:schemas-microsoft-com:office:office" xmlns:oel="http://schemas.microsoft.com/office/2019/extlst" xmlns:r="http://schemas.openxmlformats.org/officeDocument/2006/relationships" xmlns:m="http://schemas.openxmlformats.org/officeDocument/2006/math" xmlns:v="urn:schemas-microsoft-com:vml" xmlns:wp14="http://schemas.microsoft.com/office/word/2010/wordprocessingDrawing" xmlns:wp="http://schemas.openxmlformats.org/drawingml/2006/wordprocessingDrawing" xmlns:w10="urn:schemas-microsoft-com:office:word" xmlns:w="http://schemas.openxmlformats.org/wordprocessingml/2006/main" xmlns:w14="http://schemas.microsoft.com/office/word/2010/wordml" xmlns:w15="http://schemas.microsoft.com/office/word/2012/wordml" xmlns:w16cex="http://schemas.microsoft.com/office/word/2018/wordml/cex" xmlns:w16cid="http://schemas.microsoft.com/office/word/2016/wordml/cid" xmlns:w16="http://schemas.microsoft.com/office/word/2018/wordml" xmlns:w16du="http://schemas.microsoft.com/office/word/2023/wordml/word16du" xmlns:w16sdtdh="http://schemas.microsoft.com/office/word/2020/wordml/sdtdatahash" xmlns:w16sdtfl="http://schemas.microsoft.com/office/word/2024/wordml/sdtformatlock" xmlns:w16se="http://schemas.microsoft.com/office/word/2015/wordml/symex" xmlns:wpg="http://schemas.microsoft.com/office/word/2010/wordprocessingGroup" xmlns:wpi="http://schemas.microsoft.com/office/word/2010/wordprocessingInk" xmlns:wne="http://schemas.microsoft.com/office/word/2006/wordml" xmlns:wps="http://schemas.microsoft.com/office/word/2010/wordprocessingShape" mc:Ignorable="w14 w15 w16se w16cid w16 w16cex w16sdtdh w16sdtfl w16du wp14">
+<w:footnotes xmlns:wpc="http://schemas.microsoft.com/office/word/2010/wordprocessingCanvas" xmlns:cx="http://schemas.microsoft.com/office/drawing/2014/chartex" xmlns:cx1="http://schemas.microsoft.com/office/drawing/2015/9/8/chartex" xmlns:cx2="http://schemas.microsoft.com/office/drawing/2015/10/21/chartex" xmlns:cx3="http://schemas.microsoft.com/office/drawing/2016/5/9/chartex" xmlns:cx4="http://schemas.microsoft.com/office/drawing/2016/5/10/chartex" xmlns:cx5="http://schemas.microsoft.com/office/drawing/2016/5/11/chartex" xmlns:cx6="http://schemas.microsoft.com/office/drawing/2016/5/12/chartex" xmlns:cx7="http://schemas.microsoft.com/office/drawing/2016/5/13/chartex" xmlns:cx8="http://schemas.microsoft.com/office/drawing/2016/5/14/chartex" xmlns:mc="http://schemas.openxmlformats.org/markup-compatibility/2006" xmlns:aink="http://schemas.microsoft.com/office/drawing/2016/ink" xmlns:am3d="http://schemas.microsoft.com/office/drawing/2017/model3d" xmlns:o="urn:schemas-microsoft-com:office:office" xmlns:r="http://schemas.openxmlformats.org/officeDocument/2006/relationships" xmlns:m="http://schemas.openxmlformats.org/officeDocument/2006/math" xmlns:v="urn:schemas-microsoft-com:vml" xmlns:wp14="http://schemas.microsoft.com/office/word/2010/wordprocessingDrawing" xmlns:wp="http://schemas.openxmlformats.org/drawingml/2006/wordprocessingDrawing" xmlns:w10="urn:schemas-microsoft-com:office:word" xmlns:w="http://schemas.openxmlformats.org/wordprocessingml/2006/main" xmlns:w14="http://schemas.microsoft.com/office/word/2010/wordml" xmlns:w15="http://schemas.microsoft.com/office/word/2012/wordml" xmlns:w16cex="http://schemas.microsoft.com/office/word/2018/wordml/cex" xmlns:w16cid="http://schemas.microsoft.com/office/word/2016/wordml/cid" xmlns:w16="http://schemas.microsoft.com/office/word/2018/wordml" xmlns:w16sdtdh="http://schemas.microsoft.com/office/word/2020/wordml/sdtdatahash" xmlns:w16se="http://schemas.microsoft.com/office/word/2015/wordml/symex" xmlns:wpg="http://schemas.microsoft.com/office/word/2010/wordprocessingGroup" xmlns:wpi="http://schemas.microsoft.com/office/word/2010/wordprocessingInk" xmlns:wne="http://schemas.microsoft.com/office/word/2006/wordml" xmlns:wps="http://schemas.microsoft.com/office/word/2010/wordprocessingShape" mc:Ignorable="w14 w15 w16se w16cid w16 w16cex w16sdtdh wp14">
   <w:footnote w:type="separator" w:id="-1">
     <w:p>
       <w:pPr>
@@ -15977,10 +15999,10 @@
 </file>
 
 <file path=word/numbering.xml><?xml version="1.0" encoding="utf-8"?>
-<w:numbering xmlns:wpc="http://schemas.microsoft.com/office/word/2010/wordprocessingCanvas" xmlns:cx="http://schemas.microsoft.com/office/drawing/2014/chartex" xmlns:cx1="http://schemas.microsoft.com/office/drawing/2015/9/8/chartex" xmlns:cx2="http://schemas.microsoft.com/office/drawing/2015/10/21/chartex" xmlns:cx3="http://schemas.microsoft.com/office/drawing/2016/5/9/chartex" xmlns:cx4="http://schemas.microsoft.com/office/drawing/2016/5/10/chartex" xmlns:cx5="http://schemas.microsoft.com/office/drawing/2016/5/11/chartex" xmlns:cx6="http://schemas.microsoft.com/office/drawing/2016/5/12/chartex" xmlns:cx7="http://schemas.microsoft.com/office/drawing/2016/5/13/chartex" xmlns:cx8="http://schemas.microsoft.com/office/drawing/2016/5/14/chartex" xmlns:mc="http://schemas.openxmlformats.org/markup-compatibility/2006" xmlns:aink="http://schemas.microsoft.com/office/drawing/2016/ink" xmlns:am3d="http://schemas.microsoft.com/office/drawing/2017/model3d" xmlns:o="urn:schemas-microsoft-com:office:office" xmlns:oel="http://schemas.microsoft.com/office/2019/extlst" xmlns:r="http://schemas.openxmlformats.org/officeDocument/2006/relationships" xmlns:m="http://schemas.openxmlformats.org/officeDocument/2006/math" xmlns:v="urn:schemas-microsoft-com:vml" xmlns:wp14="http://schemas.microsoft.com/office/word/2010/wordprocessingDrawing" xmlns:wp="http://schemas.openxmlformats.org/drawingml/2006/wordprocessingDrawing" xmlns:w10="urn:schemas-microsoft-com:office:word" xmlns:w="http://schemas.openxmlformats.org/wordprocessingml/2006/main" xmlns:w14="http://schemas.microsoft.com/office/word/2010/wordml" xmlns:w15="http://schemas.microsoft.com/office/word/2012/wordml" xmlns:w16cex="http://schemas.microsoft.com/office/word/2018/wordml/cex" xmlns:w16cid="http://schemas.microsoft.com/office/word/2016/wordml/cid" xmlns:w16="http://schemas.microsoft.com/office/word/2018/wordml" xmlns:w16du="http://schemas.microsoft.com/office/word/2023/wordml/word16du" xmlns:w16sdtdh="http://schemas.microsoft.com/office/word/2020/wordml/sdtdatahash" xmlns:w16sdtfl="http://schemas.microsoft.com/office/word/2024/wordml/sdtformatlock" xmlns:w16se="http://schemas.microsoft.com/office/word/2015/wordml/symex" xmlns:wpg="http://schemas.microsoft.com/office/word/2010/wordprocessingGroup" xmlns:wpi="http://schemas.microsoft.com/office/word/2010/wordprocessingInk" xmlns:wne="http://schemas.microsoft.com/office/word/2006/wordml" xmlns:wps="http://schemas.microsoft.com/office/word/2010/wordprocessingShape" mc:Ignorable="w14 w15 w16se w16cid w16 w16cex w16sdtdh w16sdtfl w16du wp14">
+<w:numbering xmlns:wpc="http://schemas.microsoft.com/office/word/2010/wordprocessingCanvas" xmlns:cx="http://schemas.microsoft.com/office/drawing/2014/chartex" xmlns:cx1="http://schemas.microsoft.com/office/drawing/2015/9/8/chartex" xmlns:cx2="http://schemas.microsoft.com/office/drawing/2015/10/21/chartex" xmlns:cx3="http://schemas.microsoft.com/office/drawing/2016/5/9/chartex" xmlns:cx4="http://schemas.microsoft.com/office/drawing/2016/5/10/chartex" xmlns:cx5="http://schemas.microsoft.com/office/drawing/2016/5/11/chartex" xmlns:cx6="http://schemas.microsoft.com/office/drawing/2016/5/12/chartex" xmlns:cx7="http://schemas.microsoft.com/office/drawing/2016/5/13/chartex" xmlns:cx8="http://schemas.microsoft.com/office/drawing/2016/5/14/chartex" xmlns:mc="http://schemas.openxmlformats.org/markup-compatibility/2006" xmlns:aink="http://schemas.microsoft.com/office/drawing/2016/ink" xmlns:am3d="http://schemas.microsoft.com/office/drawing/2017/model3d" xmlns:o="urn:schemas-microsoft-com:office:office" xmlns:r="http://schemas.openxmlformats.org/officeDocument/2006/relationships" xmlns:m="http://schemas.openxmlformats.org/officeDocument/2006/math" xmlns:v="urn:schemas-microsoft-com:vml" xmlns:wp14="http://schemas.microsoft.com/office/word/2010/wordprocessingDrawing" xmlns:wp="http://schemas.openxmlformats.org/drawingml/2006/wordprocessingDrawing" xmlns:w10="urn:schemas-microsoft-com:office:word" xmlns:w="http://schemas.openxmlformats.org/wordprocessingml/2006/main" xmlns:w14="http://schemas.microsoft.com/office/word/2010/wordml" xmlns:w15="http://schemas.microsoft.com/office/word/2012/wordml" xmlns:w16cex="http://schemas.microsoft.com/office/word/2018/wordml/cex" xmlns:w16cid="http://schemas.microsoft.com/office/word/2016/wordml/cid" xmlns:w16="http://schemas.microsoft.com/office/word/2018/wordml" xmlns:w16sdtdh="http://schemas.microsoft.com/office/word/2020/wordml/sdtdatahash" xmlns:w16se="http://schemas.microsoft.com/office/word/2015/wordml/symex" xmlns:wpg="http://schemas.microsoft.com/office/word/2010/wordprocessingGroup" xmlns:wpi="http://schemas.microsoft.com/office/word/2010/wordprocessingInk" xmlns:wne="http://schemas.microsoft.com/office/word/2006/wordml" xmlns:wps="http://schemas.microsoft.com/office/word/2010/wordprocessingShape" mc:Ignorable="w14 w15 w16se w16cid w16 w16cex w16sdtdh wp14">
   <w:numPicBullet w:numPicBulletId="0">
     <w:pict>
-      <v:shapetype w14:anchorId="42724D94" id="_x0000_t75" coordsize="21600,21600" o:spt="75" o:preferrelative="t" path="m@4@5l@4@11@9@11@9@5xe" filled="f" stroked="f">
+      <v:shapetype id="_x0000_t75" coordsize="21600,21600" o:spt="75" o:preferrelative="t" path="m@4@5l@4@11@9@11@9@5xe" filled="f" stroked="f">
         <v:stroke joinstyle="miter"/>
         <v:formulas>
           <v:f eqn="if lineDrawn pixelLineWidth 0"/>
@@ -15999,7 +16021,7 @@
         <v:path o:extrusionok="f" gradientshapeok="t" o:connecttype="rect"/>
         <o:lock v:ext="edit" aspectratio="t"/>
       </v:shapetype>
-      <v:shape id="_x0000_i1025" type="#_x0000_t75" style="width:11.25pt;height:11.25pt" o:bullet="t">
+      <v:shape id="_x0000_i1042" type="#_x0000_t75" style="width:11.25pt;height:11.25pt" o:bullet="t">
         <v:imagedata r:id="rId1" o:title="msoFFDE"/>
       </v:shape>
     </w:pict>
@@ -16207,17 +16229,17 @@
       </w:pPr>
     </w:lvl>
   </w:abstractNum>
-  <w:num w:numId="1" w16cid:durableId="233124676">
+  <w:num w:numId="1">
     <w:abstractNumId w:val="0"/>
   </w:num>
-  <w:num w:numId="2" w16cid:durableId="478158152">
+  <w:num w:numId="2">
     <w:abstractNumId w:val="1"/>
   </w:num>
 </w:numbering>
 </file>
 
 <file path=word/styles.xml><?xml version="1.0" encoding="utf-8"?>
-<w:styles xmlns:mc="http://schemas.openxmlformats.org/markup-compatibility/2006" xmlns:r="http://schemas.openxmlformats.org/officeDocument/2006/relationships" xmlns:w="http://schemas.openxmlformats.org/wordprocessingml/2006/main" xmlns:w14="http://schemas.microsoft.com/office/word/2010/wordml" xmlns:w15="http://schemas.microsoft.com/office/word/2012/wordml" xmlns:w16cex="http://schemas.microsoft.com/office/word/2018/wordml/cex" xmlns:w16cid="http://schemas.microsoft.com/office/word/2016/wordml/cid" xmlns:w16="http://schemas.microsoft.com/office/word/2018/wordml" xmlns:w16du="http://schemas.microsoft.com/office/word/2023/wordml/word16du" xmlns:w16sdtdh="http://schemas.microsoft.com/office/word/2020/wordml/sdtdatahash" xmlns:w16sdtfl="http://schemas.microsoft.com/office/word/2024/wordml/sdtformatlock" xmlns:w16se="http://schemas.microsoft.com/office/word/2015/wordml/symex" mc:Ignorable="w14 w15 w16se w16cid w16 w16cex w16sdtdh w16sdtfl w16du">
+<w:styles xmlns:mc="http://schemas.openxmlformats.org/markup-compatibility/2006" xmlns:r="http://schemas.openxmlformats.org/officeDocument/2006/relationships" xmlns:w="http://schemas.openxmlformats.org/wordprocessingml/2006/main" xmlns:w14="http://schemas.microsoft.com/office/word/2010/wordml" xmlns:w15="http://schemas.microsoft.com/office/word/2012/wordml" xmlns:w16cex="http://schemas.microsoft.com/office/word/2018/wordml/cex" xmlns:w16cid="http://schemas.microsoft.com/office/word/2016/wordml/cid" xmlns:w16="http://schemas.microsoft.com/office/word/2018/wordml" xmlns:w16sdtdh="http://schemas.microsoft.com/office/word/2020/wordml/sdtdatahash" xmlns:w16se="http://schemas.microsoft.com/office/word/2015/wordml/symex" mc:Ignorable="w14 w15 w16se w16cid w16 w16cex w16sdtdh">
   <w:docDefaults>
     <w:rPrDefault>
       <w:rPr>

--- a/PDFs/config/Antigua/1 a 4/plantilla.docx
+++ b/PDFs/config/Antigua/1 a 4/plantilla.docx
@@ -1,6 +1,6 @@
 
 <file path=word/document.xml><?xml version="1.0" encoding="utf-8"?>
-<w:document xmlns:wpc="http://schemas.microsoft.com/office/word/2010/wordprocessingCanvas" xmlns:cx="http://schemas.microsoft.com/office/drawing/2014/chartex" xmlns:cx1="http://schemas.microsoft.com/office/drawing/2015/9/8/chartex" xmlns:cx2="http://schemas.microsoft.com/office/drawing/2015/10/21/chartex" xmlns:cx3="http://schemas.microsoft.com/office/drawing/2016/5/9/chartex" xmlns:cx4="http://schemas.microsoft.com/office/drawing/2016/5/10/chartex" xmlns:cx5="http://schemas.microsoft.com/office/drawing/2016/5/11/chartex" xmlns:cx6="http://schemas.microsoft.com/office/drawing/2016/5/12/chartex" xmlns:cx7="http://schemas.microsoft.com/office/drawing/2016/5/13/chartex" xmlns:cx8="http://schemas.microsoft.com/office/drawing/2016/5/14/chartex" xmlns:mc="http://schemas.openxmlformats.org/markup-compatibility/2006" xmlns:aink="http://schemas.microsoft.com/office/drawing/2016/ink" xmlns:am3d="http://schemas.microsoft.com/office/drawing/2017/model3d" xmlns:o="urn:schemas-microsoft-com:office:office" xmlns:r="http://schemas.openxmlformats.org/officeDocument/2006/relationships" xmlns:m="http://schemas.openxmlformats.org/officeDocument/2006/math" xmlns:v="urn:schemas-microsoft-com:vml" xmlns:wp14="http://schemas.microsoft.com/office/word/2010/wordprocessingDrawing" xmlns:wp="http://schemas.openxmlformats.org/drawingml/2006/wordprocessingDrawing" xmlns:w10="urn:schemas-microsoft-com:office:word" xmlns:w="http://schemas.openxmlformats.org/wordprocessingml/2006/main" xmlns:w14="http://schemas.microsoft.com/office/word/2010/wordml" xmlns:w15="http://schemas.microsoft.com/office/word/2012/wordml" xmlns:w16cex="http://schemas.microsoft.com/office/word/2018/wordml/cex" xmlns:w16cid="http://schemas.microsoft.com/office/word/2016/wordml/cid" xmlns:w16="http://schemas.microsoft.com/office/word/2018/wordml" xmlns:w16sdtdh="http://schemas.microsoft.com/office/word/2020/wordml/sdtdatahash" xmlns:w16se="http://schemas.microsoft.com/office/word/2015/wordml/symex" xmlns:wpg="http://schemas.microsoft.com/office/word/2010/wordprocessingGroup" xmlns:wpi="http://schemas.microsoft.com/office/word/2010/wordprocessingInk" xmlns:wne="http://schemas.microsoft.com/office/word/2006/wordml" xmlns:wps="http://schemas.microsoft.com/office/word/2010/wordprocessingShape" mc:Ignorable="w14 w15 w16se w16cid w16 w16cex w16sdtdh wp14">
+<w:document xmlns:wpc="http://schemas.microsoft.com/office/word/2010/wordprocessingCanvas" xmlns:cx="http://schemas.microsoft.com/office/drawing/2014/chartex" xmlns:cx1="http://schemas.microsoft.com/office/drawing/2015/9/8/chartex" xmlns:cx2="http://schemas.microsoft.com/office/drawing/2015/10/21/chartex" xmlns:cx3="http://schemas.microsoft.com/office/drawing/2016/5/9/chartex" xmlns:cx4="http://schemas.microsoft.com/office/drawing/2016/5/10/chartex" xmlns:cx5="http://schemas.microsoft.com/office/drawing/2016/5/11/chartex" xmlns:cx6="http://schemas.microsoft.com/office/drawing/2016/5/12/chartex" xmlns:cx7="http://schemas.microsoft.com/office/drawing/2016/5/13/chartex" xmlns:cx8="http://schemas.microsoft.com/office/drawing/2016/5/14/chartex" xmlns:mc="http://schemas.openxmlformats.org/markup-compatibility/2006" xmlns:aink="http://schemas.microsoft.com/office/drawing/2016/ink" xmlns:am3d="http://schemas.microsoft.com/office/drawing/2017/model3d" xmlns:o="urn:schemas-microsoft-com:office:office" xmlns:oel="http://schemas.microsoft.com/office/2019/extlst" xmlns:r="http://schemas.openxmlformats.org/officeDocument/2006/relationships" xmlns:m="http://schemas.openxmlformats.org/officeDocument/2006/math" xmlns:v="urn:schemas-microsoft-com:vml" xmlns:wp14="http://schemas.microsoft.com/office/word/2010/wordprocessingDrawing" xmlns:wp="http://schemas.openxmlformats.org/drawingml/2006/wordprocessingDrawing" xmlns:w10="urn:schemas-microsoft-com:office:word" xmlns:w="http://schemas.openxmlformats.org/wordprocessingml/2006/main" xmlns:w14="http://schemas.microsoft.com/office/word/2010/wordml" xmlns:w15="http://schemas.microsoft.com/office/word/2012/wordml" xmlns:w16cex="http://schemas.microsoft.com/office/word/2018/wordml/cex" xmlns:w16cid="http://schemas.microsoft.com/office/word/2016/wordml/cid" xmlns:w16="http://schemas.microsoft.com/office/word/2018/wordml" xmlns:w16du="http://schemas.microsoft.com/office/word/2023/wordml/word16du" xmlns:w16sdtdh="http://schemas.microsoft.com/office/word/2020/wordml/sdtdatahash" xmlns:w16sdtfl="http://schemas.microsoft.com/office/word/2024/wordml/sdtformatlock" xmlns:w16se="http://schemas.microsoft.com/office/word/2015/wordml/symex" xmlns:wpg="http://schemas.microsoft.com/office/word/2010/wordprocessingGroup" xmlns:wpi="http://schemas.microsoft.com/office/word/2010/wordprocessingInk" xmlns:wne="http://schemas.microsoft.com/office/word/2006/wordml" xmlns:wps="http://schemas.microsoft.com/office/word/2010/wordprocessingShape" mc:Ignorable="w14 w15 w16se w16cid w16 w16cex w16sdtdh w16sdtfl w16du wp14">
   <w:background w:color="EDEDED" w:themeColor="accent3" w:themeTint="33"/>
   <w:body>
     <w:p>
@@ -192,7 +192,7 @@
                 <v:stroke joinstyle="miter"/>
                 <v:path gradientshapeok="t" o:connecttype="rect"/>
               </v:shapetype>
-              <v:shape id="Text Box 28" o:spid="_x0000_s1026" type="#_x0000_t202" style="position:absolute;margin-left:251.95pt;margin-top:-56.3pt;width:337.75pt;height:137.75pt;z-index:251942912;visibility:visible;mso-wrap-style:square;mso-width-percent:0;mso-height-percent:0;mso-wrap-distance-left:9pt;mso-wrap-distance-top:0;mso-wrap-distance-right:9pt;mso-wrap-distance-bottom:0;mso-position-horizontal:absolute;mso-position-horizontal-relative:page;mso-position-vertical:absolute;mso-position-vertical-relative:text;mso-width-percent:0;mso-height-percent:0;mso-width-relative:margin;mso-height-relative:margin;v-text-anchor:top" o:gfxdata="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" filled="f" stroked="f">
+              <v:shape id="Text Box 28" o:spid="_x0000_s1026" type="#_x0000_t202" style="position:absolute;margin-left:251.95pt;margin-top:-56.3pt;width:337.75pt;height:137.75pt;z-index:251942912;visibility:visible;mso-wrap-style:square;mso-width-percent:0;mso-height-percent:0;mso-wrap-distance-left:9pt;mso-wrap-distance-top:0;mso-wrap-distance-right:9pt;mso-wrap-distance-bottom:0;mso-position-horizontal:absolute;mso-position-horizontal-relative:page;mso-position-vertical:absolute;mso-position-vertical-relative:text;mso-width-percent:0;mso-height-percent:0;mso-width-relative:margin;mso-height-relative:margin;v-text-anchor:top" o:gfxdata="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" filled="f" stroked="f">
                 <v:textbox>
                   <w:txbxContent>
                     <w:p>
@@ -413,7 +413,7 @@
           <w:noProof/>
         </w:rPr>
         <w:drawing>
-          <wp:anchor distT="0" distB="0" distL="114300" distR="114300" simplePos="0" relativeHeight="251667456" behindDoc="0" locked="0" layoutInCell="1" allowOverlap="1" wp14:anchorId="76D89750" wp14:editId="1726C9E0">
+          <wp:anchor distT="0" distB="0" distL="114300" distR="114300" simplePos="0" relativeHeight="251667456" behindDoc="0" locked="0" layoutInCell="1" allowOverlap="1" wp14:anchorId="76D89750" wp14:editId="4A315882">
             <wp:simplePos x="0" y="0"/>
             <wp:positionH relativeFrom="column">
               <wp:posOffset>4631478</wp:posOffset>
@@ -545,7 +545,7 @@
           </mc:Choice>
           <mc:Fallback>
             <w:pict>
-              <v:shape w14:anchorId="055FE733" id="Text Box 25" o:spid="_x0000_s1027" type="#_x0000_t202" style="position:absolute;margin-left:-61.75pt;margin-top:20.15pt;width:32.35pt;height:24.15pt;z-index:251751424;visibility:visible;mso-wrap-style:square;mso-width-percent:0;mso-wrap-distance-left:9pt;mso-wrap-distance-top:0;mso-wrap-distance-right:9pt;mso-wrap-distance-bottom:0;mso-position-horizontal:absolute;mso-position-horizontal-relative:text;mso-position-vertical:absolute;mso-position-vertical-relative:text;mso-width-percent:0;mso-width-relative:margin;v-text-anchor:top" o:gfxdata="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" filled="f" stroked="f">
+              <v:shape w14:anchorId="055FE733" id="Text Box 25" o:spid="_x0000_s1027" type="#_x0000_t202" style="position:absolute;margin-left:-61.75pt;margin-top:20.15pt;width:32.35pt;height:24.15pt;z-index:251751424;visibility:visible;mso-wrap-style:square;mso-width-percent:0;mso-wrap-distance-left:9pt;mso-wrap-distance-top:0;mso-wrap-distance-right:9pt;mso-wrap-distance-bottom:0;mso-position-horizontal:absolute;mso-position-horizontal-relative:text;mso-position-vertical:absolute;mso-position-vertical-relative:text;mso-width-percent:0;mso-width-relative:margin;v-text-anchor:top" o:gfxdata="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" filled="f" stroked="f">
                 <v:textbox style="mso-fit-shape-to-text:t">
                   <w:txbxContent>
                     <w:p>
@@ -704,7 +704,7 @@
               </wp:anchor>
             </w:drawing>
           </mc:Choice>
-          <mc:Fallback xmlns:w16sdtfl="http://schemas.microsoft.com/office/word/2024/wordml/sdtformatlock" xmlns:w16du="http://schemas.microsoft.com/office/word/2023/wordml/word16du" xmlns:oel="http://schemas.microsoft.com/office/2019/extlst">
+          <mc:Fallback>
             <w:pict>
               <v:group w14:anchorId="0E2E80B2" id="Grupo 55" o:spid="_x0000_s1026" style="position:absolute;margin-left:-49.35pt;margin-top:27.1pt;width:186.55pt;height:30.55pt;z-index:251649023" coordsize="23693,3881" o:gfxdata="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">
                 <v:shapetype id="_x0000_t116" coordsize="21600,21600" o:spt="116" path="m3475,qx,10800,3475,21600l18125,21600qx21600,10800,18125,xe">
@@ -793,7 +793,7 @@
               </wp:anchor>
             </w:drawing>
           </mc:Choice>
-          <mc:Fallback xmlns:w16sdtfl="http://schemas.microsoft.com/office/word/2024/wordml/sdtformatlock" xmlns:w16du="http://schemas.microsoft.com/office/word/2023/wordml/word16du" xmlns:oel="http://schemas.microsoft.com/office/2019/extlst">
+          <mc:Fallback>
             <w:pict>
               <v:oval w14:anchorId="75AD7A0F" id="Elipse 50" o:spid="_x0000_s1026" style="position:absolute;margin-left:19.25pt;margin-top:22.55pt;width:41.1pt;height:40.9pt;z-index:251749376;visibility:visible;mso-wrap-style:square;mso-width-percent:0;mso-height-percent:0;mso-wrap-distance-left:9pt;mso-wrap-distance-top:0;mso-wrap-distance-right:9pt;mso-wrap-distance-bottom:0;mso-position-horizontal:absolute;mso-position-horizontal-relative:left-margin-area;mso-position-vertical:absolute;mso-position-vertical-relative:text;mso-width-percent:0;mso-height-percent:0;mso-width-relative:margin;mso-height-relative:margin;v-text-anchor:middle" o:gfxdata="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" fillcolor="#5053a4" strokecolor="white [3212]" strokeweight="1pt">
                 <v:stroke joinstyle="miter"/>
@@ -881,7 +881,7 @@
                                 <w:sz w:val="40"/>
                                 <w:lang w:val="es-CO"/>
                               </w:rPr>
-                              <w:instrText xml:space="preserve"> MERGEFIELD PUNTAJE </w:instrText>
+                              <w:instrText xml:space="preserve"> MERGEFIELD TCT_ </w:instrText>
                             </w:r>
                             <w:r>
                               <w:rPr>
@@ -898,7 +898,7 @@
                                 <w:sz w:val="40"/>
                                 <w:lang w:val="es-CO"/>
                               </w:rPr>
-                              <w:t>93</w:t>
+                              <w:t>«TCT_»</w:t>
                             </w:r>
                             <w:r>
                               <w:rPr>
@@ -928,7 +928,7 @@
           </mc:Choice>
           <mc:Fallback>
             <w:pict>
-              <v:shape w14:anchorId="116CCDDF" id="Cuadro de texto 39" o:spid="_x0000_s1028" type="#_x0000_t202" style="position:absolute;margin-left:460.75pt;margin-top:13.8pt;width:53.4pt;height:33.65pt;z-index:251716608;visibility:visible;mso-wrap-style:square;mso-width-percent:0;mso-height-percent:0;mso-wrap-distance-left:9pt;mso-wrap-distance-top:3.6pt;mso-wrap-distance-right:9pt;mso-wrap-distance-bottom:3.6pt;mso-position-horizontal:absolute;mso-position-horizontal-relative:left-margin-area;mso-position-vertical:absolute;mso-position-vertical-relative:text;mso-width-percent:0;mso-height-percent:0;mso-width-relative:margin;mso-height-relative:margin;v-text-anchor:top" o:gfxdata="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" filled="f" stroked="f">
+              <v:shape w14:anchorId="116CCDDF" id="Cuadro de texto 39" o:spid="_x0000_s1028" type="#_x0000_t202" style="position:absolute;margin-left:460.75pt;margin-top:13.8pt;width:53.4pt;height:33.65pt;z-index:251716608;visibility:visible;mso-wrap-style:square;mso-width-percent:0;mso-height-percent:0;mso-wrap-distance-left:9pt;mso-wrap-distance-top:3.6pt;mso-wrap-distance-right:9pt;mso-wrap-distance-bottom:3.6pt;mso-position-horizontal:absolute;mso-position-horizontal-relative:left-margin-area;mso-position-vertical:absolute;mso-position-vertical-relative:text;mso-width-percent:0;mso-height-percent:0;mso-width-relative:margin;mso-height-relative:margin;v-text-anchor:top" o:gfxdata="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" filled="f" stroked="f">
                 <v:textbox>
                   <w:txbxContent>
                     <w:p>
@@ -954,7 +954,7 @@
                           <w:sz w:val="40"/>
                           <w:lang w:val="es-CO"/>
                         </w:rPr>
-                        <w:instrText xml:space="preserve"> MERGEFIELD PUNTAJE </w:instrText>
+                        <w:instrText xml:space="preserve"> MERGEFIELD TCT_ </w:instrText>
                       </w:r>
                       <w:r>
                         <w:rPr>
@@ -971,7 +971,7 @@
                           <w:sz w:val="40"/>
                           <w:lang w:val="es-CO"/>
                         </w:rPr>
-                        <w:t>93</w:t>
+                        <w:t>«TCT_»</w:t>
                       </w:r>
                       <w:r>
                         <w:rPr>
@@ -1065,7 +1065,7 @@
               </wp:anchor>
             </w:drawing>
           </mc:Choice>
-          <mc:Fallback xmlns:w16sdtfl="http://schemas.microsoft.com/office/word/2024/wordml/sdtformatlock" xmlns:w16du="http://schemas.microsoft.com/office/word/2023/wordml/word16du" xmlns:oel="http://schemas.microsoft.com/office/2019/extlst">
+          <mc:Fallback>
             <w:pict>
               <v:roundrect w14:anchorId="279CF51A" id="Rectángulo redondeado 56" o:spid="_x0000_s1026" style="position:absolute;margin-left:-61.8pt;margin-top:19.55pt;width:386.3pt;height:109.65pt;z-index:251647998;visibility:visible;mso-wrap-style:square;mso-width-percent:0;mso-height-percent:0;mso-wrap-distance-left:9pt;mso-wrap-distance-top:0;mso-wrap-distance-right:9pt;mso-wrap-distance-bottom:0;mso-position-horizontal:absolute;mso-position-horizontal-relative:text;mso-position-vertical:absolute;mso-position-vertical-relative:text;mso-width-percent:0;mso-height-percent:0;mso-width-relative:margin;mso-height-relative:margin;v-text-anchor:middle" arcsize="10923f" o:gfxdata="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" fillcolor="white [3212]" strokecolor="#5053a4" strokeweight="1pt">
                 <v:stroke joinstyle="miter"/>
@@ -1146,7 +1146,7 @@
           </mc:Choice>
           <mc:Fallback>
             <w:pict>
-              <v:shape w14:anchorId="4B05C675" id="_x0000_s1029" type="#_x0000_t202" style="position:absolute;margin-left:-33.5pt;margin-top:6.85pt;width:174.05pt;height:24.15pt;z-index:251693056;visibility:visible;mso-wrap-style:square;mso-width-percent:0;mso-wrap-distance-left:9pt;mso-wrap-distance-top:0;mso-wrap-distance-right:9pt;mso-wrap-distance-bottom:0;mso-position-horizontal:absolute;mso-position-horizontal-relative:text;mso-position-vertical:absolute;mso-position-vertical-relative:text;mso-width-percent:0;mso-width-relative:margin;v-text-anchor:top" o:gfxdata="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" filled="f" stroked="f">
+              <v:shape w14:anchorId="4B05C675" id="_x0000_s1029" type="#_x0000_t202" style="position:absolute;margin-left:-33.5pt;margin-top:6.85pt;width:174.05pt;height:24.15pt;z-index:251693056;visibility:visible;mso-wrap-style:square;mso-width-percent:0;mso-wrap-distance-left:9pt;mso-wrap-distance-top:0;mso-wrap-distance-right:9pt;mso-wrap-distance-bottom:0;mso-position-horizontal:absolute;mso-position-horizontal-relative:text;mso-position-vertical:absolute;mso-position-vertical-relative:text;mso-width-percent:0;mso-width-relative:margin;v-text-anchor:top" o:gfxdata="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" filled="f" stroked="f">
                 <v:textbox style="mso-fit-shape-to-text:t">
                   <w:txbxContent>
                     <w:p>
@@ -1280,7 +1280,7 @@
           </mc:Choice>
           <mc:Fallback>
             <w:pict>
-              <v:shape w14:anchorId="55959A35" id="Cuadro de texto 2" o:spid="_x0000_s1030" type="#_x0000_t202" style="position:absolute;margin-left:160.2pt;margin-top:17.65pt;width:148.45pt;height:31.35pt;z-index:251709440;visibility:visible;mso-wrap-style:square;mso-width-percent:0;mso-height-percent:0;mso-wrap-distance-left:9pt;mso-wrap-distance-top:3.6pt;mso-wrap-distance-right:9pt;mso-wrap-distance-bottom:3.6pt;mso-position-horizontal:absolute;mso-position-horizontal-relative:text;mso-position-vertical:absolute;mso-position-vertical-relative:text;mso-width-percent:0;mso-height-percent:0;mso-width-relative:margin;mso-height-relative:margin;v-text-anchor:top" o:gfxdata="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" filled="f" stroked="f">
+              <v:shape w14:anchorId="55959A35" id="Cuadro de texto 2" o:spid="_x0000_s1030" type="#_x0000_t202" style="position:absolute;margin-left:160.2pt;margin-top:17.65pt;width:148.45pt;height:31.35pt;z-index:251709440;visibility:visible;mso-wrap-style:square;mso-width-percent:0;mso-height-percent:0;mso-wrap-distance-left:9pt;mso-wrap-distance-top:3.6pt;mso-wrap-distance-right:9pt;mso-wrap-distance-bottom:3.6pt;mso-position-horizontal:absolute;mso-position-horizontal-relative:text;mso-position-vertical:absolute;mso-position-vertical-relative:text;mso-width-percent:0;mso-height-percent:0;mso-width-relative:margin;mso-height-relative:margin;v-text-anchor:top" o:gfxdata="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" filled="f" stroked="f">
                 <v:textbox>
                   <w:txbxContent>
                     <w:p>
@@ -1392,7 +1392,7 @@
                                 <w:sz w:val="32"/>
                                 <w:lang w:val="es-CO"/>
                               </w:rPr>
-                              <w:instrText xml:space="preserve"> MERGEFIELD NOMBRE </w:instrText>
+                              <w:instrText xml:space="preserve"> MERGEFIELD Nombre_Completo </w:instrText>
                             </w:r>
                             <w:r>
                               <w:rPr>
@@ -1409,7 +1409,7 @@
                                 <w:sz w:val="32"/>
                                 <w:lang w:val="es-CO"/>
                               </w:rPr>
-                              <w:t>JUAN JOSE CARO</w:t>
+                              <w:t>«Nombre_Completo»</w:t>
                             </w:r>
                             <w:r>
                               <w:rPr>
@@ -1447,7 +1447,7 @@
                                 <w:sz w:val="32"/>
                                 <w:lang w:val="es-CO"/>
                               </w:rPr>
-                              <w:instrText xml:space="preserve"> MERGEFIELD DOCUMENTO </w:instrText>
+                              <w:instrText xml:space="preserve"> MERGEFIELD DNI__Código </w:instrText>
                             </w:r>
                             <w:r>
                               <w:rPr>
@@ -1462,7 +1462,7 @@
                                 <w:sz w:val="32"/>
                                 <w:lang w:val="es-CO"/>
                               </w:rPr>
-                              <w:t>1011326282</w:t>
+                              <w:t>«DNI__Código»</w:t>
                             </w:r>
                             <w:r>
                               <w:rPr>
@@ -1491,7 +1491,7 @@
           </mc:Choice>
           <mc:Fallback>
             <w:pict>
-              <v:shape w14:anchorId="5CBC4DC2" id="_x0000_s1031" type="#_x0000_t202" style="position:absolute;margin-left:-51.3pt;margin-top:23.05pt;width:229.25pt;height:74.75pt;z-index:251707392;visibility:visible;mso-wrap-style:square;mso-width-percent:0;mso-height-percent:0;mso-wrap-distance-left:9pt;mso-wrap-distance-top:3.6pt;mso-wrap-distance-right:9pt;mso-wrap-distance-bottom:3.6pt;mso-position-horizontal:absolute;mso-position-horizontal-relative:text;mso-position-vertical:absolute;mso-position-vertical-relative:text;mso-width-percent:0;mso-height-percent:0;mso-width-relative:margin;mso-height-relative:margin;v-text-anchor:top" o:gfxdata="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" filled="f" stroked="f">
+              <v:shape w14:anchorId="5CBC4DC2" id="_x0000_s1031" type="#_x0000_t202" style="position:absolute;margin-left:-51.3pt;margin-top:23.05pt;width:229.25pt;height:74.75pt;z-index:251707392;visibility:visible;mso-wrap-style:square;mso-width-percent:0;mso-height-percent:0;mso-wrap-distance-left:9pt;mso-wrap-distance-top:3.6pt;mso-wrap-distance-right:9pt;mso-wrap-distance-bottom:3.6pt;mso-position-horizontal:absolute;mso-position-horizontal-relative:text;mso-position-vertical:absolute;mso-position-vertical-relative:text;mso-width-percent:0;mso-height-percent:0;mso-width-relative:margin;mso-height-relative:margin;v-text-anchor:top" o:gfxdata="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" filled="f" stroked="f">
                 <v:textbox>
                   <w:txbxContent>
                     <w:p>
@@ -1517,7 +1517,7 @@
                           <w:sz w:val="32"/>
                           <w:lang w:val="es-CO"/>
                         </w:rPr>
-                        <w:instrText xml:space="preserve"> MERGEFIELD NOMBRE </w:instrText>
+                        <w:instrText xml:space="preserve"> MERGEFIELD Nombre_Completo </w:instrText>
                       </w:r>
                       <w:r>
                         <w:rPr>
@@ -1534,7 +1534,7 @@
                           <w:sz w:val="32"/>
                           <w:lang w:val="es-CO"/>
                         </w:rPr>
-                        <w:t>JUAN JOSE CARO</w:t>
+                        <w:t>«Nombre_Completo»</w:t>
                       </w:r>
                       <w:r>
                         <w:rPr>
@@ -1572,7 +1572,7 @@
                           <w:sz w:val="32"/>
                           <w:lang w:val="es-CO"/>
                         </w:rPr>
-                        <w:instrText xml:space="preserve"> MERGEFIELD DOCUMENTO </w:instrText>
+                        <w:instrText xml:space="preserve"> MERGEFIELD DNI__Código </w:instrText>
                       </w:r>
                       <w:r>
                         <w:rPr>
@@ -1587,7 +1587,7 @@
                           <w:sz w:val="32"/>
                           <w:lang w:val="es-CO"/>
                         </w:rPr>
-                        <w:t>1011326282</w:t>
+                        <w:t>«DNI__Código»</w:t>
                       </w:r>
                       <w:r>
                         <w:rPr>
@@ -1748,7 +1748,7 @@
           </mc:Choice>
           <mc:Fallback>
             <w:pict>
-              <v:shape w14:anchorId="14D39D47" id="_x0000_s1032" type="#_x0000_t202" style="position:absolute;margin-left:354.05pt;margin-top:20.9pt;width:72.7pt;height:22.35pt;z-index:251695104;visibility:visible;mso-wrap-style:square;mso-width-percent:0;mso-height-percent:0;mso-wrap-distance-left:9pt;mso-wrap-distance-top:0;mso-wrap-distance-right:9pt;mso-wrap-distance-bottom:0;mso-position-horizontal:absolute;mso-position-horizontal-relative:text;mso-position-vertical:absolute;mso-position-vertical-relative:text;mso-width-percent:0;mso-height-percent:0;mso-width-relative:margin;mso-height-relative:margin;v-text-anchor:top" o:gfxdata="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" filled="f" stroked="f">
+              <v:shape w14:anchorId="14D39D47" id="_x0000_s1032" type="#_x0000_t202" style="position:absolute;margin-left:354.05pt;margin-top:20.9pt;width:72.7pt;height:22.35pt;z-index:251695104;visibility:visible;mso-wrap-style:square;mso-width-percent:0;mso-height-percent:0;mso-wrap-distance-left:9pt;mso-wrap-distance-top:0;mso-wrap-distance-right:9pt;mso-wrap-distance-bottom:0;mso-position-horizontal:absolute;mso-position-horizontal-relative:text;mso-position-vertical:absolute;mso-position-vertical-relative:text;mso-width-percent:0;mso-height-percent:0;mso-width-relative:margin;mso-height-relative:margin;v-text-anchor:top" o:gfxdata="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" filled="f" stroked="f">
                 <v:textbox>
                   <w:txbxContent>
                     <w:p>
@@ -1917,7 +1917,7 @@
                                 <w:sz w:val="32"/>
                                 <w:lang w:val="es-CO"/>
                               </w:rPr>
-                              <w:instrText xml:space="preserve"> MERGEFIELD "SEDE" </w:instrText>
+                              <w:instrText xml:space="preserve"> MERGEFIELD Institución </w:instrText>
                             </w:r>
                             <w:r>
                               <w:rPr>
@@ -1934,7 +1934,7 @@
                                 <w:sz w:val="32"/>
                                 <w:lang w:val="es-CO"/>
                               </w:rPr>
-                              <w:t>ROSARIO SANTO DOMINGO</w:t>
+                              <w:t>«Institución»</w:t>
                             </w:r>
                             <w:r>
                               <w:rPr>
@@ -1986,7 +1986,7 @@
                                 <w:sz w:val="24"/>
                                 <w:lang w:val="es-CO"/>
                               </w:rPr>
-                              <w:t>1001</w:t>
+                              <w:t>«GRADO»</w:t>
                             </w:r>
                             <w:r>
                               <w:rPr>
@@ -1995,6 +1995,55 @@
                                 <w:lang w:val="es-CO"/>
                               </w:rPr>
                               <w:fldChar w:fldCharType="end"/>
+                            </w:r>
+                            <w:r>
+                              <w:rPr>
+                                <w:b/>
+                                <w:sz w:val="24"/>
+                                <w:lang w:val="es-CO"/>
+                              </w:rPr>
+                              <w:fldChar w:fldCharType="begin"/>
+                            </w:r>
+                            <w:r>
+                              <w:rPr>
+                                <w:b/>
+                                <w:sz w:val="24"/>
+                                <w:lang w:val="es-CO"/>
+                              </w:rPr>
+                              <w:instrText xml:space="preserve"> MERGEFIELD "Grupo" </w:instrText>
+                            </w:r>
+                            <w:r>
+                              <w:rPr>
+                                <w:b/>
+                                <w:sz w:val="24"/>
+                                <w:lang w:val="es-CO"/>
+                              </w:rPr>
+                              <w:fldChar w:fldCharType="separate"/>
+                            </w:r>
+                            <w:r>
+                              <w:rPr>
+                                <w:b/>
+                                <w:noProof/>
+                                <w:sz w:val="24"/>
+                                <w:lang w:val="es-CO"/>
+                              </w:rPr>
+                              <w:t>«Grupo»</w:t>
+                            </w:r>
+                            <w:r>
+                              <w:rPr>
+                                <w:b/>
+                                <w:sz w:val="24"/>
+                                <w:lang w:val="es-CO"/>
+                              </w:rPr>
+                              <w:fldChar w:fldCharType="end"/>
+                            </w:r>
+                            <w:r>
+                              <w:rPr>
+                                <w:b/>
+                                <w:sz w:val="24"/>
+                                <w:lang w:val="es-CO"/>
+                              </w:rPr>
+                              <w:t xml:space="preserve"> </w:t>
                             </w:r>
                           </w:p>
                         </w:txbxContent>
@@ -2016,7 +2065,7 @@
           </mc:Choice>
           <mc:Fallback>
             <w:pict>
-              <v:shape w14:anchorId="56F1CDBE" id="_x0000_s1033" type="#_x0000_t202" style="position:absolute;margin-left:112.15pt;margin-top:.45pt;width:212.25pt;height:60.35pt;z-index:251900928;visibility:visible;mso-wrap-style:square;mso-width-percent:0;mso-height-percent:0;mso-wrap-distance-left:9pt;mso-wrap-distance-top:3.6pt;mso-wrap-distance-right:9pt;mso-wrap-distance-bottom:3.6pt;mso-position-horizontal:absolute;mso-position-horizontal-relative:text;mso-position-vertical:absolute;mso-position-vertical-relative:text;mso-width-percent:0;mso-height-percent:0;mso-width-relative:margin;mso-height-relative:margin;v-text-anchor:top" o:gfxdata="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" filled="f" stroked="f">
+              <v:shape w14:anchorId="56F1CDBE" id="_x0000_s1033" type="#_x0000_t202" style="position:absolute;margin-left:112.15pt;margin-top:.45pt;width:212.25pt;height:60.35pt;z-index:251900928;visibility:visible;mso-wrap-style:square;mso-width-percent:0;mso-height-percent:0;mso-wrap-distance-left:9pt;mso-wrap-distance-top:3.6pt;mso-wrap-distance-right:9pt;mso-wrap-distance-bottom:3.6pt;mso-position-horizontal:absolute;mso-position-horizontal-relative:text;mso-position-vertical:absolute;mso-position-vertical-relative:text;mso-width-percent:0;mso-height-percent:0;mso-width-relative:margin;mso-height-relative:margin;v-text-anchor:top" o:gfxdata="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" filled="f" stroked="f">
                 <v:textbox>
                   <w:txbxContent>
                     <w:p>
@@ -2043,7 +2092,7 @@
                           <w:sz w:val="32"/>
                           <w:lang w:val="es-CO"/>
                         </w:rPr>
-                        <w:instrText xml:space="preserve"> MERGEFIELD "SEDE" </w:instrText>
+                        <w:instrText xml:space="preserve"> MERGEFIELD Institución </w:instrText>
                       </w:r>
                       <w:r>
                         <w:rPr>
@@ -2060,7 +2109,7 @@
                           <w:sz w:val="32"/>
                           <w:lang w:val="es-CO"/>
                         </w:rPr>
-                        <w:t>ROSARIO SANTO DOMINGO</w:t>
+                        <w:t>«Institución»</w:t>
                       </w:r>
                       <w:r>
                         <w:rPr>
@@ -2112,7 +2161,7 @@
                           <w:sz w:val="24"/>
                           <w:lang w:val="es-CO"/>
                         </w:rPr>
-                        <w:t>1001</w:t>
+                        <w:t>«GRADO»</w:t>
                       </w:r>
                       <w:r>
                         <w:rPr>
@@ -2121,6 +2170,55 @@
                           <w:lang w:val="es-CO"/>
                         </w:rPr>
                         <w:fldChar w:fldCharType="end"/>
+                      </w:r>
+                      <w:r>
+                        <w:rPr>
+                          <w:b/>
+                          <w:sz w:val="24"/>
+                          <w:lang w:val="es-CO"/>
+                        </w:rPr>
+                        <w:fldChar w:fldCharType="begin"/>
+                      </w:r>
+                      <w:r>
+                        <w:rPr>
+                          <w:b/>
+                          <w:sz w:val="24"/>
+                          <w:lang w:val="es-CO"/>
+                        </w:rPr>
+                        <w:instrText xml:space="preserve"> MERGEFIELD "Grupo" </w:instrText>
+                      </w:r>
+                      <w:r>
+                        <w:rPr>
+                          <w:b/>
+                          <w:sz w:val="24"/>
+                          <w:lang w:val="es-CO"/>
+                        </w:rPr>
+                        <w:fldChar w:fldCharType="separate"/>
+                      </w:r>
+                      <w:r>
+                        <w:rPr>
+                          <w:b/>
+                          <w:noProof/>
+                          <w:sz w:val="24"/>
+                          <w:lang w:val="es-CO"/>
+                        </w:rPr>
+                        <w:t>«Grupo»</w:t>
+                      </w:r>
+                      <w:r>
+                        <w:rPr>
+                          <w:b/>
+                          <w:sz w:val="24"/>
+                          <w:lang w:val="es-CO"/>
+                        </w:rPr>
+                        <w:fldChar w:fldCharType="end"/>
+                      </w:r>
+                      <w:r>
+                        <w:rPr>
+                          <w:b/>
+                          <w:sz w:val="24"/>
+                          <w:lang w:val="es-CO"/>
+                        </w:rPr>
+                        <w:t xml:space="preserve"> </w:t>
                       </w:r>
                     </w:p>
                   </w:txbxContent>
@@ -2272,7 +2370,7 @@
           </mc:Choice>
           <mc:Fallback>
             <w:pict>
-              <v:shape w14:anchorId="1BD27A19" id="_x0000_s1034" type="#_x0000_t202" style="position:absolute;margin-left:412.95pt;margin-top:4.25pt;width:70.75pt;height:26.9pt;z-index:251697152;visibility:visible;mso-wrap-style:square;mso-width-percent:0;mso-height-percent:0;mso-wrap-distance-left:9pt;mso-wrap-distance-top:0;mso-wrap-distance-right:9pt;mso-wrap-distance-bottom:0;mso-position-horizontal:absolute;mso-position-horizontal-relative:text;mso-position-vertical:absolute;mso-position-vertical-relative:text;mso-width-percent:0;mso-height-percent:0;mso-width-relative:margin;mso-height-relative:margin;v-text-anchor:top" o:gfxdata="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" filled="f" stroked="f">
+              <v:shape w14:anchorId="1BD27A19" id="_x0000_s1034" type="#_x0000_t202" style="position:absolute;margin-left:412.95pt;margin-top:4.25pt;width:70.75pt;height:26.9pt;z-index:251697152;visibility:visible;mso-wrap-style:square;mso-width-percent:0;mso-height-percent:0;mso-wrap-distance-left:9pt;mso-wrap-distance-top:0;mso-wrap-distance-right:9pt;mso-wrap-distance-bottom:0;mso-position-horizontal:absolute;mso-position-horizontal-relative:text;mso-position-vertical:absolute;mso-position-vertical-relative:text;mso-width-percent:0;mso-height-percent:0;mso-width-relative:margin;mso-height-relative:margin;v-text-anchor:top" o:gfxdata="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" filled="f" stroked="f">
                 <v:textbox>
                   <w:txbxContent>
                     <w:p>
@@ -2384,7 +2482,7 @@
                                 <w:sz w:val="32"/>
                                 <w:lang w:val="es-CO"/>
                               </w:rPr>
-                              <w:instrText xml:space="preserve"> MERGEFIELD PUESTO </w:instrText>
+                              <w:instrText xml:space="preserve"> MERGEFIELD Puesto_TCT </w:instrText>
                             </w:r>
                             <w:r>
                               <w:rPr>
@@ -2401,7 +2499,7 @@
                                 <w:sz w:val="32"/>
                                 <w:lang w:val="es-CO"/>
                               </w:rPr>
-                              <w:t>1</w:t>
+                              <w:t>«Puesto_TCT»</w:t>
                             </w:r>
                             <w:r>
                               <w:rPr>
@@ -2431,7 +2529,7 @@
           </mc:Choice>
           <mc:Fallback>
             <w:pict>
-              <v:shape w14:anchorId="268BCEE5" id="Cuadro de texto 40" o:spid="_x0000_s1035" type="#_x0000_t202" style="position:absolute;margin-left:515.85pt;margin-top:12.45pt;width:44pt;height:28.15pt;z-index:251718656;visibility:visible;mso-wrap-style:square;mso-width-percent:0;mso-height-percent:0;mso-wrap-distance-left:9pt;mso-wrap-distance-top:3.6pt;mso-wrap-distance-right:9pt;mso-wrap-distance-bottom:3.6pt;mso-position-horizontal:absolute;mso-position-horizontal-relative:left-margin-area;mso-position-vertical:absolute;mso-position-vertical-relative:text;mso-width-percent:0;mso-height-percent:0;mso-width-relative:margin;mso-height-relative:margin;v-text-anchor:top" o:gfxdata="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" filled="f" stroked="f">
+              <v:shape w14:anchorId="268BCEE5" id="Cuadro de texto 40" o:spid="_x0000_s1035" type="#_x0000_t202" style="position:absolute;margin-left:515.85pt;margin-top:12.45pt;width:44pt;height:28.15pt;z-index:251718656;visibility:visible;mso-wrap-style:square;mso-width-percent:0;mso-height-percent:0;mso-wrap-distance-left:9pt;mso-wrap-distance-top:3.6pt;mso-wrap-distance-right:9pt;mso-wrap-distance-bottom:3.6pt;mso-position-horizontal:absolute;mso-position-horizontal-relative:left-margin-area;mso-position-vertical:absolute;mso-position-vertical-relative:text;mso-width-percent:0;mso-height-percent:0;mso-width-relative:margin;mso-height-relative:margin;v-text-anchor:top" o:gfxdata="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" filled="f" stroked="f">
                 <v:textbox>
                   <w:txbxContent>
                     <w:p>
@@ -2457,7 +2555,7 @@
                           <w:sz w:val="32"/>
                           <w:lang w:val="es-CO"/>
                         </w:rPr>
-                        <w:instrText xml:space="preserve"> MERGEFIELD PUESTO </w:instrText>
+                        <w:instrText xml:space="preserve"> MERGEFIELD Puesto_TCT </w:instrText>
                       </w:r>
                       <w:r>
                         <w:rPr>
@@ -2474,7 +2572,7 @@
                           <w:sz w:val="32"/>
                           <w:lang w:val="es-CO"/>
                         </w:rPr>
-                        <w:t>1</w:t>
+                        <w:t>«Puesto_TCT»</w:t>
                       </w:r>
                       <w:r>
                         <w:rPr>
@@ -2571,7 +2669,7 @@
           </mc:Choice>
           <mc:Fallback>
             <w:pict>
-              <v:shape w14:anchorId="257683B9" id="_x0000_s1036" type="#_x0000_t202" style="position:absolute;margin-left:324.55pt;margin-top:9.9pt;width:32.3pt;height:24.15pt;z-index:251796480;visibility:visible;mso-wrap-style:square;mso-width-percent:0;mso-wrap-distance-left:9pt;mso-wrap-distance-top:0;mso-wrap-distance-right:9pt;mso-wrap-distance-bottom:0;mso-position-horizontal:absolute;mso-position-horizontal-relative:left-margin-area;mso-position-vertical:absolute;mso-position-vertical-relative:text;mso-width-percent:0;mso-width-relative:margin;v-text-anchor:top" o:gfxdata="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" filled="f" stroked="f">
+              <v:shape w14:anchorId="257683B9" id="_x0000_s1036" type="#_x0000_t202" style="position:absolute;margin-left:324.55pt;margin-top:9.9pt;width:32.3pt;height:24.15pt;z-index:251796480;visibility:visible;mso-wrap-style:square;mso-width-percent:0;mso-wrap-distance-left:9pt;mso-wrap-distance-top:0;mso-wrap-distance-right:9pt;mso-wrap-distance-bottom:0;mso-position-horizontal:absolute;mso-position-horizontal-relative:left-margin-area;mso-position-vertical:absolute;mso-position-vertical-relative:text;mso-width-percent:0;mso-width-relative:margin;v-text-anchor:top" o:gfxdata="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" filled="f" stroked="f">
                 <v:textbox style="mso-fit-shape-to-text:t">
                   <w:txbxContent>
                     <w:p>
@@ -2680,7 +2778,7 @@
               </wp:anchor>
             </w:drawing>
           </mc:Choice>
-          <mc:Fallback xmlns:w16sdtfl="http://schemas.microsoft.com/office/word/2024/wordml/sdtformatlock" xmlns:w16du="http://schemas.microsoft.com/office/word/2023/wordml/word16du" xmlns:oel="http://schemas.microsoft.com/office/2019/extlst">
+          <mc:Fallback>
             <w:pict>
               <v:oval w14:anchorId="2D26D60E" id="Elipse 224" o:spid="_x0000_s1026" style="position:absolute;margin-left:321.4pt;margin-top:11.25pt;width:41.1pt;height:40.9pt;z-index:251795456;visibility:visible;mso-wrap-style:square;mso-width-percent:0;mso-height-percent:0;mso-wrap-distance-left:9pt;mso-wrap-distance-top:0;mso-wrap-distance-right:9pt;mso-wrap-distance-bottom:0;mso-position-horizontal:absolute;mso-position-horizontal-relative:left-margin-area;mso-position-vertical:absolute;mso-position-vertical-relative:text;mso-width-percent:0;mso-height-percent:0;mso-width-relative:margin;mso-height-relative:margin;v-text-anchor:middle" o:gfxdata="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" fillcolor="#12af9a" strokecolor="white [3212]" strokeweight="1pt">
                 <v:stroke joinstyle="miter"/>
@@ -2816,7 +2914,7 @@
               </wp:anchor>
             </w:drawing>
           </mc:Choice>
-          <mc:Fallback xmlns:w16sdtfl="http://schemas.microsoft.com/office/word/2024/wordml/sdtformatlock" xmlns:w16du="http://schemas.microsoft.com/office/word/2023/wordml/word16du" xmlns:oel="http://schemas.microsoft.com/office/2019/extlst">
+          <mc:Fallback>
             <w:pict>
               <v:group w14:anchorId="3C7880E2" id="Grupo 220" o:spid="_x0000_s1026" style="position:absolute;margin-left:248.45pt;margin-top:15.2pt;width:186.55pt;height:30.55pt;z-index:251792384" coordsize="23693,3881" o:gfxdata="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">
                 <v:shape id="Terminador 221" o:spid="_x0000_s1027" type="#_x0000_t116" style="position:absolute;left:9703;width:13990;height:3881;visibility:visible;mso-wrap-style:square;v-text-anchor:middle" o:gfxdata="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" filled="f" stroked="f" strokeweight="1pt"/>
@@ -2898,7 +2996,7 @@
           </mc:Choice>
           <mc:Fallback>
             <w:pict>
-              <v:shape w14:anchorId="58AE271A" id="_x0000_s1037" type="#_x0000_t202" style="position:absolute;margin-left:-27.85pt;margin-top:18.45pt;width:94.8pt;height:24.15pt;z-index:251765760;visibility:visible;mso-wrap-style:square;mso-width-percent:0;mso-wrap-distance-left:9pt;mso-wrap-distance-top:0;mso-wrap-distance-right:9pt;mso-wrap-distance-bottom:0;mso-position-horizontal:absolute;mso-position-horizontal-relative:margin;mso-position-vertical:absolute;mso-position-vertical-relative:text;mso-width-percent:0;mso-width-relative:margin;v-text-anchor:top" o:gfxdata="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" filled="f" stroked="f">
+              <v:shape w14:anchorId="58AE271A" id="_x0000_s1037" type="#_x0000_t202" style="position:absolute;margin-left:-27.85pt;margin-top:18.45pt;width:94.8pt;height:24.15pt;z-index:251765760;visibility:visible;mso-wrap-style:square;mso-width-percent:0;mso-wrap-distance-left:9pt;mso-wrap-distance-top:0;mso-wrap-distance-right:9pt;mso-wrap-distance-bottom:0;mso-position-horizontal:absolute;mso-position-horizontal-relative:margin;mso-position-vertical:absolute;mso-position-vertical-relative:text;mso-width-percent:0;mso-width-relative:margin;v-text-anchor:top" o:gfxdata="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" filled="f" stroked="f">
                 <v:textbox style="mso-fit-shape-to-text:t">
                   <w:txbxContent>
                     <w:p>
@@ -3004,7 +3102,7 @@
               </wp:anchor>
             </w:drawing>
           </mc:Choice>
-          <mc:Fallback xmlns:w16sdtfl="http://schemas.microsoft.com/office/word/2024/wordml/sdtformatlock" xmlns:w16du="http://schemas.microsoft.com/office/word/2023/wordml/word16du" xmlns:oel="http://schemas.microsoft.com/office/2019/extlst">
+          <mc:Fallback>
             <w:pict>
               <v:roundrect w14:anchorId="4AFC55C1" id="Rectángulo redondeado 216" o:spid="_x0000_s1026" style="position:absolute;margin-left:-62.35pt;margin-top:28.25pt;width:264.15pt;height:303.8pt;z-index:-251669507;visibility:visible;mso-wrap-style:square;mso-width-percent:0;mso-height-percent:0;mso-wrap-distance-left:9pt;mso-wrap-distance-top:0;mso-wrap-distance-right:9pt;mso-wrap-distance-bottom:0;mso-position-horizontal:absolute;mso-position-horizontal-relative:text;mso-position-vertical:absolute;mso-position-vertical-relative:text;mso-width-percent:0;mso-height-percent:0;mso-width-relative:margin;mso-height-relative:margin;v-text-anchor:middle" arcsize="10923f" o:gfxdata="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" fillcolor="white [3212]" strokecolor="#eac400" strokeweight="1pt">
                 <v:stroke joinstyle="miter"/>
@@ -3142,7 +3240,7 @@
               </wp:anchor>
             </w:drawing>
           </mc:Choice>
-          <mc:Fallback xmlns:w16sdtfl="http://schemas.microsoft.com/office/word/2024/wordml/sdtformatlock" xmlns:w16du="http://schemas.microsoft.com/office/word/2023/wordml/word16du" xmlns:oel="http://schemas.microsoft.com/office/2019/extlst">
+          <mc:Fallback>
             <w:pict>
               <v:group w14:anchorId="4EF26FB3" id="Grupo 196" o:spid="_x0000_s1026" style="position:absolute;margin-left:-46.05pt;margin-top:15.1pt;width:192.35pt;height:30.55pt;z-index:251761664;mso-width-relative:margin" coordsize="23693,3881" o:gfxdata="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">
                 <v:shape id="Terminador 197" o:spid="_x0000_s1027" type="#_x0000_t116" style="position:absolute;left:9703;width:13990;height:3881;visibility:visible;mso-wrap-style:square;v-text-anchor:middle" o:gfxdata="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" filled="f" stroked="f" strokeweight="1pt"/>
@@ -3224,7 +3322,7 @@
           </mc:Choice>
           <mc:Fallback>
             <w:pict>
-              <v:shape w14:anchorId="47AACCF7" id="_x0000_s1038" type="#_x0000_t202" style="position:absolute;margin-left:274.95pt;margin-top:20.4pt;width:154.35pt;height:24.15pt;z-index:251798528;visibility:visible;mso-wrap-style:square;mso-width-percent:0;mso-wrap-distance-left:9pt;mso-wrap-distance-top:0;mso-wrap-distance-right:9pt;mso-wrap-distance-bottom:0;mso-position-horizontal:absolute;mso-position-horizontal-relative:margin;mso-position-vertical:absolute;mso-position-vertical-relative:text;mso-width-percent:0;mso-width-relative:margin;v-text-anchor:top" o:gfxdata="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" filled="f" stroked="f">
+              <v:shape w14:anchorId="47AACCF7" id="_x0000_s1038" type="#_x0000_t202" style="position:absolute;margin-left:274.95pt;margin-top:20.4pt;width:154.35pt;height:24.15pt;z-index:251798528;visibility:visible;mso-wrap-style:square;mso-width-percent:0;mso-wrap-distance-left:9pt;mso-wrap-distance-top:0;mso-wrap-distance-right:9pt;mso-wrap-distance-bottom:0;mso-position-horizontal:absolute;mso-position-horizontal-relative:margin;mso-position-vertical:absolute;mso-position-vertical-relative:text;mso-width-percent:0;mso-width-relative:margin;v-text-anchor:top" o:gfxdata="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" filled="f" stroked="f">
                 <v:textbox style="mso-fit-shape-to-text:t">
                   <w:txbxContent>
                     <w:p>
@@ -3330,7 +3428,7 @@
           </mc:Choice>
           <mc:Fallback>
             <w:pict>
-              <v:shape w14:anchorId="72F83C66" id="_x0000_s1039" type="#_x0000_t202" style="position:absolute;margin-left:26.2pt;margin-top:8.95pt;width:32.3pt;height:24.15pt;z-index:251767808;visibility:visible;mso-wrap-style:square;mso-width-percent:0;mso-wrap-distance-left:9pt;mso-wrap-distance-top:0;mso-wrap-distance-right:9pt;mso-wrap-distance-bottom:0;mso-position-horizontal:absolute;mso-position-horizontal-relative:left-margin-area;mso-position-vertical:absolute;mso-position-vertical-relative:text;mso-width-percent:0;mso-width-relative:margin;v-text-anchor:top" o:gfxdata="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" filled="f" stroked="f">
+              <v:shape w14:anchorId="72F83C66" id="_x0000_s1039" type="#_x0000_t202" style="position:absolute;margin-left:26.2pt;margin-top:8.95pt;width:32.3pt;height:24.15pt;z-index:251767808;visibility:visible;mso-wrap-style:square;mso-width-percent:0;mso-wrap-distance-left:9pt;mso-wrap-distance-top:0;mso-wrap-distance-right:9pt;mso-wrap-distance-bottom:0;mso-position-horizontal:absolute;mso-position-horizontal-relative:left-margin-area;mso-position-vertical:absolute;mso-position-vertical-relative:text;mso-width-percent:0;mso-width-relative:margin;v-text-anchor:top" o:gfxdata="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" filled="f" stroked="f">
                 <v:textbox style="mso-fit-shape-to-text:t">
                   <w:txbxContent>
                     <w:p>
@@ -3439,7 +3537,7 @@
               </wp:anchor>
             </w:drawing>
           </mc:Choice>
-          <mc:Fallback xmlns:w16sdtfl="http://schemas.microsoft.com/office/word/2024/wordml/sdtformatlock" xmlns:w16du="http://schemas.microsoft.com/office/word/2023/wordml/word16du" xmlns:oel="http://schemas.microsoft.com/office/2019/extlst">
+          <mc:Fallback>
             <w:pict>
               <v:oval w14:anchorId="74F53DD2" id="Elipse 199" o:spid="_x0000_s1026" style="position:absolute;margin-left:21.3pt;margin-top:10.2pt;width:41.1pt;height:40.9pt;z-index:251763712;visibility:visible;mso-wrap-style:square;mso-width-percent:0;mso-height-percent:0;mso-wrap-distance-left:9pt;mso-wrap-distance-top:0;mso-wrap-distance-right:9pt;mso-wrap-distance-bottom:0;mso-position-horizontal:absolute;mso-position-horizontal-relative:left-margin-area;mso-position-vertical:absolute;mso-position-vertical-relative:text;mso-width-percent:0;mso-height-percent:0;mso-width-relative:margin;mso-height-relative:margin;v-text-anchor:middle" o:gfxdata="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" fillcolor="#ffc000" strokecolor="white [3212]" strokeweight="1pt">
                 <v:stroke joinstyle="miter"/>
@@ -3531,7 +3629,7 @@
               </wp:anchor>
             </w:drawing>
           </mc:Choice>
-          <mc:Fallback xmlns:w16sdtfl="http://schemas.microsoft.com/office/word/2024/wordml/sdtformatlock" xmlns:w16du="http://schemas.microsoft.com/office/word/2023/wordml/word16du" xmlns:oel="http://schemas.microsoft.com/office/2019/extlst">
+          <mc:Fallback>
             <w:pict>
               <v:roundrect w14:anchorId="0BD5E52B" id="Rectángulo redondeado 240" o:spid="_x0000_s1026" style="position:absolute;margin-left:233pt;margin-top:8.05pt;width:261.1pt;height:301.1pt;z-index:-251499520;visibility:visible;mso-wrap-style:square;mso-width-percent:0;mso-height-percent:0;mso-wrap-distance-left:9pt;mso-wrap-distance-top:0;mso-wrap-distance-right:9pt;mso-wrap-distance-bottom:0;mso-position-horizontal:absolute;mso-position-horizontal-relative:margin;mso-position-vertical:absolute;mso-position-vertical-relative:text;mso-width-percent:0;mso-height-percent:0;mso-width-relative:margin;mso-height-relative:margin;v-text-anchor:middle" arcsize="10923f" o:gfxdata="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" fillcolor="white [3212]" strokecolor="#12af9a" strokeweight="1pt">
                 <v:stroke joinstyle="miter"/>
@@ -3646,7 +3744,7 @@
           </mc:Choice>
           <mc:Fallback>
             <w:pict>
-              <v:shape w14:anchorId="481FD1A6" id="_x0000_s1040" type="#_x0000_t202" style="position:absolute;margin-left:263.85pt;margin-top:20pt;width:213.75pt;height:47.05pt;z-index:251819008;visibility:visible;mso-wrap-style:square;mso-width-percent:0;mso-height-percent:0;mso-wrap-distance-left:9pt;mso-wrap-distance-top:3.6pt;mso-wrap-distance-right:9pt;mso-wrap-distance-bottom:3.6pt;mso-position-horizontal:absolute;mso-position-horizontal-relative:text;mso-position-vertical:absolute;mso-position-vertical-relative:text;mso-width-percent:0;mso-height-percent:0;mso-width-relative:margin;mso-height-relative:margin;v-text-anchor:top" o:gfxdata="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" filled="f" stroked="f">
+              <v:shape w14:anchorId="481FD1A6" id="_x0000_s1040" type="#_x0000_t202" style="position:absolute;margin-left:263.85pt;margin-top:20pt;width:213.75pt;height:47.05pt;z-index:251819008;visibility:visible;mso-wrap-style:square;mso-width-percent:0;mso-height-percent:0;mso-wrap-distance-left:9pt;mso-wrap-distance-top:3.6pt;mso-wrap-distance-right:9pt;mso-wrap-distance-bottom:3.6pt;mso-position-horizontal:absolute;mso-position-horizontal-relative:text;mso-position-vertical:absolute;mso-position-vertical-relative:text;mso-width-percent:0;mso-height-percent:0;mso-width-relative:margin;mso-height-relative:margin;v-text-anchor:top" o:gfxdata="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" filled="f" stroked="f">
                 <v:textbox>
                   <w:txbxContent>
                     <w:p>
@@ -3783,7 +3881,7 @@
           </mc:Choice>
           <mc:Fallback>
             <w:pict>
-              <v:shape w14:anchorId="1F93DDA4" id="_x0000_s1041" type="#_x0000_t202" style="position:absolute;margin-left:-37.85pt;margin-top:-.15pt;width:248.1pt;height:46.3pt;z-index:251788288;visibility:visible;mso-wrap-style:square;mso-width-percent:0;mso-height-percent:0;mso-wrap-distance-left:9pt;mso-wrap-distance-top:3.6pt;mso-wrap-distance-right:9pt;mso-wrap-distance-bottom:3.6pt;mso-position-horizontal:absolute;mso-position-horizontal-relative:text;mso-position-vertical:absolute;mso-position-vertical-relative:text;mso-width-percent:0;mso-height-percent:0;mso-width-relative:margin;mso-height-relative:margin;v-text-anchor:top" o:gfxdata="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" filled="f" stroked="f">
+              <v:shape w14:anchorId="1F93DDA4" id="_x0000_s1041" type="#_x0000_t202" style="position:absolute;margin-left:-37.85pt;margin-top:-.15pt;width:248.1pt;height:46.3pt;z-index:251788288;visibility:visible;mso-wrap-style:square;mso-width-percent:0;mso-height-percent:0;mso-wrap-distance-left:9pt;mso-wrap-distance-top:3.6pt;mso-wrap-distance-right:9pt;mso-wrap-distance-bottom:3.6pt;mso-position-horizontal:absolute;mso-position-horizontal-relative:text;mso-position-vertical:absolute;mso-position-vertical-relative:text;mso-width-percent:0;mso-height-percent:0;mso-width-relative:margin;mso-height-relative:margin;v-text-anchor:top" o:gfxdata="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" filled="f" stroked="f">
                 <v:textbox>
                   <w:txbxContent>
                     <w:p>
@@ -4034,7 +4132,7 @@
               </wp:anchor>
             </w:drawing>
           </mc:Choice>
-          <mc:Fallback xmlns:w16sdtfl="http://schemas.microsoft.com/office/word/2024/wordml/sdtformatlock" xmlns:w16du="http://schemas.microsoft.com/office/word/2023/wordml/word16du" xmlns:oel="http://schemas.microsoft.com/office/2019/extlst">
+          <mc:Fallback>
             <w:pict>
               <v:group w14:anchorId="31F0CE6E" id="Grupo 251" o:spid="_x0000_s1026" style="position:absolute;margin-left:-23.5pt;margin-top:25.4pt;width:192.85pt;height:228.15pt;z-index:251759616;mso-width-relative:margin;mso-height-relative:margin" coordsize="24490,28977" o:gfxdata="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">
                 <v:shape id="Picture 8" o:spid="_x0000_s1027" type="#_x0000_t75" alt="13-01" style="position:absolute;left:454;top:16071;width:11024;height:11931;rotation:-8221951fd;visibility:visible;mso-wrap-style:square" o:gfxdata="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">
@@ -4161,7 +4259,7 @@
           </mc:Choice>
           <mc:Fallback>
             <w:pict>
-              <v:shape w14:anchorId="554A0536" id="Cuadro de texto 208" o:spid="_x0000_s1042" type="#_x0000_t202" style="position:absolute;margin-left:169.35pt;margin-top:8.35pt;width:44pt;height:28.15pt;z-index:251778048;visibility:visible;mso-wrap-style:square;mso-width-percent:0;mso-height-percent:0;mso-wrap-distance-left:9pt;mso-wrap-distance-top:3.6pt;mso-wrap-distance-right:9pt;mso-wrap-distance-bottom:3.6pt;mso-position-horizontal:absolute;mso-position-horizontal-relative:left-margin-area;mso-position-vertical:absolute;mso-position-vertical-relative:text;mso-width-percent:0;mso-height-percent:0;mso-width-relative:margin;mso-height-relative:margin;v-text-anchor:top" o:gfxdata="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" filled="f" stroked="f">
+              <v:shape w14:anchorId="554A0536" id="Cuadro de texto 208" o:spid="_x0000_s1042" type="#_x0000_t202" style="position:absolute;margin-left:169.35pt;margin-top:8.35pt;width:44pt;height:28.15pt;z-index:251778048;visibility:visible;mso-wrap-style:square;mso-width-percent:0;mso-height-percent:0;mso-wrap-distance-left:9pt;mso-wrap-distance-top:3.6pt;mso-wrap-distance-right:9pt;mso-wrap-distance-bottom:3.6pt;mso-position-horizontal:absolute;mso-position-horizontal-relative:left-margin-area;mso-position-vertical:absolute;mso-position-vertical-relative:text;mso-width-percent:0;mso-height-percent:0;mso-width-relative:margin;mso-height-relative:margin;v-text-anchor:top" o:gfxdata="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" filled="f" stroked="f">
                 <v:textbox>
                   <w:txbxContent>
                     <w:p>
@@ -4343,7 +4441,7 @@
           </mc:Choice>
           <mc:Fallback>
             <w:pict>
-              <v:shape w14:anchorId="537A860D" id="Cuadro de texto 236" o:spid="_x0000_s1043" type="#_x0000_t202" style="position:absolute;margin-left:287.2pt;margin-top:19.35pt;width:81.9pt;height:36.5pt;z-index:251808768;visibility:visible;mso-wrap-style:square;mso-width-percent:0;mso-height-percent:0;mso-wrap-distance-left:9pt;mso-wrap-distance-top:3.6pt;mso-wrap-distance-right:9pt;mso-wrap-distance-bottom:3.6pt;mso-position-horizontal:absolute;mso-position-horizontal-relative:margin;mso-position-vertical:absolute;mso-position-vertical-relative:text;mso-width-percent:0;mso-height-percent:0;mso-width-relative:margin;mso-height-relative:margin;v-text-anchor:top" o:gfxdata="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" filled="f" stroked="f">
+              <v:shape w14:anchorId="537A860D" id="Cuadro de texto 236" o:spid="_x0000_s1043" type="#_x0000_t202" style="position:absolute;margin-left:287.2pt;margin-top:19.35pt;width:81.9pt;height:36.5pt;z-index:251808768;visibility:visible;mso-wrap-style:square;mso-width-percent:0;mso-height-percent:0;mso-wrap-distance-left:9pt;mso-wrap-distance-top:3.6pt;mso-wrap-distance-right:9pt;mso-wrap-distance-bottom:3.6pt;mso-position-horizontal:absolute;mso-position-horizontal-relative:margin;mso-position-vertical:absolute;mso-position-vertical-relative:text;mso-width-percent:0;mso-height-percent:0;mso-width-relative:margin;mso-height-relative:margin;v-text-anchor:top" o:gfxdata="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" filled="f" stroked="f">
                 <v:textbox>
                   <w:txbxContent>
                     <w:p>
@@ -4453,7 +4551,7 @@
                                 <w:sz w:val="28"/>
                                 <w:lang w:val="es-CO"/>
                               </w:rPr>
-                              <w:instrText xml:space="preserve"> MERGEFIELD Nivel_1_ </w:instrText>
+                              <w:instrText xml:space="preserve"> MERGEFIELD NIVEL_DIFICULTADLV1_ </w:instrText>
                             </w:r>
                             <w:r>
                               <w:rPr>
@@ -4470,7 +4568,7 @@
                                 <w:sz w:val="28"/>
                                 <w:lang w:val="es-CO"/>
                               </w:rPr>
-                              <w:t>100%</w:t>
+                              <w:t>«NIVEL_DIFICULTADLV1_»</w:t>
                             </w:r>
                             <w:r>
                               <w:rPr>
@@ -4500,7 +4598,7 @@
           </mc:Choice>
           <mc:Fallback>
             <w:pict>
-              <v:shape w14:anchorId="698A836B" id="Cuadro de texto 28" o:spid="_x0000_s1044" type="#_x0000_t202" style="position:absolute;margin-left:326.2pt;margin-top:2.05pt;width:59.3pt;height:28.15pt;z-index:251699200;visibility:visible;mso-wrap-style:square;mso-width-percent:0;mso-height-percent:0;mso-wrap-distance-left:9pt;mso-wrap-distance-top:3.6pt;mso-wrap-distance-right:9pt;mso-wrap-distance-bottom:3.6pt;mso-position-horizontal:absolute;mso-position-horizontal-relative:left-margin-area;mso-position-vertical:absolute;mso-position-vertical-relative:text;mso-width-percent:0;mso-height-percent:0;mso-width-relative:margin;mso-height-relative:margin;v-text-anchor:top" o:gfxdata="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" filled="f" stroked="f">
+              <v:shape w14:anchorId="698A836B" id="Cuadro de texto 28" o:spid="_x0000_s1044" type="#_x0000_t202" style="position:absolute;margin-left:326.2pt;margin-top:2.05pt;width:59.3pt;height:28.15pt;z-index:251699200;visibility:visible;mso-wrap-style:square;mso-width-percent:0;mso-height-percent:0;mso-wrap-distance-left:9pt;mso-wrap-distance-top:3.6pt;mso-wrap-distance-right:9pt;mso-wrap-distance-bottom:3.6pt;mso-position-horizontal:absolute;mso-position-horizontal-relative:left-margin-area;mso-position-vertical:absolute;mso-position-vertical-relative:text;mso-width-percent:0;mso-height-percent:0;mso-width-relative:margin;mso-height-relative:margin;v-text-anchor:top" o:gfxdata="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" filled="f" stroked="f">
                 <v:textbox>
                   <w:txbxContent>
                     <w:p>
@@ -4525,7 +4623,7 @@
                           <w:sz w:val="28"/>
                           <w:lang w:val="es-CO"/>
                         </w:rPr>
-                        <w:instrText xml:space="preserve"> MERGEFIELD Nivel_1_ </w:instrText>
+                        <w:instrText xml:space="preserve"> MERGEFIELD NIVEL_DIFICULTADLV1_ </w:instrText>
                       </w:r>
                       <w:r>
                         <w:rPr>
@@ -4542,7 +4640,7 @@
                           <w:sz w:val="28"/>
                           <w:lang w:val="es-CO"/>
                         </w:rPr>
-                        <w:t>100%</w:t>
+                        <w:t>«NIVEL_DIFICULTADLV1_»</w:t>
                       </w:r>
                       <w:r>
                         <w:rPr>
@@ -4640,7 +4738,7 @@
               </wp:anchor>
             </w:drawing>
           </mc:Choice>
-          <mc:Fallback xmlns:w16sdtfl="http://schemas.microsoft.com/office/word/2024/wordml/sdtformatlock" xmlns:w16du="http://schemas.microsoft.com/office/word/2023/wordml/word16du" xmlns:oel="http://schemas.microsoft.com/office/2019/extlst">
+          <mc:Fallback>
             <w:pict>
               <v:shapetype w14:anchorId="58C987BC" id="_x0000_t102" coordsize="21600,21600" o:spt="102" adj="12960,19440,14400" path="ar,0@23@3@22,,0@4,0@15@23@1,0@7@2@13l@2@14@22@8@2@12wa,0@23@3@2@11@26@17,0@15@23@1@26@17@22@15xear,0@23@3,0@4@26@17nfe">
                 <v:stroke joinstyle="miter"/>
@@ -4897,7 +4995,7 @@
                                 <w:sz w:val="28"/>
                                 <w:lang w:val="es-CO"/>
                               </w:rPr>
-                              <w:instrText xml:space="preserve"> MERGEFIELD Nivel_2_ </w:instrText>
+                              <w:instrText xml:space="preserve"> MERGEFIELD NIVEL_DIFICULTADLV2_ </w:instrText>
                             </w:r>
                             <w:r>
                               <w:rPr>
@@ -4914,7 +5012,7 @@
                                 <w:sz w:val="28"/>
                                 <w:lang w:val="es-CO"/>
                               </w:rPr>
-                              <w:t>100%</w:t>
+                              <w:t>«NIVEL_DIFICULTADLV2_»</w:t>
                             </w:r>
                             <w:r>
                               <w:rPr>
@@ -4944,7 +5042,7 @@
           </mc:Choice>
           <mc:Fallback>
             <w:pict>
-              <v:shape w14:anchorId="648A89E7" id="Cuadro de texto 32" o:spid="_x0000_s1045" type="#_x0000_t202" style="position:absolute;margin-left:425.25pt;margin-top:7.3pt;width:68.15pt;height:28.15pt;z-index:251705344;visibility:visible;mso-wrap-style:square;mso-width-percent:0;mso-height-percent:0;mso-wrap-distance-left:9pt;mso-wrap-distance-top:3.6pt;mso-wrap-distance-right:9pt;mso-wrap-distance-bottom:3.6pt;mso-position-horizontal:absolute;mso-position-horizontal-relative:left-margin-area;mso-position-vertical:absolute;mso-position-vertical-relative:text;mso-width-percent:0;mso-height-percent:0;mso-width-relative:margin;mso-height-relative:margin;v-text-anchor:top" o:gfxdata="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" filled="f" stroked="f">
+              <v:shape w14:anchorId="648A89E7" id="Cuadro de texto 32" o:spid="_x0000_s1045" type="#_x0000_t202" style="position:absolute;margin-left:425.25pt;margin-top:7.3pt;width:68.15pt;height:28.15pt;z-index:251705344;visibility:visible;mso-wrap-style:square;mso-width-percent:0;mso-height-percent:0;mso-wrap-distance-left:9pt;mso-wrap-distance-top:3.6pt;mso-wrap-distance-right:9pt;mso-wrap-distance-bottom:3.6pt;mso-position-horizontal:absolute;mso-position-horizontal-relative:left-margin-area;mso-position-vertical:absolute;mso-position-vertical-relative:text;mso-width-percent:0;mso-height-percent:0;mso-width-relative:margin;mso-height-relative:margin;v-text-anchor:top" o:gfxdata="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" filled="f" stroked="f">
                 <v:textbox>
                   <w:txbxContent>
                     <w:p>
@@ -4970,7 +5068,7 @@
                           <w:sz w:val="28"/>
                           <w:lang w:val="es-CO"/>
                         </w:rPr>
-                        <w:instrText xml:space="preserve"> MERGEFIELD Nivel_2_ </w:instrText>
+                        <w:instrText xml:space="preserve"> MERGEFIELD NIVEL_DIFICULTADLV2_ </w:instrText>
                       </w:r>
                       <w:r>
                         <w:rPr>
@@ -4987,7 +5085,7 @@
                           <w:sz w:val="28"/>
                           <w:lang w:val="es-CO"/>
                         </w:rPr>
-                        <w:t>100%</w:t>
+                        <w:t>«NIVEL_DIFICULTADLV2_»</w:t>
                       </w:r>
                       <w:r>
                         <w:rPr>
@@ -5130,7 +5228,7 @@
               </wp:anchor>
             </w:drawing>
           </mc:Choice>
-          <mc:Fallback xmlns:w16sdtfl="http://schemas.microsoft.com/office/word/2024/wordml/sdtformatlock" xmlns:w16du="http://schemas.microsoft.com/office/word/2023/wordml/word16du" xmlns:oel="http://schemas.microsoft.com/office/2019/extlst">
+          <mc:Fallback>
             <w:pict>
               <v:group w14:anchorId="565FA844" id="Grupo 299" o:spid="_x0000_s1026" style="position:absolute;margin-left:28.25pt;margin-top:15.05pt;width:54pt;height:55.35pt;z-index:251643898" coordsize="6858,7027" o:gfxdata="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">
                 <v:oval id="Elipse 24" o:spid="_x0000_s1027" style="position:absolute;width:6858;height:7027;visibility:visible;mso-wrap-style:square;v-text-anchor:middle" o:gfxdata="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" fillcolor="#00b0f0" strokecolor="white [3212]" strokeweight="1pt">
@@ -5236,7 +5334,7 @@
           </mc:Choice>
           <mc:Fallback>
             <w:pict>
-              <v:shape w14:anchorId="0CB40B84" id="Cuadro de texto 219" o:spid="_x0000_s1046" type="#_x0000_t202" style="position:absolute;margin-left:215.85pt;margin-top:3.75pt;width:44pt;height:28.15pt;z-index:251790336;visibility:visible;mso-wrap-style:square;mso-width-percent:0;mso-height-percent:0;mso-wrap-distance-left:9pt;mso-wrap-distance-top:3.6pt;mso-wrap-distance-right:9pt;mso-wrap-distance-bottom:3.6pt;mso-position-horizontal:absolute;mso-position-horizontal-relative:left-margin-area;mso-position-vertical:absolute;mso-position-vertical-relative:text;mso-width-percent:0;mso-height-percent:0;mso-width-relative:margin;mso-height-relative:margin;v-text-anchor:top" o:gfxdata="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" filled="f" stroked="f">
+              <v:shape w14:anchorId="0CB40B84" id="Cuadro de texto 219" o:spid="_x0000_s1046" type="#_x0000_t202" style="position:absolute;margin-left:215.85pt;margin-top:3.75pt;width:44pt;height:28.15pt;z-index:251790336;visibility:visible;mso-wrap-style:square;mso-width-percent:0;mso-height-percent:0;mso-wrap-distance-left:9pt;mso-wrap-distance-top:3.6pt;mso-wrap-distance-right:9pt;mso-wrap-distance-bottom:3.6pt;mso-position-horizontal:absolute;mso-position-horizontal-relative:left-margin-area;mso-position-vertical:absolute;mso-position-vertical-relative:text;mso-width-percent:0;mso-height-percent:0;mso-width-relative:margin;mso-height-relative:margin;v-text-anchor:top" o:gfxdata="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" filled="f" stroked="f">
                 <v:textbox>
                   <w:txbxContent>
                     <w:p>
@@ -5358,7 +5456,7 @@
           </mc:Choice>
           <mc:Fallback>
             <w:pict>
-              <v:shape w14:anchorId="7B6BF18D" id="Cuadro de texto 237" o:spid="_x0000_s1047" type="#_x0000_t202" style="position:absolute;margin-left:403.05pt;margin-top:3.65pt;width:81.9pt;height:36.5pt;z-index:251810816;visibility:visible;mso-wrap-style:square;mso-width-percent:0;mso-height-percent:0;mso-wrap-distance-left:9pt;mso-wrap-distance-top:3.6pt;mso-wrap-distance-right:9pt;mso-wrap-distance-bottom:3.6pt;mso-position-horizontal:absolute;mso-position-horizontal-relative:margin;mso-position-vertical:absolute;mso-position-vertical-relative:text;mso-width-percent:0;mso-height-percent:0;mso-width-relative:margin;mso-height-relative:margin;v-text-anchor:top" o:gfxdata="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" filled="f" stroked="f">
+              <v:shape w14:anchorId="7B6BF18D" id="Cuadro de texto 237" o:spid="_x0000_s1047" type="#_x0000_t202" style="position:absolute;margin-left:403.05pt;margin-top:3.65pt;width:81.9pt;height:36.5pt;z-index:251810816;visibility:visible;mso-wrap-style:square;mso-width-percent:0;mso-height-percent:0;mso-wrap-distance-left:9pt;mso-wrap-distance-top:3.6pt;mso-wrap-distance-right:9pt;mso-wrap-distance-bottom:3.6pt;mso-position-horizontal:absolute;mso-position-horizontal-relative:margin;mso-position-vertical:absolute;mso-position-vertical-relative:text;mso-width-percent:0;mso-height-percent:0;mso-width-relative:margin;mso-height-relative:margin;v-text-anchor:top" o:gfxdata="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" filled="f" stroked="f">
                 <v:textbox>
                   <w:txbxContent>
                     <w:p>
@@ -5469,7 +5567,7 @@
                                 <w:sz w:val="48"/>
                                 <w:lang w:val="es-CO"/>
                               </w:rPr>
-                              <w:instrText xml:space="preserve"> MERGEFIELD PERCENTIL </w:instrText>
+                              <w:instrText xml:space="preserve"> MERGEFIELD Percentil_TCT </w:instrText>
                             </w:r>
                             <w:r>
                               <w:rPr>
@@ -5488,7 +5586,7 @@
                                 <w:sz w:val="48"/>
                                 <w:lang w:val="es-CO"/>
                               </w:rPr>
-                              <w:t>100</w:t>
+                              <w:t>«Percentil_TCT»</w:t>
                             </w:r>
                             <w:r>
                               <w:rPr>
@@ -5519,7 +5617,7 @@
           </mc:Choice>
           <mc:Fallback>
             <w:pict>
-              <v:shape w14:anchorId="6F109D9A" id="Cuadro de texto 204" o:spid="_x0000_s1048" type="#_x0000_t202" style="position:absolute;margin-left:24.1pt;margin-top:.25pt;width:60.2pt;height:36pt;z-index:251769856;visibility:visible;mso-wrap-style:square;mso-width-percent:0;mso-height-percent:0;mso-wrap-distance-left:9pt;mso-wrap-distance-top:3.6pt;mso-wrap-distance-right:9pt;mso-wrap-distance-bottom:3.6pt;mso-position-horizontal:absolute;mso-position-horizontal-relative:margin;mso-position-vertical:absolute;mso-position-vertical-relative:text;mso-width-percent:0;mso-height-percent:0;mso-width-relative:margin;mso-height-relative:margin;v-text-anchor:top" o:gfxdata="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" filled="f" stroked="f">
+              <v:shape w14:anchorId="6F109D9A" id="Cuadro de texto 204" o:spid="_x0000_s1048" type="#_x0000_t202" style="position:absolute;margin-left:24.1pt;margin-top:.25pt;width:60.2pt;height:36pt;z-index:251769856;visibility:visible;mso-wrap-style:square;mso-width-percent:0;mso-height-percent:0;mso-wrap-distance-left:9pt;mso-wrap-distance-top:3.6pt;mso-wrap-distance-right:9pt;mso-wrap-distance-bottom:3.6pt;mso-position-horizontal:absolute;mso-position-horizontal-relative:margin;mso-position-vertical:absolute;mso-position-vertical-relative:text;mso-width-percent:0;mso-height-percent:0;mso-width-relative:margin;mso-height-relative:margin;v-text-anchor:top" o:gfxdata="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" filled="f" stroked="f">
                 <v:textbox>
                   <w:txbxContent>
                     <w:p>
@@ -5548,7 +5646,7 @@
                           <w:sz w:val="48"/>
                           <w:lang w:val="es-CO"/>
                         </w:rPr>
-                        <w:instrText xml:space="preserve"> MERGEFIELD PERCENTIL </w:instrText>
+                        <w:instrText xml:space="preserve"> MERGEFIELD Percentil_TCT </w:instrText>
                       </w:r>
                       <w:r>
                         <w:rPr>
@@ -5567,7 +5665,7 @@
                           <w:sz w:val="48"/>
                           <w:lang w:val="es-CO"/>
                         </w:rPr>
-                        <w:t>100</w:t>
+                        <w:t>«Percentil_TCT»</w:t>
                       </w:r>
                       <w:r>
                         <w:rPr>
@@ -5718,7 +5816,7 @@
                                 <w:sz w:val="28"/>
                                 <w:lang w:val="es-CO"/>
                               </w:rPr>
-                              <w:instrText xml:space="preserve"> MERGEFIELD Nivel_3_ </w:instrText>
+                              <w:instrText xml:space="preserve"> MERGEFIELD NIVEL_DIFICULTADLV3_ </w:instrText>
                             </w:r>
                             <w:r>
                               <w:rPr>
@@ -5735,7 +5833,7 @@
                                 <w:sz w:val="28"/>
                                 <w:lang w:val="es-CO"/>
                               </w:rPr>
-                              <w:t>92%</w:t>
+                              <w:t>«NIVEL_DIFICULTADLV3_»</w:t>
                             </w:r>
                             <w:r>
                               <w:rPr>
@@ -5765,7 +5863,7 @@
           </mc:Choice>
           <mc:Fallback>
             <w:pict>
-              <v:shape w14:anchorId="4F5B676F" id="Cuadro de texto 31" o:spid="_x0000_s1049" type="#_x0000_t202" style="position:absolute;margin-left:323.2pt;margin-top:13.1pt;width:51.8pt;height:28.15pt;z-index:251703296;visibility:visible;mso-wrap-style:square;mso-width-percent:0;mso-height-percent:0;mso-wrap-distance-left:9pt;mso-wrap-distance-top:3.6pt;mso-wrap-distance-right:9pt;mso-wrap-distance-bottom:3.6pt;mso-position-horizontal:absolute;mso-position-horizontal-relative:left-margin-area;mso-position-vertical:absolute;mso-position-vertical-relative:text;mso-width-percent:0;mso-height-percent:0;mso-width-relative:margin;mso-height-relative:margin;v-text-anchor:top" o:gfxdata="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" filled="f" stroked="f">
+              <v:shape w14:anchorId="4F5B676F" id="Cuadro de texto 31" o:spid="_x0000_s1049" type="#_x0000_t202" style="position:absolute;margin-left:323.2pt;margin-top:13.1pt;width:51.8pt;height:28.15pt;z-index:251703296;visibility:visible;mso-wrap-style:square;mso-width-percent:0;mso-height-percent:0;mso-wrap-distance-left:9pt;mso-wrap-distance-top:3.6pt;mso-wrap-distance-right:9pt;mso-wrap-distance-bottom:3.6pt;mso-position-horizontal:absolute;mso-position-horizontal-relative:left-margin-area;mso-position-vertical:absolute;mso-position-vertical-relative:text;mso-width-percent:0;mso-height-percent:0;mso-width-relative:margin;mso-height-relative:margin;v-text-anchor:top" o:gfxdata="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" filled="f" stroked="f">
                 <v:textbox>
                   <w:txbxContent>
                     <w:p>
@@ -5791,7 +5889,7 @@
                           <w:sz w:val="28"/>
                           <w:lang w:val="es-CO"/>
                         </w:rPr>
-                        <w:instrText xml:space="preserve"> MERGEFIELD Nivel_3_ </w:instrText>
+                        <w:instrText xml:space="preserve"> MERGEFIELD NIVEL_DIFICULTADLV3_ </w:instrText>
                       </w:r>
                       <w:r>
                         <w:rPr>
@@ -5808,7 +5906,7 @@
                           <w:sz w:val="28"/>
                           <w:lang w:val="es-CO"/>
                         </w:rPr>
-                        <w:t>92%</w:t>
+                        <w:t>«NIVEL_DIFICULTADLV3_»</w:t>
                       </w:r>
                       <w:r>
                         <w:rPr>
@@ -5918,7 +6016,7 @@
           </mc:Choice>
           <mc:Fallback>
             <w:pict>
-              <v:shape w14:anchorId="7A10F021" id="Cuadro de texto 238" o:spid="_x0000_s1050" type="#_x0000_t202" style="position:absolute;margin-left:288.15pt;margin-top:9.65pt;width:81.9pt;height:36.5pt;z-index:251812864;visibility:visible;mso-wrap-style:square;mso-width-percent:0;mso-height-percent:0;mso-wrap-distance-left:9pt;mso-wrap-distance-top:3.6pt;mso-wrap-distance-right:9pt;mso-wrap-distance-bottom:3.6pt;mso-position-horizontal:absolute;mso-position-horizontal-relative:margin;mso-position-vertical:absolute;mso-position-vertical-relative:text;mso-width-percent:0;mso-height-percent:0;mso-width-relative:margin;mso-height-relative:margin;v-text-anchor:top" o:gfxdata="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" filled="f" stroked="f">
+              <v:shape w14:anchorId="7A10F021" id="Cuadro de texto 238" o:spid="_x0000_s1050" type="#_x0000_t202" style="position:absolute;margin-left:288.15pt;margin-top:9.65pt;width:81.9pt;height:36.5pt;z-index:251812864;visibility:visible;mso-wrap-style:square;mso-width-percent:0;mso-height-percent:0;mso-wrap-distance-left:9pt;mso-wrap-distance-top:3.6pt;mso-wrap-distance-right:9pt;mso-wrap-distance-bottom:3.6pt;mso-position-horizontal:absolute;mso-position-horizontal-relative:margin;mso-position-vertical:absolute;mso-position-vertical-relative:text;mso-width-percent:0;mso-height-percent:0;mso-width-relative:margin;mso-height-relative:margin;v-text-anchor:top" o:gfxdata="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" filled="f" stroked="f">
                 <v:textbox>
                   <w:txbxContent>
                     <w:p>
@@ -6098,7 +6196,7 @@
           </mc:Choice>
           <mc:Fallback>
             <w:pict>
-              <v:shape w14:anchorId="0224E29A" id="Cuadro de texto 210" o:spid="_x0000_s1051" type="#_x0000_t202" style="position:absolute;margin-left:204.35pt;margin-top:16.45pt;width:44pt;height:28.15pt;z-index:251782144;visibility:visible;mso-wrap-style:square;mso-width-percent:0;mso-height-percent:0;mso-wrap-distance-left:9pt;mso-wrap-distance-top:3.6pt;mso-wrap-distance-right:9pt;mso-wrap-distance-bottom:3.6pt;mso-position-horizontal:absolute;mso-position-horizontal-relative:left-margin-area;mso-position-vertical:absolute;mso-position-vertical-relative:text;mso-width-percent:0;mso-height-percent:0;mso-width-relative:margin;mso-height-relative:margin;v-text-anchor:top" o:gfxdata="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" filled="f" stroked="f">
+              <v:shape w14:anchorId="0224E29A" id="Cuadro de texto 210" o:spid="_x0000_s1051" type="#_x0000_t202" style="position:absolute;margin-left:204.35pt;margin-top:16.45pt;width:44pt;height:28.15pt;z-index:251782144;visibility:visible;mso-wrap-style:square;mso-width-percent:0;mso-height-percent:0;mso-wrap-distance-left:9pt;mso-wrap-distance-top:3.6pt;mso-wrap-distance-right:9pt;mso-wrap-distance-bottom:3.6pt;mso-position-horizontal:absolute;mso-position-horizontal-relative:left-margin-area;mso-position-vertical:absolute;mso-position-vertical-relative:text;mso-width-percent:0;mso-height-percent:0;mso-width-relative:margin;mso-height-relative:margin;v-text-anchor:top" o:gfxdata="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" filled="f" stroked="f">
                 <v:textbox>
                   <w:txbxContent>
                     <w:p>
@@ -6273,7 +6371,7 @@
           </mc:Choice>
           <mc:Fallback>
             <w:pict>
-              <v:shape w14:anchorId="20002AA3" id="Cuadro de texto 239" o:spid="_x0000_s1052" type="#_x0000_t202" style="position:absolute;margin-left:402.75pt;margin-top:37pt;width:81.9pt;height:36.5pt;z-index:251814912;visibility:visible;mso-wrap-style:square;mso-width-percent:0;mso-height-percent:0;mso-wrap-distance-left:9pt;mso-wrap-distance-top:3.6pt;mso-wrap-distance-right:9pt;mso-wrap-distance-bottom:3.6pt;mso-position-horizontal:absolute;mso-position-horizontal-relative:margin;mso-position-vertical:absolute;mso-position-vertical-relative:text;mso-width-percent:0;mso-height-percent:0;mso-width-relative:margin;mso-height-relative:margin;v-text-anchor:top" o:gfxdata="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" filled="f" stroked="f">
+              <v:shape w14:anchorId="20002AA3" id="Cuadro de texto 239" o:spid="_x0000_s1052" type="#_x0000_t202" style="position:absolute;margin-left:402.75pt;margin-top:37pt;width:81.9pt;height:36.5pt;z-index:251814912;visibility:visible;mso-wrap-style:square;mso-width-percent:0;mso-height-percent:0;mso-wrap-distance-left:9pt;mso-wrap-distance-top:3.6pt;mso-wrap-distance-right:9pt;mso-wrap-distance-bottom:3.6pt;mso-position-horizontal:absolute;mso-position-horizontal-relative:margin;mso-position-vertical:absolute;mso-position-vertical-relative:text;mso-width-percent:0;mso-height-percent:0;mso-width-relative:margin;mso-height-relative:margin;v-text-anchor:top" o:gfxdata="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" filled="f" stroked="f">
                 <v:textbox>
                   <w:txbxContent>
                     <w:p>
@@ -6381,7 +6479,7 @@
                                 <w:sz w:val="28"/>
                                 <w:lang w:val="es-CO"/>
                               </w:rPr>
-                              <w:instrText xml:space="preserve"> MERGEFIELD Nivel_4_ </w:instrText>
+                              <w:instrText xml:space="preserve"> MERGEFIELD NIVEL_DIFICULTADLV4_ </w:instrText>
                             </w:r>
                             <w:r>
                               <w:rPr>
@@ -6398,7 +6496,7 @@
                                 <w:sz w:val="28"/>
                                 <w:lang w:val="es-CO"/>
                               </w:rPr>
-                              <w:t>80%</w:t>
+                              <w:t>«NIVEL_DIFICULTADLV4_»</w:t>
                             </w:r>
                             <w:r>
                               <w:rPr>
@@ -6428,7 +6526,7 @@
           </mc:Choice>
           <mc:Fallback>
             <w:pict>
-              <v:shape w14:anchorId="4C031A1A" id="Cuadro de texto 30" o:spid="_x0000_s1053" type="#_x0000_t202" style="position:absolute;margin-left:434.1pt;margin-top:19.35pt;width:50pt;height:28.15pt;z-index:251701248;visibility:visible;mso-wrap-style:square;mso-width-percent:0;mso-height-percent:0;mso-wrap-distance-left:9pt;mso-wrap-distance-top:3.6pt;mso-wrap-distance-right:9pt;mso-wrap-distance-bottom:3.6pt;mso-position-horizontal:absolute;mso-position-horizontal-relative:left-margin-area;mso-position-vertical:absolute;mso-position-vertical-relative:text;mso-width-percent:0;mso-height-percent:0;mso-width-relative:margin;mso-height-relative:margin;v-text-anchor:top" o:gfxdata="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" filled="f" stroked="f">
+              <v:shape w14:anchorId="4C031A1A" id="Cuadro de texto 30" o:spid="_x0000_s1053" type="#_x0000_t202" style="position:absolute;margin-left:434.1pt;margin-top:19.35pt;width:50pt;height:28.15pt;z-index:251701248;visibility:visible;mso-wrap-style:square;mso-width-percent:0;mso-height-percent:0;mso-wrap-distance-left:9pt;mso-wrap-distance-top:3.6pt;mso-wrap-distance-right:9pt;mso-wrap-distance-bottom:3.6pt;mso-position-horizontal:absolute;mso-position-horizontal-relative:left-margin-area;mso-position-vertical:absolute;mso-position-vertical-relative:text;mso-width-percent:0;mso-height-percent:0;mso-width-relative:margin;mso-height-relative:margin;v-text-anchor:top" o:gfxdata="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" filled="f" stroked="f">
                 <v:textbox>
                   <w:txbxContent>
                     <w:p>
@@ -6454,7 +6552,7 @@
                           <w:sz w:val="28"/>
                           <w:lang w:val="es-CO"/>
                         </w:rPr>
-                        <w:instrText xml:space="preserve"> MERGEFIELD Nivel_4_ </w:instrText>
+                        <w:instrText xml:space="preserve"> MERGEFIELD NIVEL_DIFICULTADLV4_ </w:instrText>
                       </w:r>
                       <w:r>
                         <w:rPr>
@@ -6471,7 +6569,7 @@
                           <w:sz w:val="28"/>
                           <w:lang w:val="es-CO"/>
                         </w:rPr>
-                        <w:t>80%</w:t>
+                        <w:t>«NIVEL_DIFICULTADLV4_»</w:t>
                       </w:r>
                       <w:r>
                         <w:rPr>
@@ -6640,7 +6738,7 @@
           </mc:Choice>
           <mc:Fallback>
             <w:pict>
-              <v:shape w14:anchorId="69E9C629" id="Cuadro de texto 212" o:spid="_x0000_s1054" type="#_x0000_t202" style="position:absolute;margin-left:-22.05pt;margin-top:6.85pt;width:44pt;height:28.15pt;z-index:251786240;visibility:visible;mso-wrap-style:square;mso-width-percent:0;mso-height-percent:0;mso-wrap-distance-left:9pt;mso-wrap-distance-top:3.6pt;mso-wrap-distance-right:9pt;mso-wrap-distance-bottom:3.6pt;mso-position-horizontal:absolute;mso-position-horizontal-relative:margin;mso-position-vertical:absolute;mso-position-vertical-relative:text;mso-width-percent:0;mso-height-percent:0;mso-width-relative:margin;mso-height-relative:margin;v-text-anchor:top" o:gfxdata="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" filled="f" stroked="f">
+              <v:shape w14:anchorId="69E9C629" id="Cuadro de texto 212" o:spid="_x0000_s1054" type="#_x0000_t202" style="position:absolute;margin-left:-22.05pt;margin-top:6.85pt;width:44pt;height:28.15pt;z-index:251786240;visibility:visible;mso-wrap-style:square;mso-width-percent:0;mso-height-percent:0;mso-wrap-distance-left:9pt;mso-wrap-distance-top:3.6pt;mso-wrap-distance-right:9pt;mso-wrap-distance-bottom:3.6pt;mso-position-horizontal:absolute;mso-position-horizontal-relative:margin;mso-position-vertical:absolute;mso-position-vertical-relative:text;mso-width-percent:0;mso-height-percent:0;mso-width-relative:margin;mso-height-relative:margin;v-text-anchor:top" o:gfxdata="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" filled="f" stroked="f">
                 <v:textbox>
                   <w:txbxContent>
                     <w:p>
@@ -6763,7 +6861,7 @@
           </mc:Choice>
           <mc:Fallback>
             <w:pict>
-              <v:shape w14:anchorId="414922BF" id="Cuadro de texto 211" o:spid="_x0000_s1055" type="#_x0000_t202" style="position:absolute;margin-left:140.9pt;margin-top:18.15pt;width:44pt;height:28.15pt;z-index:251784192;visibility:visible;mso-wrap-style:square;mso-width-percent:0;mso-height-percent:0;mso-wrap-distance-left:9pt;mso-wrap-distance-top:3.6pt;mso-wrap-distance-right:9pt;mso-wrap-distance-bottom:3.6pt;mso-position-horizontal:absolute;mso-position-horizontal-relative:left-margin-area;mso-position-vertical:absolute;mso-position-vertical-relative:text;mso-width-percent:0;mso-height-percent:0;mso-width-relative:margin;mso-height-relative:margin;v-text-anchor:top" o:gfxdata="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" filled="f" stroked="f">
+              <v:shape w14:anchorId="414922BF" id="Cuadro de texto 211" o:spid="_x0000_s1055" type="#_x0000_t202" style="position:absolute;margin-left:140.9pt;margin-top:18.15pt;width:44pt;height:28.15pt;z-index:251784192;visibility:visible;mso-wrap-style:square;mso-width-percent:0;mso-height-percent:0;mso-wrap-distance-left:9pt;mso-wrap-distance-top:3.6pt;mso-wrap-distance-right:9pt;mso-wrap-distance-bottom:3.6pt;mso-position-horizontal:absolute;mso-position-horizontal-relative:left-margin-area;mso-position-vertical:absolute;mso-position-vertical-relative:text;mso-width-percent:0;mso-height-percent:0;mso-width-relative:margin;mso-height-relative:margin;v-text-anchor:top" o:gfxdata="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" filled="f" stroked="f">
                 <v:textbox>
                   <w:txbxContent>
                     <w:p>
@@ -7091,7 +7189,7 @@
               </wp:anchor>
             </w:drawing>
           </mc:Choice>
-          <mc:Fallback xmlns:w16sdtfl="http://schemas.microsoft.com/office/word/2024/wordml/sdtformatlock" xmlns:w16du="http://schemas.microsoft.com/office/word/2023/wordml/word16du" xmlns:oel="http://schemas.microsoft.com/office/2019/extlst">
+          <mc:Fallback>
             <w:pict>
               <v:group w14:anchorId="039E6E95" id="Grupo 235" o:spid="_x0000_s1026" style="position:absolute;margin-left:-49pt;margin-top:25.8pt;width:255.65pt;height:30.55pt;z-index:251801087" coordsize="32465,3879" o:gfxdata="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">
                 <v:group id="Grupo 226" o:spid="_x0000_s1027" style="position:absolute;width:23691;height:3879" coordsize="23693,3881" o:gfxdata="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">
@@ -7186,7 +7284,7 @@
           </mc:Choice>
           <mc:Fallback>
             <w:pict>
-              <v:shape w14:anchorId="4D560AFE" id="_x0000_s1056" type="#_x0000_t202" style="position:absolute;margin-left:26.9pt;margin-top:18.9pt;width:32.3pt;height:24.15pt;z-index:251804672;visibility:visible;mso-wrap-style:square;mso-width-percent:0;mso-wrap-distance-left:9pt;mso-wrap-distance-top:0;mso-wrap-distance-right:9pt;mso-wrap-distance-bottom:0;mso-position-horizontal:absolute;mso-position-horizontal-relative:left-margin-area;mso-position-vertical:absolute;mso-position-vertical-relative:text;mso-width-percent:0;mso-width-relative:margin;v-text-anchor:top" o:gfxdata="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" filled="f" stroked="f">
+              <v:shape w14:anchorId="4D560AFE" id="_x0000_s1056" type="#_x0000_t202" style="position:absolute;margin-left:26.9pt;margin-top:18.9pt;width:32.3pt;height:24.15pt;z-index:251804672;visibility:visible;mso-wrap-style:square;mso-width-percent:0;mso-wrap-distance-left:9pt;mso-wrap-distance-top:0;mso-wrap-distance-right:9pt;mso-wrap-distance-bottom:0;mso-position-horizontal:absolute;mso-position-horizontal-relative:left-margin-area;mso-position-vertical:absolute;mso-position-vertical-relative:text;mso-width-percent:0;mso-width-relative:margin;v-text-anchor:top" o:gfxdata="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" filled="f" stroked="f">
                 <v:textbox style="mso-fit-shape-to-text:t">
                   <w:txbxContent>
                     <w:p>
@@ -7295,7 +7393,7 @@
               </wp:anchor>
             </w:drawing>
           </mc:Choice>
-          <mc:Fallback xmlns:w16sdtfl="http://schemas.microsoft.com/office/word/2024/wordml/sdtformatlock" xmlns:w16du="http://schemas.microsoft.com/office/word/2023/wordml/word16du" xmlns:oel="http://schemas.microsoft.com/office/2019/extlst">
+          <mc:Fallback>
             <w:pict>
               <v:oval w14:anchorId="118A6355" id="Elipse 230" o:spid="_x0000_s1026" style="position:absolute;margin-left:-62.75pt;margin-top:19.5pt;width:41.1pt;height:40.9pt;z-index:251803648;visibility:visible;mso-wrap-style:square;mso-width-percent:0;mso-height-percent:0;mso-wrap-distance-left:9pt;mso-wrap-distance-top:0;mso-wrap-distance-right:9pt;mso-wrap-distance-bottom:0;mso-position-horizontal:absolute;mso-position-horizontal-relative:margin;mso-position-vertical:absolute;mso-position-vertical-relative:text;mso-width-percent:0;mso-height-percent:0;mso-width-relative:margin;mso-height-relative:margin;v-text-anchor:middle" o:gfxdata="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" fillcolor="#a3389e" strokecolor="white [3212]" strokeweight="1pt">
                 <v:stroke joinstyle="miter"/>
@@ -7382,7 +7480,7 @@
               </wp:anchor>
             </w:drawing>
           </mc:Choice>
-          <mc:Fallback xmlns:w16sdtfl="http://schemas.microsoft.com/office/word/2024/wordml/sdtformatlock" xmlns:w16du="http://schemas.microsoft.com/office/word/2023/wordml/word16du" xmlns:oel="http://schemas.microsoft.com/office/2019/extlst">
+          <mc:Fallback>
             <w:pict>
               <v:roundrect w14:anchorId="4F6D50AA" id="Rectángulo redondeado 262" o:spid="_x0000_s1026" style="position:absolute;margin-left:-62.9pt;margin-top:17.4pt;width:556.6pt;height:183.65pt;z-index:-251671557;visibility:visible;mso-wrap-style:square;mso-width-percent:0;mso-height-percent:0;mso-wrap-distance-left:9pt;mso-wrap-distance-top:0;mso-wrap-distance-right:9pt;mso-wrap-distance-bottom:0;mso-position-horizontal:absolute;mso-position-horizontal-relative:margin;mso-position-vertical:absolute;mso-position-vertical-relative:text;mso-width-percent:0;mso-height-percent:0;mso-width-relative:margin;mso-height-relative:margin;v-text-anchor:middle" arcsize="10923f" o:gfxdata="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" fillcolor="white [3212]" strokecolor="#a3389e" strokeweight="1pt">
                 <v:stroke joinstyle="miter"/>
@@ -7574,7 +7672,7 @@
               </wp:anchor>
             </w:drawing>
           </mc:Choice>
-          <mc:Fallback xmlns:w16sdtfl="http://schemas.microsoft.com/office/word/2024/wordml/sdtformatlock" xmlns:w16du="http://schemas.microsoft.com/office/word/2023/wordml/word16du" xmlns:oel="http://schemas.microsoft.com/office/2019/extlst">
+          <mc:Fallback>
             <w:pict>
               <v:group w14:anchorId="40A761D1" id="Grupo 217" o:spid="_x0000_s1026" style="position:absolute;margin-left:233.3pt;margin-top:3.35pt;width:186.5pt;height:30.55pt;z-index:251898880;mso-position-horizontal-relative:margin;mso-width-relative:margin" coordsize="23691,3879" o:gfxdata="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">
                 <v:group id="Grupo 256" o:spid="_x0000_s1027" style="position:absolute;width:23691;height:3879" coordsize="23693,3881" o:gfxdata="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">
@@ -7826,7 +7924,7 @@
               </wp:anchor>
             </w:drawing>
           </mc:Choice>
-          <mc:Fallback xmlns:w16sdtfl="http://schemas.microsoft.com/office/word/2024/wordml/sdtformatlock" xmlns:w16du="http://schemas.microsoft.com/office/word/2023/wordml/word16du" xmlns:oel="http://schemas.microsoft.com/office/2019/extlst">
+          <mc:Fallback>
             <w:pict>
               <v:group w14:anchorId="3DF04472" id="Grupo 254" o:spid="_x0000_s1026" style="position:absolute;margin-left:162.95pt;margin-top:3.35pt;width:255.6pt;height:30.55pt;z-index:251896832;mso-position-horizontal-relative:margin" coordsize="32465,3879" o:gfxdata="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">
                 <v:group id="Grupo 255" o:spid="_x0000_s1027" style="position:absolute;width:23691;height:3879" coordsize="23693,3881" o:gfxdata="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">
@@ -7915,7 +8013,7 @@
           </mc:Choice>
           <mc:Fallback>
             <w:pict>
-              <v:shape w14:anchorId="0A15EF39" id="_x0000_s1057" type="#_x0000_t202" style="position:absolute;margin-left:-25.25pt;margin-top:6.3pt;width:223.45pt;height:24.15pt;z-index:251905024;visibility:visible;mso-wrap-style:square;mso-width-percent:0;mso-wrap-distance-left:9pt;mso-wrap-distance-top:0;mso-wrap-distance-right:9pt;mso-wrap-distance-bottom:0;mso-position-horizontal:absolute;mso-position-horizontal-relative:margin;mso-position-vertical:absolute;mso-position-vertical-relative:text;mso-width-percent:0;mso-width-relative:margin;v-text-anchor:top" o:gfxdata="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" filled="f" stroked="f">
+              <v:shape w14:anchorId="0A15EF39" id="_x0000_s1057" type="#_x0000_t202" style="position:absolute;margin-left:-25.25pt;margin-top:6.3pt;width:223.45pt;height:24.15pt;z-index:251905024;visibility:visible;mso-wrap-style:square;mso-width-percent:0;mso-wrap-distance-left:9pt;mso-wrap-distance-top:0;mso-wrap-distance-right:9pt;mso-wrap-distance-bottom:0;mso-position-horizontal:absolute;mso-position-horizontal-relative:margin;mso-position-vertical:absolute;mso-position-vertical-relative:text;mso-width-percent:0;mso-width-relative:margin;v-text-anchor:top" o:gfxdata="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" filled="f" stroked="f">
                 <v:textbox style="mso-fit-shape-to-text:t">
                   <w:txbxContent>
                     <w:p>
@@ -8095,7 +8193,7 @@
           </mc:Choice>
           <mc:Fallback>
             <w:pict>
-              <v:shape w14:anchorId="0535F331" id="_x0000_s1058" type="#_x0000_t202" style="position:absolute;margin-left:333.75pt;margin-top:9.8pt;width:126.95pt;height:35.5pt;z-index:251851776;visibility:visible;mso-wrap-style:square;mso-width-percent:0;mso-height-percent:0;mso-wrap-distance-left:9pt;mso-wrap-distance-top:3.6pt;mso-wrap-distance-right:9pt;mso-wrap-distance-bottom:3.6pt;mso-position-horizontal:absolute;mso-position-horizontal-relative:text;mso-position-vertical:absolute;mso-position-vertical-relative:text;mso-width-percent:0;mso-height-percent:0;mso-width-relative:margin;mso-height-relative:margin;v-text-anchor:top" o:gfxdata="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" filled="f" stroked="f">
+              <v:shape w14:anchorId="0535F331" id="_x0000_s1058" type="#_x0000_t202" style="position:absolute;margin-left:333.75pt;margin-top:9.8pt;width:126.95pt;height:35.5pt;z-index:251851776;visibility:visible;mso-wrap-style:square;mso-width-percent:0;mso-height-percent:0;mso-wrap-distance-left:9pt;mso-wrap-distance-top:3.6pt;mso-wrap-distance-right:9pt;mso-wrap-distance-bottom:3.6pt;mso-position-horizontal:absolute;mso-position-horizontal-relative:text;mso-position-vertical:absolute;mso-position-vertical-relative:text;mso-width-percent:0;mso-height-percent:0;mso-width-relative:margin;mso-height-relative:margin;v-text-anchor:top" o:gfxdata="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" filled="f" stroked="f">
                 <v:textbox>
                   <w:txbxContent>
                     <w:p>
@@ -8204,7 +8302,7 @@
                                 <w:sz w:val="32"/>
                                 <w:lang w:val="es-CO"/>
                               </w:rPr>
-                              <w:instrText xml:space="preserve"> MERGEFIELD C1_ </w:instrText>
+                              <w:instrText xml:space="preserve"> MERGEFIELD COMPETENCIAICL_ </w:instrText>
                             </w:r>
                             <w:r>
                               <w:rPr>
@@ -8225,7 +8323,7 @@
                                 <w:sz w:val="32"/>
                                 <w:lang w:val="es-CO"/>
                               </w:rPr>
-                              <w:t>100%</w:t>
+                              <w:t>«COMPETENCIAICL_»</w:t>
                             </w:r>
                             <w:r>
                               <w:rPr>
@@ -8257,7 +8355,7 @@
           </mc:Choice>
           <mc:Fallback>
             <w:pict>
-              <v:shape w14:anchorId="24CCB392" id="Cuadro de texto 44" o:spid="_x0000_s1059" type="#_x0000_t202" style="position:absolute;margin-left:259.35pt;margin-top:12.8pt;width:78.6pt;height:28.15pt;z-index:251876352;visibility:visible;mso-wrap-style:square;mso-width-percent:0;mso-height-percent:0;mso-wrap-distance-left:9pt;mso-wrap-distance-top:3.6pt;mso-wrap-distance-right:9pt;mso-wrap-distance-bottom:3.6pt;mso-position-horizontal:absolute;mso-position-horizontal-relative:margin;mso-position-vertical:absolute;mso-position-vertical-relative:text;mso-width-percent:0;mso-height-percent:0;mso-width-relative:margin;mso-height-relative:margin;v-text-anchor:top" o:gfxdata="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" filled="f" stroked="f">
+              <v:shape w14:anchorId="24CCB392" id="Cuadro de texto 44" o:spid="_x0000_s1059" type="#_x0000_t202" style="position:absolute;margin-left:259.35pt;margin-top:12.8pt;width:78.6pt;height:28.15pt;z-index:251876352;visibility:visible;mso-wrap-style:square;mso-width-percent:0;mso-height-percent:0;mso-wrap-distance-left:9pt;mso-wrap-distance-top:3.6pt;mso-wrap-distance-right:9pt;mso-wrap-distance-bottom:3.6pt;mso-position-horizontal:absolute;mso-position-horizontal-relative:margin;mso-position-vertical:absolute;mso-position-vertical-relative:text;mso-width-percent:0;mso-height-percent:0;mso-width-relative:margin;mso-height-relative:margin;v-text-anchor:top" o:gfxdata="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" filled="f" stroked="f">
                 <v:textbox>
                   <w:txbxContent>
                     <w:p>
@@ -8289,7 +8387,7 @@
                           <w:sz w:val="32"/>
                           <w:lang w:val="es-CO"/>
                         </w:rPr>
-                        <w:instrText xml:space="preserve"> MERGEFIELD C1_ </w:instrText>
+                        <w:instrText xml:space="preserve"> MERGEFIELD COMPETENCIAICL_ </w:instrText>
                       </w:r>
                       <w:r>
                         <w:rPr>
@@ -8310,7 +8408,7 @@
                           <w:sz w:val="32"/>
                           <w:lang w:val="es-CO"/>
                         </w:rPr>
-                        <w:t>100%</w:t>
+                        <w:t>«COMPETENCIAICL_»</w:t>
                       </w:r>
                       <w:r>
                         <w:rPr>
@@ -8413,7 +8511,7 @@
                                 <w:sz w:val="32"/>
                                 <w:lang w:val="es-CO"/>
                               </w:rPr>
-                              <w:instrText xml:space="preserve"> MERGEFIELD Semántico_ </w:instrText>
+                              <w:instrText xml:space="preserve"> MERGEFIELD COMPONENTESEM_ </w:instrText>
                             </w:r>
                             <w:r>
                               <w:rPr>
@@ -8434,7 +8532,7 @@
                                 <w:sz w:val="32"/>
                                 <w:lang w:val="es-CO"/>
                               </w:rPr>
-                              <w:t>100%</w:t>
+                              <w:t>«COMPONENTESEM_»</w:t>
                             </w:r>
                             <w:r>
                               <w:rPr>
@@ -8466,7 +8564,7 @@
           </mc:Choice>
           <mc:Fallback>
             <w:pict>
-              <v:shape w14:anchorId="325A4C90" id="Cuadro de texto 250" o:spid="_x0000_s1060" type="#_x0000_t202" style="position:absolute;margin-left:174.6pt;margin-top:16.55pt;width:64.85pt;height:28.15pt;z-index:251855872;visibility:visible;mso-wrap-style:square;mso-width-percent:0;mso-height-percent:0;mso-wrap-distance-left:9pt;mso-wrap-distance-top:3.6pt;mso-wrap-distance-right:9pt;mso-wrap-distance-bottom:3.6pt;mso-position-horizontal:absolute;mso-position-horizontal-relative:left-margin-area;mso-position-vertical:absolute;mso-position-vertical-relative:text;mso-width-percent:0;mso-height-percent:0;mso-width-relative:margin;mso-height-relative:margin;v-text-anchor:top" o:gfxdata="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" filled="f" stroked="f">
+              <v:shape w14:anchorId="325A4C90" id="Cuadro de texto 250" o:spid="_x0000_s1060" type="#_x0000_t202" style="position:absolute;margin-left:174.6pt;margin-top:16.55pt;width:64.85pt;height:28.15pt;z-index:251855872;visibility:visible;mso-wrap-style:square;mso-width-percent:0;mso-height-percent:0;mso-wrap-distance-left:9pt;mso-wrap-distance-top:3.6pt;mso-wrap-distance-right:9pt;mso-wrap-distance-bottom:3.6pt;mso-position-horizontal:absolute;mso-position-horizontal-relative:left-margin-area;mso-position-vertical:absolute;mso-position-vertical-relative:text;mso-width-percent:0;mso-height-percent:0;mso-width-relative:margin;mso-height-relative:margin;v-text-anchor:top" o:gfxdata="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" filled="f" stroked="f">
                 <v:textbox>
                   <w:txbxContent>
                     <w:p>
@@ -8498,7 +8596,7 @@
                           <w:sz w:val="32"/>
                           <w:lang w:val="es-CO"/>
                         </w:rPr>
-                        <w:instrText xml:space="preserve"> MERGEFIELD Semántico_ </w:instrText>
+                        <w:instrText xml:space="preserve"> MERGEFIELD COMPONENTESEM_ </w:instrText>
                       </w:r>
                       <w:r>
                         <w:rPr>
@@ -8519,7 +8617,7 @@
                           <w:sz w:val="32"/>
                           <w:lang w:val="es-CO"/>
                         </w:rPr>
-                        <w:t>100%</w:t>
+                        <w:t>«COMPONENTESEM_»</w:t>
                       </w:r>
                       <w:r>
                         <w:rPr>
@@ -8650,7 +8748,7 @@
           </mc:Choice>
           <mc:Fallback>
             <w:pict>
-              <v:shape w14:anchorId="4B8898E4" id="_x0000_s1061" type="#_x0000_t202" style="position:absolute;margin-left:-18.85pt;margin-top:11.25pt;width:94.5pt;height:35.5pt;z-index:251840512;visibility:visible;mso-wrap-style:square;mso-width-percent:0;mso-height-percent:0;mso-wrap-distance-left:9pt;mso-wrap-distance-top:3.6pt;mso-wrap-distance-right:9pt;mso-wrap-distance-bottom:3.6pt;mso-position-horizontal:absolute;mso-position-horizontal-relative:margin;mso-position-vertical:absolute;mso-position-vertical-relative:text;mso-width-percent:0;mso-height-percent:0;mso-width-relative:margin;mso-height-relative:margin;v-text-anchor:top" o:gfxdata="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" filled="f" stroked="f">
+              <v:shape w14:anchorId="4B8898E4" id="_x0000_s1061" type="#_x0000_t202" style="position:absolute;margin-left:-18.85pt;margin-top:11.25pt;width:94.5pt;height:35.5pt;z-index:251840512;visibility:visible;mso-wrap-style:square;mso-width-percent:0;mso-height-percent:0;mso-wrap-distance-left:9pt;mso-wrap-distance-top:3.6pt;mso-wrap-distance-right:9pt;mso-wrap-distance-bottom:3.6pt;mso-position-horizontal:absolute;mso-position-horizontal-relative:margin;mso-position-vertical:absolute;mso-position-vertical-relative:text;mso-width-percent:0;mso-height-percent:0;mso-width-relative:margin;mso-height-relative:margin;v-text-anchor:top" o:gfxdata="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" filled="f" stroked="f">
                 <v:textbox>
                   <w:txbxContent>
                     <w:p>
@@ -8774,7 +8872,7 @@
               </wp:anchor>
             </w:drawing>
           </mc:Choice>
-          <mc:Fallback xmlns:w16sdtfl="http://schemas.microsoft.com/office/word/2024/wordml/sdtformatlock" xmlns:w16du="http://schemas.microsoft.com/office/word/2023/wordml/word16du" xmlns:oel="http://schemas.microsoft.com/office/2019/extlst">
+          <mc:Fallback>
             <w:pict>
               <v:roundrect w14:anchorId="6C396695" id="Rectángulo redondeado 1" o:spid="_x0000_s1026" style="position:absolute;margin-left:-36.05pt;margin-top:11.05pt;width:173.95pt;height:34.3pt;z-index:-251486208;visibility:visible;mso-wrap-style:square;mso-width-percent:0;mso-height-percent:0;mso-wrap-distance-left:9pt;mso-wrap-distance-top:0;mso-wrap-distance-right:9pt;mso-wrap-distance-bottom:0;mso-position-horizontal:absolute;mso-position-horizontal-relative:margin;mso-position-vertical:absolute;mso-position-vertical-relative:text;mso-width-percent:0;mso-height-percent:0;mso-width-relative:margin;mso-height-relative:margin;v-text-anchor:middle" arcsize="10923f" o:gfxdata="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" fillcolor="white [3212]" strokecolor="#a3389e" strokeweight="1pt">
                 <v:stroke joinstyle="miter"/>
@@ -8859,7 +8957,7 @@
               </wp:anchor>
             </w:drawing>
           </mc:Choice>
-          <mc:Fallback xmlns:w16sdtfl="http://schemas.microsoft.com/office/word/2024/wordml/sdtformatlock" xmlns:w16du="http://schemas.microsoft.com/office/word/2023/wordml/word16du" xmlns:oel="http://schemas.microsoft.com/office/2019/extlst">
+          <mc:Fallback>
             <w:pict>
               <v:roundrect w14:anchorId="1722DDCC" id="Rectángulo redondeado 247" o:spid="_x0000_s1026" style="position:absolute;margin-left:285pt;margin-top:10.8pt;width:197.95pt;height:34.35pt;z-index:-251488256;visibility:visible;mso-wrap-style:square;mso-width-percent:0;mso-height-percent:0;mso-wrap-distance-left:9pt;mso-wrap-distance-top:0;mso-wrap-distance-right:9pt;mso-wrap-distance-bottom:0;mso-position-horizontal:absolute;mso-position-horizontal-relative:margin;mso-position-vertical:absolute;mso-position-vertical-relative:text;mso-width-percent:0;mso-height-percent:0;mso-width-relative:margin;mso-height-relative:margin;v-text-anchor:middle" arcsize="10923f" o:gfxdata="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" fillcolor="white [3212]" strokecolor="#a3389e" strokeweight="1pt">
                 <v:stroke joinstyle="miter"/>
@@ -9006,7 +9104,7 @@
               </wp:anchor>
             </w:drawing>
           </mc:Choice>
-          <mc:Fallback xmlns:w16sdtfl="http://schemas.microsoft.com/office/word/2024/wordml/sdtformatlock" xmlns:w16du="http://schemas.microsoft.com/office/word/2023/wordml/word16du" xmlns:oel="http://schemas.microsoft.com/office/2019/extlst">
+          <mc:Fallback>
             <w:pict>
               <v:shapetype w14:anchorId="1ADEC3AD" id="_x0000_t104" coordsize="21600,21600" o:spt="104" adj="12960,19440,7200" path="ar0@22@3@21,,0@4@21@14@22@1@21@7@21@12@2l@13@2@8,0@11@2wa0@22@3@21@10@2@16@24@14@22@1@21@16@24@14,xewr@14@22@1@21@7@21@16@24nfe">
                 <v:stroke joinstyle="miter"/>
@@ -9212,7 +9310,7 @@
                                 <w:sz w:val="32"/>
                                 <w:lang w:val="es-CO"/>
                               </w:rPr>
-                              <w:instrText xml:space="preserve"> MERGEFIELD C2_ </w:instrText>
+                              <w:instrText xml:space="preserve"> MERGEFIELD COMPETENCIACSG_ </w:instrText>
                             </w:r>
                             <w:r>
                               <w:rPr>
@@ -9233,7 +9331,7 @@
                                 <w:sz w:val="32"/>
                                 <w:lang w:val="es-CO"/>
                               </w:rPr>
-                              <w:t>94%</w:t>
+                              <w:t>«COMPETENCIACSG_»</w:t>
                             </w:r>
                             <w:r>
                               <w:rPr>
@@ -9265,7 +9363,7 @@
           </mc:Choice>
           <mc:Fallback>
             <w:pict>
-              <v:shape w14:anchorId="685F8237" id="Cuadro de texto 41" o:spid="_x0000_s1062" type="#_x0000_t202" style="position:absolute;margin-left:354.05pt;margin-top:12.65pt;width:59.75pt;height:28.15pt;z-index:251874304;visibility:visible;mso-wrap-style:square;mso-width-percent:0;mso-height-percent:0;mso-wrap-distance-left:9pt;mso-wrap-distance-top:3.6pt;mso-wrap-distance-right:9pt;mso-wrap-distance-bottom:3.6pt;mso-position-horizontal:absolute;mso-position-horizontal-relative:left-margin-area;mso-position-vertical:absolute;mso-position-vertical-relative:text;mso-width-percent:0;mso-height-percent:0;mso-width-relative:margin;mso-height-relative:margin;v-text-anchor:top" o:gfxdata="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" filled="f" stroked="f">
+              <v:shape w14:anchorId="685F8237" id="Cuadro de texto 41" o:spid="_x0000_s1062" type="#_x0000_t202" style="position:absolute;margin-left:354.05pt;margin-top:12.65pt;width:59.75pt;height:28.15pt;z-index:251874304;visibility:visible;mso-wrap-style:square;mso-width-percent:0;mso-height-percent:0;mso-wrap-distance-left:9pt;mso-wrap-distance-top:3.6pt;mso-wrap-distance-right:9pt;mso-wrap-distance-bottom:3.6pt;mso-position-horizontal:absolute;mso-position-horizontal-relative:left-margin-area;mso-position-vertical:absolute;mso-position-vertical-relative:text;mso-width-percent:0;mso-height-percent:0;mso-width-relative:margin;mso-height-relative:margin;v-text-anchor:top" o:gfxdata="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" filled="f" stroked="f">
                 <v:textbox>
                   <w:txbxContent>
                     <w:p>
@@ -9297,7 +9395,7 @@
                           <w:sz w:val="32"/>
                           <w:lang w:val="es-CO"/>
                         </w:rPr>
-                        <w:instrText xml:space="preserve"> MERGEFIELD C2_ </w:instrText>
+                        <w:instrText xml:space="preserve"> MERGEFIELD COMPETENCIACSG_ </w:instrText>
                       </w:r>
                       <w:r>
                         <w:rPr>
@@ -9318,7 +9416,7 @@
                           <w:sz w:val="32"/>
                           <w:lang w:val="es-CO"/>
                         </w:rPr>
-                        <w:t>94%</w:t>
+                        <w:t>«COMPETENCIACSG_»</w:t>
                       </w:r>
                       <w:r>
                         <w:rPr>
@@ -9421,7 +9519,7 @@
                                 <w:sz w:val="32"/>
                                 <w:lang w:val="es-CO"/>
                               </w:rPr>
-                              <w:instrText xml:space="preserve"> MERGEFIELD Sintáctico_ </w:instrText>
+                              <w:instrText xml:space="preserve"> MERGEFIELD COMPONENTESIN_ </w:instrText>
                             </w:r>
                             <w:r>
                               <w:rPr>
@@ -9442,7 +9540,7 @@
                                 <w:sz w:val="32"/>
                                 <w:lang w:val="es-CO"/>
                               </w:rPr>
-                              <w:t>80%</w:t>
+                              <w:t>«COMPONENTESIN_»</w:t>
                             </w:r>
                             <w:r>
                               <w:rPr>
@@ -9474,7 +9572,7 @@
           </mc:Choice>
           <mc:Fallback>
             <w:pict>
-              <v:shape w14:anchorId="14698A04" id="Cuadro de texto 36" o:spid="_x0000_s1063" type="#_x0000_t202" style="position:absolute;margin-left:179.4pt;margin-top:12.8pt;width:52.4pt;height:28.15pt;z-index:251868160;visibility:visible;mso-wrap-style:square;mso-width-percent:0;mso-height-percent:0;mso-wrap-distance-left:9pt;mso-wrap-distance-top:3.6pt;mso-wrap-distance-right:9pt;mso-wrap-distance-bottom:3.6pt;mso-position-horizontal:absolute;mso-position-horizontal-relative:left-margin-area;mso-position-vertical:absolute;mso-position-vertical-relative:text;mso-width-percent:0;mso-height-percent:0;mso-width-relative:margin;mso-height-relative:margin;v-text-anchor:top" o:gfxdata="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" filled="f" stroked="f">
+              <v:shape w14:anchorId="14698A04" id="Cuadro de texto 36" o:spid="_x0000_s1063" type="#_x0000_t202" style="position:absolute;margin-left:179.4pt;margin-top:12.8pt;width:52.4pt;height:28.15pt;z-index:251868160;visibility:visible;mso-wrap-style:square;mso-width-percent:0;mso-height-percent:0;mso-wrap-distance-left:9pt;mso-wrap-distance-top:3.6pt;mso-wrap-distance-right:9pt;mso-wrap-distance-bottom:3.6pt;mso-position-horizontal:absolute;mso-position-horizontal-relative:left-margin-area;mso-position-vertical:absolute;mso-position-vertical-relative:text;mso-width-percent:0;mso-height-percent:0;mso-width-relative:margin;mso-height-relative:margin;v-text-anchor:top" o:gfxdata="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" filled="f" stroked="f">
                 <v:textbox>
                   <w:txbxContent>
                     <w:p>
@@ -9506,7 +9604,7 @@
                           <w:sz w:val="32"/>
                           <w:lang w:val="es-CO"/>
                         </w:rPr>
-                        <w:instrText xml:space="preserve"> MERGEFIELD Sintáctico_ </w:instrText>
+                        <w:instrText xml:space="preserve"> MERGEFIELD COMPONENTESIN_ </w:instrText>
                       </w:r>
                       <w:r>
                         <w:rPr>
@@ -9527,7 +9625,7 @@
                           <w:sz w:val="32"/>
                           <w:lang w:val="es-CO"/>
                         </w:rPr>
-                        <w:t>80%</w:t>
+                        <w:t>«COMPONENTESIN_»</w:t>
                       </w:r>
                       <w:r>
                         <w:rPr>
@@ -9658,7 +9756,7 @@
           </mc:Choice>
           <mc:Fallback>
             <w:pict>
-              <v:shape w14:anchorId="77722F0F" id="_x0000_s1064" type="#_x0000_t202" style="position:absolute;margin-left:-19.4pt;margin-top:10.05pt;width:93.4pt;height:35.5pt;z-index:251843584;visibility:visible;mso-wrap-style:square;mso-width-percent:0;mso-height-percent:0;mso-wrap-distance-left:9pt;mso-wrap-distance-top:3.6pt;mso-wrap-distance-right:9pt;mso-wrap-distance-bottom:3.6pt;mso-position-horizontal:absolute;mso-position-horizontal-relative:margin;mso-position-vertical:absolute;mso-position-vertical-relative:text;mso-width-percent:0;mso-height-percent:0;mso-width-relative:margin;mso-height-relative:margin;v-text-anchor:top" o:gfxdata="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" filled="f" stroked="f">
+              <v:shape w14:anchorId="77722F0F" id="_x0000_s1064" type="#_x0000_t202" style="position:absolute;margin-left:-19.4pt;margin-top:10.05pt;width:93.4pt;height:35.5pt;z-index:251843584;visibility:visible;mso-wrap-style:square;mso-width-percent:0;mso-height-percent:0;mso-wrap-distance-left:9pt;mso-wrap-distance-top:3.6pt;mso-wrap-distance-right:9pt;mso-wrap-distance-bottom:3.6pt;mso-position-horizontal:absolute;mso-position-horizontal-relative:margin;mso-position-vertical:absolute;mso-position-vertical-relative:text;mso-width-percent:0;mso-height-percent:0;mso-width-relative:margin;mso-height-relative:margin;v-text-anchor:top" o:gfxdata="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" filled="f" stroked="f">
                 <v:textbox>
                   <w:txbxContent>
                     <w:p>
@@ -9796,7 +9894,7 @@
           </mc:Choice>
           <mc:Fallback>
             <w:pict>
-              <v:shape w14:anchorId="59388447" id="_x0000_s1065" type="#_x0000_t202" style="position:absolute;margin-left:353.5pt;margin-top:7.2pt;width:100.3pt;height:38.75pt;z-index:251849728;visibility:visible;mso-wrap-style:square;mso-width-percent:0;mso-height-percent:0;mso-wrap-distance-left:9pt;mso-wrap-distance-top:3.6pt;mso-wrap-distance-right:9pt;mso-wrap-distance-bottom:3.6pt;mso-position-horizontal:absolute;mso-position-horizontal-relative:text;mso-position-vertical:absolute;mso-position-vertical-relative:text;mso-width-percent:0;mso-height-percent:0;mso-width-relative:margin;mso-height-relative:margin;v-text-anchor:top" o:gfxdata="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" filled="f" stroked="f">
+              <v:shape w14:anchorId="59388447" id="_x0000_s1065" type="#_x0000_t202" style="position:absolute;margin-left:353.5pt;margin-top:7.2pt;width:100.3pt;height:38.75pt;z-index:251849728;visibility:visible;mso-wrap-style:square;mso-width-percent:0;mso-height-percent:0;mso-wrap-distance-left:9pt;mso-wrap-distance-top:3.6pt;mso-wrap-distance-right:9pt;mso-wrap-distance-bottom:3.6pt;mso-position-horizontal:absolute;mso-position-horizontal-relative:text;mso-position-vertical:absolute;mso-position-vertical-relative:text;mso-width-percent:0;mso-height-percent:0;mso-width-relative:margin;mso-height-relative:margin;v-text-anchor:top" o:gfxdata="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" filled="f" stroked="f">
                 <v:textbox>
                   <w:txbxContent>
                     <w:p>
@@ -9924,7 +10022,7 @@
           </mc:Choice>
           <mc:Fallback>
             <w:pict>
-              <v:shape w14:anchorId="35847DB1" id="_x0000_s1066" type="#_x0000_t202" style="position:absolute;margin-left:202.95pt;margin-top:15.25pt;width:108.5pt;height:24.15pt;rotation:-90;z-index:251880448;visibility:visible;mso-wrap-style:square;mso-width-percent:0;mso-wrap-distance-left:9pt;mso-wrap-distance-top:0;mso-wrap-distance-right:9pt;mso-wrap-distance-bottom:0;mso-position-horizontal:absolute;mso-position-horizontal-relative:margin;mso-position-vertical:absolute;mso-position-vertical-relative:text;mso-width-percent:0;mso-width-relative:margin;v-text-anchor:top" o:gfxdata="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" filled="f" stroked="f">
+              <v:shape w14:anchorId="35847DB1" id="_x0000_s1066" type="#_x0000_t202" style="position:absolute;margin-left:202.95pt;margin-top:15.25pt;width:108.5pt;height:24.15pt;rotation:-90;z-index:251880448;visibility:visible;mso-wrap-style:square;mso-width-percent:0;mso-wrap-distance-left:9pt;mso-wrap-distance-top:0;mso-wrap-distance-right:9pt;mso-wrap-distance-bottom:0;mso-position-horizontal:absolute;mso-position-horizontal-relative:margin;mso-position-vertical:absolute;mso-position-vertical-relative:text;mso-width-percent:0;mso-width-relative:margin;v-text-anchor:top" o:gfxdata="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" filled="f" stroked="f">
                 <v:textbox style="mso-fit-shape-to-text:t">
                   <w:txbxContent>
                     <w:p>
@@ -10059,7 +10157,7 @@
               </wp:anchor>
             </w:drawing>
           </mc:Choice>
-          <mc:Fallback xmlns:w16sdtfl="http://schemas.microsoft.com/office/word/2024/wordml/sdtformatlock" xmlns:w16du="http://schemas.microsoft.com/office/word/2023/wordml/word16du" xmlns:oel="http://schemas.microsoft.com/office/2019/extlst">
+          <mc:Fallback>
             <w:pict>
               <v:roundrect w14:anchorId="5EBF7465" id="Rectángulo redondeado 2" o:spid="_x0000_s1026" style="position:absolute;margin-left:-36.05pt;margin-top:11.05pt;width:174.95pt;height:34.3pt;z-index:-251484160;visibility:visible;mso-wrap-style:square;mso-width-percent:0;mso-height-percent:0;mso-wrap-distance-left:9pt;mso-wrap-distance-top:0;mso-wrap-distance-right:9pt;mso-wrap-distance-bottom:0;mso-position-horizontal:absolute;mso-position-horizontal-relative:margin;mso-position-vertical:absolute;mso-position-vertical-relative:text;mso-width-percent:0;mso-height-percent:0;mso-width-relative:margin;mso-height-relative:margin;v-text-anchor:middle" arcsize="10923f" o:gfxdata="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" fillcolor="white [3212]" strokecolor="#a3389e" strokeweight="1pt">
                 <v:stroke joinstyle="miter"/>
@@ -10144,7 +10242,7 @@
           </mc:Choice>
           <mc:Fallback>
             <w:pict>
-              <v:shape w14:anchorId="4E910334" id="_x0000_s1067" type="#_x0000_t202" style="position:absolute;margin-left:115.95pt;margin-top:14.9pt;width:108.5pt;height:24.15pt;rotation:90;z-index:251878400;visibility:visible;mso-wrap-style:square;mso-width-percent:0;mso-wrap-distance-left:9pt;mso-wrap-distance-top:0;mso-wrap-distance-right:9pt;mso-wrap-distance-bottom:0;mso-position-horizontal:absolute;mso-position-horizontal-relative:margin;mso-position-vertical:absolute;mso-position-vertical-relative:text;mso-width-percent:0;mso-width-relative:margin;v-text-anchor:top" o:gfxdata="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" filled="f" stroked="f">
+              <v:shape w14:anchorId="4E910334" id="_x0000_s1067" type="#_x0000_t202" style="position:absolute;margin-left:115.95pt;margin-top:14.9pt;width:108.5pt;height:24.15pt;rotation:90;z-index:251878400;visibility:visible;mso-wrap-style:square;mso-width-percent:0;mso-wrap-distance-left:9pt;mso-wrap-distance-top:0;mso-wrap-distance-right:9pt;mso-wrap-distance-bottom:0;mso-position-horizontal:absolute;mso-position-horizontal-relative:margin;mso-position-vertical:absolute;mso-position-vertical-relative:text;mso-width-percent:0;mso-width-relative:margin;v-text-anchor:top" o:gfxdata="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" filled="f" stroked="f">
                 <v:textbox style="mso-fit-shape-to-text:t">
                   <w:txbxContent>
                     <w:p>
@@ -10253,7 +10351,7 @@
               </wp:anchor>
             </w:drawing>
           </mc:Choice>
-          <mc:Fallback xmlns:w16sdtfl="http://schemas.microsoft.com/office/word/2024/wordml/sdtformatlock" xmlns:w16du="http://schemas.microsoft.com/office/word/2023/wordml/word16du" xmlns:oel="http://schemas.microsoft.com/office/2019/extlst">
+          <mc:Fallback>
             <w:pict>
               <v:roundrect w14:anchorId="2FE7413C" id="Rectángulo redondeado 4" o:spid="_x0000_s1026" style="position:absolute;margin-left:284.45pt;margin-top:8.9pt;width:197.95pt;height:34.3pt;z-index:-251480064;visibility:visible;mso-wrap-style:square;mso-width-percent:0;mso-height-percent:0;mso-wrap-distance-left:9pt;mso-wrap-distance-top:0;mso-wrap-distance-right:9pt;mso-wrap-distance-bottom:0;mso-position-horizontal:absolute;mso-position-horizontal-relative:margin;mso-position-vertical:absolute;mso-position-vertical-relative:text;mso-width-percent:0;mso-height-percent:0;mso-width-relative:margin;mso-height-relative:margin;v-text-anchor:middle" arcsize="10923f" o:gfxdata="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" fillcolor="white [3212]" strokecolor="#a3389e" strokeweight="1pt">
                 <v:stroke joinstyle="miter"/>
@@ -10400,7 +10498,7 @@
               </wp:anchor>
             </w:drawing>
           </mc:Choice>
-          <mc:Fallback xmlns:w16sdtfl="http://schemas.microsoft.com/office/word/2024/wordml/sdtformatlock" xmlns:w16du="http://schemas.microsoft.com/office/word/2023/wordml/word16du" xmlns:oel="http://schemas.microsoft.com/office/2019/extlst">
+          <mc:Fallback>
             <w:pict>
               <v:shape w14:anchorId="669C70F8" id="Flecha curvada hacia arriba 264" o:spid="_x0000_s1026" type="#_x0000_t104" style="position:absolute;margin-left:184.1pt;margin-top:6.25pt;width:55.35pt;height:43.75pt;z-index:251901952;visibility:visible;mso-wrap-style:square;mso-width-percent:0;mso-height-percent:0;mso-wrap-distance-left:9pt;mso-wrap-distance-top:0;mso-wrap-distance-right:9pt;mso-wrap-distance-bottom:0;mso-position-horizontal:absolute;mso-position-horizontal-relative:text;mso-position-vertical:absolute;mso-position-vertical-relative:text;mso-width-percent:0;mso-height-percent:0;mso-width-relative:margin;mso-height-relative:margin;v-text-anchor:middle" o:gfxdata="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" adj="13063,21600,5400" fillcolor="#12af9a" strokecolor="white [3212]" strokeweight="1pt"/>
             </w:pict>
@@ -10554,7 +10652,7 @@
           </mc:Choice>
           <mc:Fallback>
             <w:pict>
-              <v:shape w14:anchorId="137F8F5E" id="_x0000_s1068" type="#_x0000_t202" style="position:absolute;margin-left:349.85pt;margin-top:7.45pt;width:98.7pt;height:38.85pt;z-index:251847680;visibility:visible;mso-wrap-style:square;mso-width-percent:0;mso-height-percent:0;mso-wrap-distance-left:9pt;mso-wrap-distance-top:3.6pt;mso-wrap-distance-right:9pt;mso-wrap-distance-bottom:3.6pt;mso-position-horizontal:absolute;mso-position-horizontal-relative:margin;mso-position-vertical:absolute;mso-position-vertical-relative:text;mso-width-percent:0;mso-height-percent:0;mso-width-relative:margin;mso-height-relative:margin;v-text-anchor:top" o:gfxdata="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" filled="f" stroked="f">
+              <v:shape w14:anchorId="137F8F5E" id="_x0000_s1068" type="#_x0000_t202" style="position:absolute;margin-left:349.85pt;margin-top:7.45pt;width:98.7pt;height:38.85pt;z-index:251847680;visibility:visible;mso-wrap-style:square;mso-width-percent:0;mso-height-percent:0;mso-wrap-distance-left:9pt;mso-wrap-distance-top:3.6pt;mso-wrap-distance-right:9pt;mso-wrap-distance-bottom:3.6pt;mso-position-horizontal:absolute;mso-position-horizontal-relative:margin;mso-position-vertical:absolute;mso-position-vertical-relative:text;mso-width-percent:0;mso-height-percent:0;mso-width-relative:margin;mso-height-relative:margin;v-text-anchor:top" o:gfxdata="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" filled="f" stroked="f">
                 <v:textbox>
                   <w:txbxContent>
                     <w:p>
@@ -10664,7 +10762,7 @@
                                 <w:sz w:val="32"/>
                                 <w:lang w:val="es-CO"/>
                               </w:rPr>
-                              <w:instrText xml:space="preserve"> MERGEFIELD Pragmático_ </w:instrText>
+                              <w:instrText xml:space="preserve"> MERGEFIELD COMPONENTEPRG_ </w:instrText>
                             </w:r>
                             <w:r>
                               <w:rPr>
@@ -10685,7 +10783,7 @@
                                 <w:sz w:val="32"/>
                                 <w:lang w:val="es-CO"/>
                               </w:rPr>
-                              <w:t>86%</w:t>
+                              <w:t>«COMPONENTEPRG_»</w:t>
                             </w:r>
                             <w:r>
                               <w:rPr>
@@ -10717,7 +10815,7 @@
           </mc:Choice>
           <mc:Fallback>
             <w:pict>
-              <v:shape w14:anchorId="02AA2C9E" id="Cuadro de texto 37" o:spid="_x0000_s1069" type="#_x0000_t202" style="position:absolute;margin-left:177pt;margin-top:13.45pt;width:54.2pt;height:28.15pt;z-index:251870208;visibility:visible;mso-wrap-style:square;mso-width-percent:0;mso-height-percent:0;mso-wrap-distance-left:9pt;mso-wrap-distance-top:3.6pt;mso-wrap-distance-right:9pt;mso-wrap-distance-bottom:3.6pt;mso-position-horizontal:absolute;mso-position-horizontal-relative:left-margin-area;mso-position-vertical:absolute;mso-position-vertical-relative:text;mso-width-percent:0;mso-height-percent:0;mso-width-relative:margin;mso-height-relative:margin;v-text-anchor:top" o:gfxdata="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" filled="f" stroked="f">
+              <v:shape w14:anchorId="02AA2C9E" id="Cuadro de texto 37" o:spid="_x0000_s1069" type="#_x0000_t202" style="position:absolute;margin-left:177pt;margin-top:13.45pt;width:54.2pt;height:28.15pt;z-index:251870208;visibility:visible;mso-wrap-style:square;mso-width-percent:0;mso-height-percent:0;mso-wrap-distance-left:9pt;mso-wrap-distance-top:3.6pt;mso-wrap-distance-right:9pt;mso-wrap-distance-bottom:3.6pt;mso-position-horizontal:absolute;mso-position-horizontal-relative:left-margin-area;mso-position-vertical:absolute;mso-position-vertical-relative:text;mso-width-percent:0;mso-height-percent:0;mso-width-relative:margin;mso-height-relative:margin;v-text-anchor:top" o:gfxdata="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" filled="f" stroked="f">
                 <v:textbox>
                   <w:txbxContent>
                     <w:p>
@@ -10749,7 +10847,7 @@
                           <w:sz w:val="32"/>
                           <w:lang w:val="es-CO"/>
                         </w:rPr>
-                        <w:instrText xml:space="preserve"> MERGEFIELD Pragmático_ </w:instrText>
+                        <w:instrText xml:space="preserve"> MERGEFIELD COMPONENTEPRG_ </w:instrText>
                       </w:r>
                       <w:r>
                         <w:rPr>
@@ -10770,7 +10868,7 @@
                           <w:sz w:val="32"/>
                           <w:lang w:val="es-CO"/>
                         </w:rPr>
-                        <w:t>86%</w:t>
+                        <w:t>«COMPONENTEPRG_»</w:t>
                       </w:r>
                       <w:r>
                         <w:rPr>
@@ -10873,7 +10971,7 @@
                                 <w:sz w:val="32"/>
                                 <w:lang w:val="es-CO"/>
                               </w:rPr>
-                              <w:instrText xml:space="preserve"> MERGEFIELD C3_ </w:instrText>
+                              <w:instrText xml:space="preserve"> MERGEFIELD COMPETENCIARE_ </w:instrText>
                             </w:r>
                             <w:r>
                               <w:rPr>
@@ -10894,7 +10992,7 @@
                                 <w:sz w:val="32"/>
                                 <w:lang w:val="es-CO"/>
                               </w:rPr>
-                              <w:t>86%</w:t>
+                              <w:t>«COMPETENCIARE_»</w:t>
                             </w:r>
                             <w:r>
                               <w:rPr>
@@ -10926,7 +11024,7 @@
           </mc:Choice>
           <mc:Fallback>
             <w:pict>
-              <v:shape w14:anchorId="198A2225" id="Cuadro de texto 38" o:spid="_x0000_s1070" type="#_x0000_t202" style="position:absolute;margin-left:355.5pt;margin-top:12.7pt;width:54.5pt;height:28.15pt;z-index:251872256;visibility:visible;mso-wrap-style:square;mso-width-percent:0;mso-height-percent:0;mso-wrap-distance-left:9pt;mso-wrap-distance-top:3.6pt;mso-wrap-distance-right:9pt;mso-wrap-distance-bottom:3.6pt;mso-position-horizontal:absolute;mso-position-horizontal-relative:left-margin-area;mso-position-vertical:absolute;mso-position-vertical-relative:text;mso-width-percent:0;mso-height-percent:0;mso-width-relative:margin;mso-height-relative:margin;v-text-anchor:top" o:gfxdata="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" filled="f" stroked="f">
+              <v:shape w14:anchorId="198A2225" id="Cuadro de texto 38" o:spid="_x0000_s1070" type="#_x0000_t202" style="position:absolute;margin-left:355.5pt;margin-top:12.7pt;width:54.5pt;height:28.15pt;z-index:251872256;visibility:visible;mso-wrap-style:square;mso-width-percent:0;mso-height-percent:0;mso-wrap-distance-left:9pt;mso-wrap-distance-top:3.6pt;mso-wrap-distance-right:9pt;mso-wrap-distance-bottom:3.6pt;mso-position-horizontal:absolute;mso-position-horizontal-relative:left-margin-area;mso-position-vertical:absolute;mso-position-vertical-relative:text;mso-width-percent:0;mso-height-percent:0;mso-width-relative:margin;mso-height-relative:margin;v-text-anchor:top" o:gfxdata="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" filled="f" stroked="f">
                 <v:textbox>
                   <w:txbxContent>
                     <w:p>
@@ -10958,7 +11056,7 @@
                           <w:sz w:val="32"/>
                           <w:lang w:val="es-CO"/>
                         </w:rPr>
-                        <w:instrText xml:space="preserve"> MERGEFIELD C3_ </w:instrText>
+                        <w:instrText xml:space="preserve"> MERGEFIELD COMPETENCIARE_ </w:instrText>
                       </w:r>
                       <w:r>
                         <w:rPr>
@@ -10979,7 +11077,7 @@
                           <w:sz w:val="32"/>
                           <w:lang w:val="es-CO"/>
                         </w:rPr>
-                        <w:t>86%</w:t>
+                        <w:t>«COMPETENCIARE_»</w:t>
                       </w:r>
                       <w:r>
                         <w:rPr>
@@ -11090,7 +11188,7 @@
           </mc:Choice>
           <mc:Fallback>
             <w:pict>
-              <v:shape w14:anchorId="0F0CCB3B" id="Cuadro de texto 266" o:spid="_x0000_s1071" type="#_x0000_t202" style="position:absolute;margin-left:190.6pt;margin-top:67.45pt;width:44pt;height:28.15pt;z-index:251907072;visibility:visible;mso-wrap-style:square;mso-width-percent:0;mso-height-percent:0;mso-wrap-distance-left:9pt;mso-wrap-distance-top:3.6pt;mso-wrap-distance-right:9pt;mso-wrap-distance-bottom:3.6pt;mso-position-horizontal:absolute;mso-position-horizontal-relative:margin;mso-position-vertical:absolute;mso-position-vertical-relative:text;mso-width-percent:0;mso-height-percent:0;mso-width-relative:margin;mso-height-relative:margin;v-text-anchor:top" o:gfxdata="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" filled="f" stroked="f">
+              <v:shape w14:anchorId="0F0CCB3B" id="Cuadro de texto 266" o:spid="_x0000_s1071" type="#_x0000_t202" style="position:absolute;margin-left:190.6pt;margin-top:67.45pt;width:44pt;height:28.15pt;z-index:251907072;visibility:visible;mso-wrap-style:square;mso-width-percent:0;mso-height-percent:0;mso-wrap-distance-left:9pt;mso-wrap-distance-top:3.6pt;mso-wrap-distance-right:9pt;mso-wrap-distance-bottom:3.6pt;mso-position-horizontal:absolute;mso-position-horizontal-relative:margin;mso-position-vertical:absolute;mso-position-vertical-relative:text;mso-width-percent:0;mso-height-percent:0;mso-width-relative:margin;mso-height-relative:margin;v-text-anchor:top" o:gfxdata="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" filled="f" stroked="f">
                 <v:textbox>
                   <w:txbxContent>
                     <w:p>
@@ -11229,7 +11327,7 @@
           </mc:Choice>
           <mc:Fallback>
             <w:pict>
-              <v:shape w14:anchorId="5CFBDAB8" id="_x0000_s1072" type="#_x0000_t202" style="position:absolute;margin-left:-18.85pt;margin-top:8.65pt;width:92.9pt;height:35.5pt;z-index:251845632;visibility:visible;mso-wrap-style:square;mso-width-percent:0;mso-height-percent:0;mso-wrap-distance-left:9pt;mso-wrap-distance-top:3.6pt;mso-wrap-distance-right:9pt;mso-wrap-distance-bottom:3.6pt;mso-position-horizontal:absolute;mso-position-horizontal-relative:margin;mso-position-vertical:absolute;mso-position-vertical-relative:text;mso-width-percent:0;mso-height-percent:0;mso-width-relative:margin;mso-height-relative:margin;v-text-anchor:top" o:gfxdata="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" filled="f" stroked="f">
+              <v:shape w14:anchorId="5CFBDAB8" id="_x0000_s1072" type="#_x0000_t202" style="position:absolute;margin-left:-18.85pt;margin-top:8.65pt;width:92.9pt;height:35.5pt;z-index:251845632;visibility:visible;mso-wrap-style:square;mso-width-percent:0;mso-height-percent:0;mso-wrap-distance-left:9pt;mso-wrap-distance-top:3.6pt;mso-wrap-distance-right:9pt;mso-wrap-distance-bottom:3.6pt;mso-position-horizontal:absolute;mso-position-horizontal-relative:margin;mso-position-vertical:absolute;mso-position-vertical-relative:text;mso-width-percent:0;mso-height-percent:0;mso-width-relative:margin;mso-height-relative:margin;v-text-anchor:top" o:gfxdata="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" filled="f" stroked="f">
                 <v:textbox>
                   <w:txbxContent>
                     <w:p>
@@ -11353,7 +11451,7 @@
               </wp:anchor>
             </w:drawing>
           </mc:Choice>
-          <mc:Fallback xmlns:w16sdtfl="http://schemas.microsoft.com/office/word/2024/wordml/sdtformatlock" xmlns:w16du="http://schemas.microsoft.com/office/word/2023/wordml/word16du" xmlns:oel="http://schemas.microsoft.com/office/2019/extlst">
+          <mc:Fallback>
             <w:pict>
               <v:roundrect w14:anchorId="0BB6B33C" id="Rectángulo redondeado 3" o:spid="_x0000_s1026" style="position:absolute;margin-left:-35.7pt;margin-top:9.8pt;width:175.6pt;height:34.3pt;z-index:-251482112;visibility:visible;mso-wrap-style:square;mso-width-percent:0;mso-height-percent:0;mso-wrap-distance-left:9pt;mso-wrap-distance-top:0;mso-wrap-distance-right:9pt;mso-wrap-distance-bottom:0;mso-position-horizontal:absolute;mso-position-horizontal-relative:margin;mso-position-vertical:absolute;mso-position-vertical-relative:text;mso-width-percent:0;mso-height-percent:0;mso-width-relative:margin;mso-height-relative:margin;v-text-anchor:middle" arcsize="10923f" o:gfxdata="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" fillcolor="white [3212]" strokecolor="#a3389e" strokeweight="1pt">
                 <v:stroke joinstyle="miter"/>
@@ -11438,7 +11536,7 @@
               </wp:anchor>
             </w:drawing>
           </mc:Choice>
-          <mc:Fallback xmlns:w16sdtfl="http://schemas.microsoft.com/office/word/2024/wordml/sdtformatlock" xmlns:w16du="http://schemas.microsoft.com/office/word/2023/wordml/word16du" xmlns:oel="http://schemas.microsoft.com/office/2019/extlst">
+          <mc:Fallback>
             <w:pict>
               <v:roundrect w14:anchorId="42CE1FCF" id="Rectángulo redondeado 6" o:spid="_x0000_s1026" style="position:absolute;margin-left:284.45pt;margin-top:8.15pt;width:197.95pt;height:34.35pt;z-index:-251478016;visibility:visible;mso-wrap-style:square;mso-width-percent:0;mso-height-percent:0;mso-wrap-distance-left:9pt;mso-wrap-distance-top:0;mso-wrap-distance-right:9pt;mso-wrap-distance-bottom:0;mso-position-horizontal:absolute;mso-position-horizontal-relative:margin;mso-position-vertical:absolute;mso-position-vertical-relative:text;mso-width-percent:0;mso-height-percent:0;mso-width-relative:margin;mso-height-relative:margin;v-text-anchor:middle" arcsize="10923f" o:gfxdata="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" fillcolor="white [3212]" strokecolor="#a3389e" strokeweight="1pt">
                 <v:stroke joinstyle="miter"/>
@@ -11592,7 +11690,7 @@
                                 <w:szCs w:val="18"/>
                                 <w:lang w:val="es-CO"/>
                               </w:rPr>
-                              <w:instrText xml:space="preserve"> MERGEFIELD A1 </w:instrText>
+                              <w:instrText xml:space="preserve"> MERGEFIELD P1_Tarea </w:instrText>
                             </w:r>
                             <w:r>
                               <w:rPr>
@@ -11609,7 +11707,7 @@
                                 <w:szCs w:val="18"/>
                                 <w:lang w:val="es-CO"/>
                               </w:rPr>
-                              <w:t>Reconoce las partes del texto, sus funciones y cómo se relacionan unas con otras de manera lógica.</w:t>
+                              <w:t>«P1_Tarea»</w:t>
                             </w:r>
                             <w:r>
                               <w:rPr>
@@ -11652,7 +11750,7 @@
                                 <w:szCs w:val="18"/>
                                 <w:lang w:val="es-CO"/>
                               </w:rPr>
-                              <w:instrText xml:space="preserve"> MERGEFIELD A2 </w:instrText>
+                              <w:instrText xml:space="preserve"> MERGEFIELD P2_Tarea </w:instrText>
                             </w:r>
                             <w:r>
                               <w:rPr>
@@ -11669,7 +11767,7 @@
                                 <w:szCs w:val="18"/>
                                 <w:lang w:val="es-CO"/>
                               </w:rPr>
-                              <w:t>Identifica la idea principal de cada fragmento del texto.</w:t>
+                              <w:t>«P2_Tarea»</w:t>
                             </w:r>
                             <w:r>
                               <w:rPr>
@@ -11712,7 +11810,7 @@
                                 <w:szCs w:val="18"/>
                                 <w:lang w:val="es-CO"/>
                               </w:rPr>
-                              <w:instrText xml:space="preserve"> MERGEFIELD A3 </w:instrText>
+                              <w:instrText xml:space="preserve"> MERGEFIELD P3_Tarea </w:instrText>
                             </w:r>
                             <w:r>
                               <w:rPr>
@@ -11729,7 +11827,7 @@
                                 <w:szCs w:val="18"/>
                                 <w:lang w:val="es-CO"/>
                               </w:rPr>
-                              <w:t>Reflexiona sobre el texto desde diferentes perspectivas (económica, política, social, cultural, medioambiental, literaria, etc.) y puntos de vista.</w:t>
+                              <w:t>«P3_Tarea»</w:t>
                             </w:r>
                             <w:r>
                               <w:rPr>
@@ -11772,7 +11870,7 @@
                                 <w:szCs w:val="18"/>
                                 <w:lang w:val="es-CO"/>
                               </w:rPr>
-                              <w:instrText xml:space="preserve"> MERGEFIELD A4 </w:instrText>
+                              <w:instrText xml:space="preserve"> MERGEFIELD P4_Tarea </w:instrText>
                             </w:r>
                             <w:r>
                               <w:rPr>
@@ -11789,7 +11887,7 @@
                                 <w:szCs w:val="18"/>
                                 <w:lang w:val="es-CO"/>
                               </w:rPr>
-                              <w:t>Reconoce las partes del texto, sus funciones y cómo se relacionan unas con otras de manera lógica.</w:t>
+                              <w:t>«P4_Tarea»</w:t>
                             </w:r>
                             <w:r>
                               <w:rPr>
@@ -11832,7 +11930,7 @@
                                 <w:szCs w:val="18"/>
                                 <w:lang w:val="es-CO"/>
                               </w:rPr>
-                              <w:instrText xml:space="preserve"> MERGEFIELD A5 </w:instrText>
+                              <w:instrText xml:space="preserve"> MERGEFIELD P5_Tarea </w:instrText>
                             </w:r>
                             <w:r>
                               <w:rPr>
@@ -11849,7 +11947,7 @@
                                 <w:szCs w:val="18"/>
                                 <w:lang w:val="es-CO"/>
                               </w:rPr>
-                              <w:t>Identifica la idea principal de cada fragmento del texto.</w:t>
+                              <w:t>«P5_Tarea»</w:t>
                             </w:r>
                             <w:r>
                               <w:rPr>
@@ -11892,7 +11990,7 @@
                                 <w:szCs w:val="18"/>
                                 <w:lang w:val="es-CO"/>
                               </w:rPr>
-                              <w:instrText xml:space="preserve"> MERGEFIELD A6 </w:instrText>
+                              <w:instrText xml:space="preserve"> MERGEFIELD P6_Tarea </w:instrText>
                             </w:r>
                             <w:r>
                               <w:rPr>
@@ -11909,7 +12007,7 @@
                                 <w:szCs w:val="18"/>
                                 <w:lang w:val="es-CO"/>
                               </w:rPr>
-                              <w:t>Se asegura de comprender el significado de cada fragmento y/o elemento local del texto correctamente.</w:t>
+                              <w:t>«P6_Tarea»</w:t>
                             </w:r>
                             <w:r>
                               <w:rPr>
@@ -11952,7 +12050,7 @@
                                 <w:szCs w:val="18"/>
                                 <w:lang w:val="es-CO"/>
                               </w:rPr>
-                              <w:instrText xml:space="preserve"> MERGEFIELD A7 </w:instrText>
+                              <w:instrText xml:space="preserve"> MERGEFIELD P7_Tarea </w:instrText>
                             </w:r>
                             <w:r>
                               <w:rPr>
@@ -11969,7 +12067,7 @@
                                 <w:szCs w:val="18"/>
                                 <w:lang w:val="es-CO"/>
                               </w:rPr>
-                              <w:t>Identifica la idea principal de cada fragmento del texto.</w:t>
+                              <w:t>«P7_Tarea»</w:t>
                             </w:r>
                             <w:r>
                               <w:rPr>
@@ -12012,7 +12110,7 @@
                                 <w:szCs w:val="18"/>
                                 <w:lang w:val="es-CO"/>
                               </w:rPr>
-                              <w:instrText xml:space="preserve"> MERGEFIELD A8 </w:instrText>
+                              <w:instrText xml:space="preserve"> MERGEFIELD P8_Tarea </w:instrText>
                             </w:r>
                             <w:r>
                               <w:rPr>
@@ -12029,7 +12127,7 @@
                                 <w:szCs w:val="18"/>
                                 <w:lang w:val="es-CO"/>
                               </w:rPr>
-                              <w:t>Compara el contenido del texto con el de otros textos (similitudes, diferencias, oposiciones o complementariedades), en un ejercicio intertextual.</w:t>
+                              <w:t>«P8_Tarea»</w:t>
                             </w:r>
                             <w:r>
                               <w:rPr>
@@ -12072,7 +12170,7 @@
                                 <w:szCs w:val="18"/>
                                 <w:lang w:val="es-CO"/>
                               </w:rPr>
-                              <w:instrText xml:space="preserve"> MERGEFIELD A9 </w:instrText>
+                              <w:instrText xml:space="preserve"> MERGEFIELD P9_Tarea </w:instrText>
                             </w:r>
                             <w:r>
                               <w:rPr>
@@ -12089,7 +12187,7 @@
                                 <w:szCs w:val="18"/>
                                 <w:lang w:val="es-CO"/>
                               </w:rPr>
-                              <w:t>Identifica elementos concretos del texto, como personajes, eventos, lugares y otros datos claves que enmarcan la lectura.</w:t>
+                              <w:t>«P9_Tarea»</w:t>
                             </w:r>
                             <w:r>
                               <w:rPr>
@@ -12132,7 +12230,7 @@
                                 <w:szCs w:val="18"/>
                                 <w:lang w:val="es-CO"/>
                               </w:rPr>
-                              <w:instrText xml:space="preserve"> MERGEFIELD A10 </w:instrText>
+                              <w:instrText xml:space="preserve"> MERGEFIELD P10_Tarea </w:instrText>
                             </w:r>
                             <w:r>
                               <w:rPr>
@@ -12149,7 +12247,7 @@
                                 <w:szCs w:val="18"/>
                                 <w:lang w:val="es-CO"/>
                               </w:rPr>
-                              <w:t>Determina el tema y la idea general de la lectura.</w:t>
+                              <w:t>«P10_Tarea»</w:t>
                             </w:r>
                             <w:r>
                               <w:rPr>
@@ -12192,7 +12290,7 @@
                                 <w:szCs w:val="18"/>
                                 <w:lang w:val="es-CO"/>
                               </w:rPr>
-                              <w:instrText xml:space="preserve"> MERGEFIELD A11 </w:instrText>
+                              <w:instrText xml:space="preserve"> MERGEFIELD P11_Tarea </w:instrText>
                             </w:r>
                             <w:r>
                               <w:rPr>
@@ -12209,7 +12307,7 @@
                                 <w:szCs w:val="18"/>
                                 <w:lang w:val="es-CO"/>
                               </w:rPr>
-                              <w:t>Formula supuestos, implicaciones o hipótesis de lectura, que puedan derivarse de las ideas fuerza del texto.</w:t>
+                              <w:t>«P11_Tarea»</w:t>
                             </w:r>
                             <w:r>
                               <w:rPr>
@@ -12252,7 +12350,7 @@
                                 <w:szCs w:val="18"/>
                                 <w:lang w:val="es-CO"/>
                               </w:rPr>
-                              <w:instrText xml:space="preserve"> MERGEFIELD A12 </w:instrText>
+                              <w:instrText xml:space="preserve"> MERGEFIELD P12_Tarea </w:instrText>
                             </w:r>
                             <w:r>
                               <w:rPr>
@@ -12269,7 +12367,7 @@
                                 <w:szCs w:val="18"/>
                                 <w:lang w:val="es-CO"/>
                               </w:rPr>
-                              <w:t>Aplica los contenidos del texto a un contexto particular o situación específica.</w:t>
+                              <w:t>«P12_Tarea»</w:t>
                             </w:r>
                             <w:r>
                               <w:rPr>
@@ -12312,7 +12410,7 @@
                                 <w:szCs w:val="18"/>
                                 <w:lang w:val="es-CO"/>
                               </w:rPr>
-                              <w:instrText xml:space="preserve"> MERGEFIELD A13 </w:instrText>
+                              <w:instrText xml:space="preserve"> MERGEFIELD P13_Tarea </w:instrText>
                             </w:r>
                             <w:r>
                               <w:rPr>
@@ -12329,7 +12427,7 @@
                                 <w:szCs w:val="18"/>
                                 <w:lang w:val="es-CO"/>
                               </w:rPr>
-                              <w:t>Identifica la idea principal de cada fragmento del texto.</w:t>
+                              <w:t>«P13_Tarea»</w:t>
                             </w:r>
                             <w:r>
                               <w:rPr>
@@ -12372,7 +12470,7 @@
                                 <w:szCs w:val="18"/>
                                 <w:lang w:val="es-CO"/>
                               </w:rPr>
-                              <w:instrText xml:space="preserve"> MERGEFIELD A14 </w:instrText>
+                              <w:instrText xml:space="preserve"> MERGEFIELD P14_Tarea </w:instrText>
                             </w:r>
                             <w:r>
                               <w:rPr>
@@ -12389,7 +12487,7 @@
                                 <w:szCs w:val="18"/>
                                 <w:lang w:val="es-CO"/>
                               </w:rPr>
-                              <w:t>Identifica la idea principal de cada fragmento del texto.</w:t>
+                              <w:t>«P14_Tarea»</w:t>
                             </w:r>
                             <w:r>
                               <w:rPr>
@@ -12432,7 +12530,7 @@
                                 <w:szCs w:val="18"/>
                                 <w:lang w:val="es-CO"/>
                               </w:rPr>
-                              <w:instrText xml:space="preserve"> MERGEFIELD A15 </w:instrText>
+                              <w:instrText xml:space="preserve"> MERGEFIELD P15_Tarea </w:instrText>
                             </w:r>
                             <w:r>
                               <w:rPr>
@@ -12449,7 +12547,7 @@
                                 <w:szCs w:val="18"/>
                                 <w:lang w:val="es-CO"/>
                               </w:rPr>
-                              <w:t>Determina el tema y la idea general de la lectura.</w:t>
+                              <w:t>«P15_Tarea»</w:t>
                             </w:r>
                             <w:r>
                               <w:rPr>
@@ -12492,7 +12590,7 @@
                                 <w:szCs w:val="18"/>
                                 <w:lang w:val="es-CO"/>
                               </w:rPr>
-                              <w:instrText xml:space="preserve"> MERGEFIELD A16 </w:instrText>
+                              <w:instrText xml:space="preserve"> MERGEFIELD P16_Tarea </w:instrText>
                             </w:r>
                             <w:r>
                               <w:rPr>
@@ -12509,7 +12607,7 @@
                                 <w:szCs w:val="18"/>
                                 <w:lang w:val="es-CO"/>
                               </w:rPr>
-                              <w:t>Formula supuestos, implicaciones o hipótesis de lectura, que puedan derivarse de las ideas fuerza del texto.</w:t>
+                              <w:t>«P16_Tarea»</w:t>
                             </w:r>
                             <w:r>
                               <w:rPr>
@@ -12552,7 +12650,7 @@
                                 <w:szCs w:val="18"/>
                                 <w:lang w:val="es-CO"/>
                               </w:rPr>
-                              <w:instrText xml:space="preserve"> MERGEFIELD A17 </w:instrText>
+                              <w:instrText xml:space="preserve"> MERGEFIELD P17_Tarea </w:instrText>
                             </w:r>
                             <w:r>
                               <w:rPr>
@@ -12569,7 +12667,7 @@
                                 <w:szCs w:val="18"/>
                                 <w:lang w:val="es-CO"/>
                               </w:rPr>
-                              <w:t>Aplica los contenidos del texto a un contexto particular o situación específica.</w:t>
+                              <w:t>«P17_Tarea»</w:t>
                             </w:r>
                             <w:r>
                               <w:rPr>
@@ -12612,7 +12710,7 @@
                                 <w:szCs w:val="18"/>
                                 <w:lang w:val="es-CO"/>
                               </w:rPr>
-                              <w:instrText xml:space="preserve"> MERGEFIELD A18 </w:instrText>
+                              <w:instrText xml:space="preserve"> MERGEFIELD P18_Tarea </w:instrText>
                             </w:r>
                             <w:r>
                               <w:rPr>
@@ -12629,7 +12727,7 @@
                                 <w:szCs w:val="18"/>
                                 <w:lang w:val="es-CO"/>
                               </w:rPr>
-                              <w:t>Reconoce las partes del texto, sus funciones y cómo se relacionan unas con otras de manera lógica.</w:t>
+                              <w:t>«P18_Tarea»</w:t>
                             </w:r>
                             <w:r>
                               <w:rPr>
@@ -12672,7 +12770,7 @@
                                 <w:szCs w:val="18"/>
                                 <w:lang w:val="es-CO"/>
                               </w:rPr>
-                              <w:instrText xml:space="preserve"> MERGEFIELD A19 </w:instrText>
+                              <w:instrText xml:space="preserve"> MERGEFIELD P19_Tarea </w:instrText>
                             </w:r>
                             <w:r>
                               <w:rPr>
@@ -12689,7 +12787,7 @@
                                 <w:szCs w:val="18"/>
                                 <w:lang w:val="es-CO"/>
                               </w:rPr>
-                              <w:t>Confirma los significados de palabras, enunciados y frases respecto al contexto que ofrece la lectura.</w:t>
+                              <w:t>«P19_Tarea»</w:t>
                             </w:r>
                             <w:r>
                               <w:rPr>
@@ -12732,7 +12830,7 @@
                                 <w:szCs w:val="18"/>
                                 <w:lang w:val="es-CO"/>
                               </w:rPr>
-                              <w:instrText xml:space="preserve"> MERGEFIELD A20 </w:instrText>
+                              <w:instrText xml:space="preserve"> MERGEFIELD P20_Tarea </w:instrText>
                             </w:r>
                             <w:r>
                               <w:rPr>
@@ -12749,7 +12847,7 @@
                                 <w:szCs w:val="18"/>
                                 <w:lang w:val="es-CO"/>
                               </w:rPr>
-                              <w:t>Determina el tema y la idea general de la lectura.</w:t>
+                              <w:t>«P20_Tarea»</w:t>
                             </w:r>
                             <w:r>
                               <w:rPr>
@@ -12759,6 +12857,28 @@
                               </w:rPr>
                               <w:fldChar w:fldCharType="end"/>
                             </w:r>
+                          </w:p>
+                          <w:p>
+                            <w:pPr>
+                              <w:spacing w:after="0" w:line="240" w:lineRule="auto"/>
+                              <w:jc w:val="both"/>
+                              <w:rPr>
+                                <w:sz w:val="18"/>
+                                <w:szCs w:val="18"/>
+                                <w:lang w:val="es-CO"/>
+                              </w:rPr>
+                            </w:pPr>
+                          </w:p>
+                          <w:p>
+                            <w:pPr>
+                              <w:spacing w:after="0" w:line="240" w:lineRule="auto"/>
+                              <w:jc w:val="both"/>
+                              <w:rPr>
+                                <w:sz w:val="18"/>
+                                <w:szCs w:val="18"/>
+                                <w:lang w:val="es-CO"/>
+                              </w:rPr>
+                            </w:pPr>
                           </w:p>
                           <w:p>
                             <w:pPr>
@@ -12790,7 +12910,7 @@
           </mc:Choice>
           <mc:Fallback>
             <w:pict>
-              <v:shape w14:anchorId="2E8CC1E1" id="_x0000_s1073" type="#_x0000_t202" style="position:absolute;margin-left:-48.3pt;margin-top:.4pt;width:534pt;height:548.45pt;z-index:251892736;visibility:visible;mso-wrap-style:square;mso-width-percent:0;mso-height-percent:0;mso-wrap-distance-left:9pt;mso-wrap-distance-top:3.6pt;mso-wrap-distance-right:9pt;mso-wrap-distance-bottom:3.6pt;mso-position-horizontal:absolute;mso-position-horizontal-relative:text;mso-position-vertical:absolute;mso-position-vertical-relative:text;mso-width-percent:0;mso-height-percent:0;mso-width-relative:margin;mso-height-relative:margin;v-text-anchor:top" o:gfxdata="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" filled="f" stroked="f">
+              <v:shape w14:anchorId="2E8CC1E1" id="_x0000_s1073" type="#_x0000_t202" style="position:absolute;margin-left:-48.3pt;margin-top:.4pt;width:534pt;height:548.45pt;z-index:251892736;visibility:visible;mso-wrap-style:square;mso-width-percent:0;mso-height-percent:0;mso-wrap-distance-left:9pt;mso-wrap-distance-top:3.6pt;mso-wrap-distance-right:9pt;mso-wrap-distance-bottom:3.6pt;mso-position-horizontal:absolute;mso-position-horizontal-relative:text;mso-position-vertical:absolute;mso-position-vertical-relative:text;mso-width-percent:0;mso-height-percent:0;mso-width-relative:margin;mso-height-relative:margin;v-text-anchor:top" o:gfxdata="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" filled="f" stroked="f">
                 <v:textbox>
                   <w:txbxContent>
                     <w:p>
@@ -12825,7 +12945,7 @@
                           <w:szCs w:val="18"/>
                           <w:lang w:val="es-CO"/>
                         </w:rPr>
-                        <w:instrText xml:space="preserve"> MERGEFIELD A1 </w:instrText>
+                        <w:instrText xml:space="preserve"> MERGEFIELD P1_Tarea </w:instrText>
                       </w:r>
                       <w:r>
                         <w:rPr>
@@ -12842,7 +12962,7 @@
                           <w:szCs w:val="18"/>
                           <w:lang w:val="es-CO"/>
                         </w:rPr>
-                        <w:t>Reconoce las partes del texto, sus funciones y cómo se relacionan unas con otras de manera lógica.</w:t>
+                        <w:t>«P1_Tarea»</w:t>
                       </w:r>
                       <w:r>
                         <w:rPr>
@@ -12885,7 +13005,7 @@
                           <w:szCs w:val="18"/>
                           <w:lang w:val="es-CO"/>
                         </w:rPr>
-                        <w:instrText xml:space="preserve"> MERGEFIELD A2 </w:instrText>
+                        <w:instrText xml:space="preserve"> MERGEFIELD P2_Tarea </w:instrText>
                       </w:r>
                       <w:r>
                         <w:rPr>
@@ -12902,7 +13022,7 @@
                           <w:szCs w:val="18"/>
                           <w:lang w:val="es-CO"/>
                         </w:rPr>
-                        <w:t>Identifica la idea principal de cada fragmento del texto.</w:t>
+                        <w:t>«P2_Tarea»</w:t>
                       </w:r>
                       <w:r>
                         <w:rPr>
@@ -12945,7 +13065,7 @@
                           <w:szCs w:val="18"/>
                           <w:lang w:val="es-CO"/>
                         </w:rPr>
-                        <w:instrText xml:space="preserve"> MERGEFIELD A3 </w:instrText>
+                        <w:instrText xml:space="preserve"> MERGEFIELD P3_Tarea </w:instrText>
                       </w:r>
                       <w:r>
                         <w:rPr>
@@ -12962,7 +13082,7 @@
                           <w:szCs w:val="18"/>
                           <w:lang w:val="es-CO"/>
                         </w:rPr>
-                        <w:t>Reflexiona sobre el texto desde diferentes perspectivas (económica, política, social, cultural, medioambiental, literaria, etc.) y puntos de vista.</w:t>
+                        <w:t>«P3_Tarea»</w:t>
                       </w:r>
                       <w:r>
                         <w:rPr>
@@ -13005,7 +13125,7 @@
                           <w:szCs w:val="18"/>
                           <w:lang w:val="es-CO"/>
                         </w:rPr>
-                        <w:instrText xml:space="preserve"> MERGEFIELD A4 </w:instrText>
+                        <w:instrText xml:space="preserve"> MERGEFIELD P4_Tarea </w:instrText>
                       </w:r>
                       <w:r>
                         <w:rPr>
@@ -13022,7 +13142,7 @@
                           <w:szCs w:val="18"/>
                           <w:lang w:val="es-CO"/>
                         </w:rPr>
-                        <w:t>Reconoce las partes del texto, sus funciones y cómo se relacionan unas con otras de manera lógica.</w:t>
+                        <w:t>«P4_Tarea»</w:t>
                       </w:r>
                       <w:r>
                         <w:rPr>
@@ -13065,7 +13185,7 @@
                           <w:szCs w:val="18"/>
                           <w:lang w:val="es-CO"/>
                         </w:rPr>
-                        <w:instrText xml:space="preserve"> MERGEFIELD A5 </w:instrText>
+                        <w:instrText xml:space="preserve"> MERGEFIELD P5_Tarea </w:instrText>
                       </w:r>
                       <w:r>
                         <w:rPr>
@@ -13082,7 +13202,7 @@
                           <w:szCs w:val="18"/>
                           <w:lang w:val="es-CO"/>
                         </w:rPr>
-                        <w:t>Identifica la idea principal de cada fragmento del texto.</w:t>
+                        <w:t>«P5_Tarea»</w:t>
                       </w:r>
                       <w:r>
                         <w:rPr>
@@ -13125,7 +13245,7 @@
                           <w:szCs w:val="18"/>
                           <w:lang w:val="es-CO"/>
                         </w:rPr>
-                        <w:instrText xml:space="preserve"> MERGEFIELD A6 </w:instrText>
+                        <w:instrText xml:space="preserve"> MERGEFIELD P6_Tarea </w:instrText>
                       </w:r>
                       <w:r>
                         <w:rPr>
@@ -13142,7 +13262,7 @@
                           <w:szCs w:val="18"/>
                           <w:lang w:val="es-CO"/>
                         </w:rPr>
-                        <w:t>Se asegura de comprender el significado de cada fragmento y/o elemento local del texto correctamente.</w:t>
+                        <w:t>«P6_Tarea»</w:t>
                       </w:r>
                       <w:r>
                         <w:rPr>
@@ -13185,7 +13305,7 @@
                           <w:szCs w:val="18"/>
                           <w:lang w:val="es-CO"/>
                         </w:rPr>
-                        <w:instrText xml:space="preserve"> MERGEFIELD A7 </w:instrText>
+                        <w:instrText xml:space="preserve"> MERGEFIELD P7_Tarea </w:instrText>
                       </w:r>
                       <w:r>
                         <w:rPr>
@@ -13202,7 +13322,7 @@
                           <w:szCs w:val="18"/>
                           <w:lang w:val="es-CO"/>
                         </w:rPr>
-                        <w:t>Identifica la idea principal de cada fragmento del texto.</w:t>
+                        <w:t>«P7_Tarea»</w:t>
                       </w:r>
                       <w:r>
                         <w:rPr>
@@ -13245,7 +13365,7 @@
                           <w:szCs w:val="18"/>
                           <w:lang w:val="es-CO"/>
                         </w:rPr>
-                        <w:instrText xml:space="preserve"> MERGEFIELD A8 </w:instrText>
+                        <w:instrText xml:space="preserve"> MERGEFIELD P8_Tarea </w:instrText>
                       </w:r>
                       <w:r>
                         <w:rPr>
@@ -13262,7 +13382,7 @@
                           <w:szCs w:val="18"/>
                           <w:lang w:val="es-CO"/>
                         </w:rPr>
-                        <w:t>Compara el contenido del texto con el de otros textos (similitudes, diferencias, oposiciones o complementariedades), en un ejercicio intertextual.</w:t>
+                        <w:t>«P8_Tarea»</w:t>
                       </w:r>
                       <w:r>
                         <w:rPr>
@@ -13305,7 +13425,7 @@
                           <w:szCs w:val="18"/>
                           <w:lang w:val="es-CO"/>
                         </w:rPr>
-                        <w:instrText xml:space="preserve"> MERGEFIELD A9 </w:instrText>
+                        <w:instrText xml:space="preserve"> MERGEFIELD P9_Tarea </w:instrText>
                       </w:r>
                       <w:r>
                         <w:rPr>
@@ -13322,7 +13442,7 @@
                           <w:szCs w:val="18"/>
                           <w:lang w:val="es-CO"/>
                         </w:rPr>
-                        <w:t>Identifica elementos concretos del texto, como personajes, eventos, lugares y otros datos claves que enmarcan la lectura.</w:t>
+                        <w:t>«P9_Tarea»</w:t>
                       </w:r>
                       <w:r>
                         <w:rPr>
@@ -13365,7 +13485,7 @@
                           <w:szCs w:val="18"/>
                           <w:lang w:val="es-CO"/>
                         </w:rPr>
-                        <w:instrText xml:space="preserve"> MERGEFIELD A10 </w:instrText>
+                        <w:instrText xml:space="preserve"> MERGEFIELD P10_Tarea </w:instrText>
                       </w:r>
                       <w:r>
                         <w:rPr>
@@ -13382,7 +13502,7 @@
                           <w:szCs w:val="18"/>
                           <w:lang w:val="es-CO"/>
                         </w:rPr>
-                        <w:t>Determina el tema y la idea general de la lectura.</w:t>
+                        <w:t>«P10_Tarea»</w:t>
                       </w:r>
                       <w:r>
                         <w:rPr>
@@ -13425,7 +13545,7 @@
                           <w:szCs w:val="18"/>
                           <w:lang w:val="es-CO"/>
                         </w:rPr>
-                        <w:instrText xml:space="preserve"> MERGEFIELD A11 </w:instrText>
+                        <w:instrText xml:space="preserve"> MERGEFIELD P11_Tarea </w:instrText>
                       </w:r>
                       <w:r>
                         <w:rPr>
@@ -13442,7 +13562,7 @@
                           <w:szCs w:val="18"/>
                           <w:lang w:val="es-CO"/>
                         </w:rPr>
-                        <w:t>Formula supuestos, implicaciones o hipótesis de lectura, que puedan derivarse de las ideas fuerza del texto.</w:t>
+                        <w:t>«P11_Tarea»</w:t>
                       </w:r>
                       <w:r>
                         <w:rPr>
@@ -13485,7 +13605,7 @@
                           <w:szCs w:val="18"/>
                           <w:lang w:val="es-CO"/>
                         </w:rPr>
-                        <w:instrText xml:space="preserve"> MERGEFIELD A12 </w:instrText>
+                        <w:instrText xml:space="preserve"> MERGEFIELD P12_Tarea </w:instrText>
                       </w:r>
                       <w:r>
                         <w:rPr>
@@ -13502,7 +13622,7 @@
                           <w:szCs w:val="18"/>
                           <w:lang w:val="es-CO"/>
                         </w:rPr>
-                        <w:t>Aplica los contenidos del texto a un contexto particular o situación específica.</w:t>
+                        <w:t>«P12_Tarea»</w:t>
                       </w:r>
                       <w:r>
                         <w:rPr>
@@ -13545,7 +13665,7 @@
                           <w:szCs w:val="18"/>
                           <w:lang w:val="es-CO"/>
                         </w:rPr>
-                        <w:instrText xml:space="preserve"> MERGEFIELD A13 </w:instrText>
+                        <w:instrText xml:space="preserve"> MERGEFIELD P13_Tarea </w:instrText>
                       </w:r>
                       <w:r>
                         <w:rPr>
@@ -13562,7 +13682,7 @@
                           <w:szCs w:val="18"/>
                           <w:lang w:val="es-CO"/>
                         </w:rPr>
-                        <w:t>Identifica la idea principal de cada fragmento del texto.</w:t>
+                        <w:t>«P13_Tarea»</w:t>
                       </w:r>
                       <w:r>
                         <w:rPr>
@@ -13605,7 +13725,7 @@
                           <w:szCs w:val="18"/>
                           <w:lang w:val="es-CO"/>
                         </w:rPr>
-                        <w:instrText xml:space="preserve"> MERGEFIELD A14 </w:instrText>
+                        <w:instrText xml:space="preserve"> MERGEFIELD P14_Tarea </w:instrText>
                       </w:r>
                       <w:r>
                         <w:rPr>
@@ -13622,7 +13742,7 @@
                           <w:szCs w:val="18"/>
                           <w:lang w:val="es-CO"/>
                         </w:rPr>
-                        <w:t>Identifica la idea principal de cada fragmento del texto.</w:t>
+                        <w:t>«P14_Tarea»</w:t>
                       </w:r>
                       <w:r>
                         <w:rPr>
@@ -13665,7 +13785,7 @@
                           <w:szCs w:val="18"/>
                           <w:lang w:val="es-CO"/>
                         </w:rPr>
-                        <w:instrText xml:space="preserve"> MERGEFIELD A15 </w:instrText>
+                        <w:instrText xml:space="preserve"> MERGEFIELD P15_Tarea </w:instrText>
                       </w:r>
                       <w:r>
                         <w:rPr>
@@ -13682,7 +13802,7 @@
                           <w:szCs w:val="18"/>
                           <w:lang w:val="es-CO"/>
                         </w:rPr>
-                        <w:t>Determina el tema y la idea general de la lectura.</w:t>
+                        <w:t>«P15_Tarea»</w:t>
                       </w:r>
                       <w:r>
                         <w:rPr>
@@ -13725,7 +13845,7 @@
                           <w:szCs w:val="18"/>
                           <w:lang w:val="es-CO"/>
                         </w:rPr>
-                        <w:instrText xml:space="preserve"> MERGEFIELD A16 </w:instrText>
+                        <w:instrText xml:space="preserve"> MERGEFIELD P16_Tarea </w:instrText>
                       </w:r>
                       <w:r>
                         <w:rPr>
@@ -13742,7 +13862,7 @@
                           <w:szCs w:val="18"/>
                           <w:lang w:val="es-CO"/>
                         </w:rPr>
-                        <w:t>Formula supuestos, implicaciones o hipótesis de lectura, que puedan derivarse de las ideas fuerza del texto.</w:t>
+                        <w:t>«P16_Tarea»</w:t>
                       </w:r>
                       <w:r>
                         <w:rPr>
@@ -13785,7 +13905,7 @@
                           <w:szCs w:val="18"/>
                           <w:lang w:val="es-CO"/>
                         </w:rPr>
-                        <w:instrText xml:space="preserve"> MERGEFIELD A17 </w:instrText>
+                        <w:instrText xml:space="preserve"> MERGEFIELD P17_Tarea </w:instrText>
                       </w:r>
                       <w:r>
                         <w:rPr>
@@ -13802,7 +13922,7 @@
                           <w:szCs w:val="18"/>
                           <w:lang w:val="es-CO"/>
                         </w:rPr>
-                        <w:t>Aplica los contenidos del texto a un contexto particular o situación específica.</w:t>
+                        <w:t>«P17_Tarea»</w:t>
                       </w:r>
                       <w:r>
                         <w:rPr>
@@ -13845,7 +13965,7 @@
                           <w:szCs w:val="18"/>
                           <w:lang w:val="es-CO"/>
                         </w:rPr>
-                        <w:instrText xml:space="preserve"> MERGEFIELD A18 </w:instrText>
+                        <w:instrText xml:space="preserve"> MERGEFIELD P18_Tarea </w:instrText>
                       </w:r>
                       <w:r>
                         <w:rPr>
@@ -13862,7 +13982,7 @@
                           <w:szCs w:val="18"/>
                           <w:lang w:val="es-CO"/>
                         </w:rPr>
-                        <w:t>Reconoce las partes del texto, sus funciones y cómo se relacionan unas con otras de manera lógica.</w:t>
+                        <w:t>«P18_Tarea»</w:t>
                       </w:r>
                       <w:r>
                         <w:rPr>
@@ -13905,7 +14025,7 @@
                           <w:szCs w:val="18"/>
                           <w:lang w:val="es-CO"/>
                         </w:rPr>
-                        <w:instrText xml:space="preserve"> MERGEFIELD A19 </w:instrText>
+                        <w:instrText xml:space="preserve"> MERGEFIELD P19_Tarea </w:instrText>
                       </w:r>
                       <w:r>
                         <w:rPr>
@@ -13922,7 +14042,7 @@
                           <w:szCs w:val="18"/>
                           <w:lang w:val="es-CO"/>
                         </w:rPr>
-                        <w:t>Confirma los significados de palabras, enunciados y frases respecto al contexto que ofrece la lectura.</w:t>
+                        <w:t>«P19_Tarea»</w:t>
                       </w:r>
                       <w:r>
                         <w:rPr>
@@ -13965,7 +14085,7 @@
                           <w:szCs w:val="18"/>
                           <w:lang w:val="es-CO"/>
                         </w:rPr>
-                        <w:instrText xml:space="preserve"> MERGEFIELD A20 </w:instrText>
+                        <w:instrText xml:space="preserve"> MERGEFIELD P20_Tarea </w:instrText>
                       </w:r>
                       <w:r>
                         <w:rPr>
@@ -13982,7 +14102,7 @@
                           <w:szCs w:val="18"/>
                           <w:lang w:val="es-CO"/>
                         </w:rPr>
-                        <w:t>Determina el tema y la idea general de la lectura.</w:t>
+                        <w:t>«P20_Tarea»</w:t>
                       </w:r>
                       <w:r>
                         <w:rPr>
@@ -13992,6 +14112,28 @@
                         </w:rPr>
                         <w:fldChar w:fldCharType="end"/>
                       </w:r>
+                    </w:p>
+                    <w:p>
+                      <w:pPr>
+                        <w:spacing w:after="0" w:line="240" w:lineRule="auto"/>
+                        <w:jc w:val="both"/>
+                        <w:rPr>
+                          <w:sz w:val="18"/>
+                          <w:szCs w:val="18"/>
+                          <w:lang w:val="es-CO"/>
+                        </w:rPr>
+                      </w:pPr>
+                    </w:p>
+                    <w:p>
+                      <w:pPr>
+                        <w:spacing w:after="0" w:line="240" w:lineRule="auto"/>
+                        <w:jc w:val="both"/>
+                        <w:rPr>
+                          <w:sz w:val="18"/>
+                          <w:szCs w:val="18"/>
+                          <w:lang w:val="es-CO"/>
+                        </w:rPr>
+                      </w:pPr>
                     </w:p>
                     <w:p>
                       <w:pPr>
@@ -14088,7 +14230,7 @@
               </wp:anchor>
             </w:drawing>
           </mc:Choice>
-          <mc:Fallback xmlns:w16sdtfl="http://schemas.microsoft.com/office/word/2024/wordml/sdtformatlock" xmlns:w16du="http://schemas.microsoft.com/office/word/2023/wordml/word16du" xmlns:oel="http://schemas.microsoft.com/office/2019/extlst">
+          <mc:Fallback>
             <w:pict>
               <v:roundrect w14:anchorId="1C929D66" id="Rectángulo redondeado 202" o:spid="_x0000_s1026" style="position:absolute;margin-left:-62.5pt;margin-top:-21.4pt;width:556.05pt;height:570.35pt;z-index:-251422720;visibility:visible;mso-wrap-style:square;mso-width-percent:0;mso-height-percent:0;mso-wrap-distance-left:9pt;mso-wrap-distance-top:0;mso-wrap-distance-right:9pt;mso-wrap-distance-bottom:0;mso-position-horizontal:absolute;mso-position-horizontal-relative:text;mso-position-vertical:absolute;mso-position-vertical-relative:text;mso-width-percent:0;mso-height-percent:0;mso-width-relative:margin;mso-height-relative:margin;v-text-anchor:middle" arcsize="3826f" o:gfxdata="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" fillcolor="white [3212]" strokecolor="red" strokeweight="1pt">
                 <v:stroke joinstyle="miter"/>
@@ -14337,7 +14479,7 @@
               </wp:anchor>
             </w:drawing>
           </mc:Choice>
-          <mc:Fallback xmlns:w16sdtfl="http://schemas.microsoft.com/office/word/2024/wordml/sdtformatlock" xmlns:w16du="http://schemas.microsoft.com/office/word/2023/wordml/word16du" xmlns:oel="http://schemas.microsoft.com/office/2019/extlst">
+          <mc:Fallback>
             <w:pict>
               <v:group w14:anchorId="6EAFC9ED" id="Grupo 57" o:spid="_x0000_s1026" style="position:absolute;margin-left:-46.85pt;margin-top:-33.75pt;width:264.2pt;height:30.55pt;z-index:251882496;mso-width-relative:margin" coordsize="32465,3879" o:gfxdata="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">
                 <v:group id="Grupo 58" o:spid="_x0000_s1027" style="position:absolute;width:23691;height:3879" coordsize="23693,3881" o:gfxdata="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">
@@ -14425,7 +14567,7 @@
           </mc:Choice>
           <mc:Fallback>
             <w:pict>
-              <v:shape w14:anchorId="5DCB7C53" id="_x0000_s1074" type="#_x0000_t202" style="position:absolute;margin-left:-27.25pt;margin-top:-30.7pt;width:239.7pt;height:24.15pt;z-index:251889664;visibility:visible;mso-wrap-style:square;mso-width-percent:0;mso-wrap-distance-left:9pt;mso-wrap-distance-top:0;mso-wrap-distance-right:9pt;mso-wrap-distance-bottom:0;mso-position-horizontal:absolute;mso-position-horizontal-relative:margin;mso-position-vertical:absolute;mso-position-vertical-relative:text;mso-width-percent:0;mso-width-relative:margin;v-text-anchor:top" o:gfxdata="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" filled="f" stroked="f">
+              <v:shape w14:anchorId="5DCB7C53" id="_x0000_s1074" type="#_x0000_t202" style="position:absolute;margin-left:-27.25pt;margin-top:-30.7pt;width:239.7pt;height:24.15pt;z-index:251889664;visibility:visible;mso-wrap-style:square;mso-width-percent:0;mso-wrap-distance-left:9pt;mso-wrap-distance-top:0;mso-wrap-distance-right:9pt;mso-wrap-distance-bottom:0;mso-position-horizontal:absolute;mso-position-horizontal-relative:margin;mso-position-vertical:absolute;mso-position-vertical-relative:text;mso-width-percent:0;mso-width-relative:margin;v-text-anchor:top" o:gfxdata="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" filled="f" stroked="f">
                 <v:textbox style="mso-fit-shape-to-text:t">
                   <w:txbxContent>
                     <w:p>
@@ -14531,7 +14673,7 @@
           </mc:Choice>
           <mc:Fallback>
             <w:pict>
-              <v:shape w14:anchorId="17E1DEF0" id="_x0000_s1075" type="#_x0000_t202" style="position:absolute;margin-left:21.85pt;margin-top:-41.1pt;width:32.3pt;height:24.15pt;z-index:251887616;visibility:visible;mso-wrap-style:square;mso-width-percent:0;mso-wrap-distance-left:9pt;mso-wrap-distance-top:0;mso-wrap-distance-right:9pt;mso-wrap-distance-bottom:0;mso-position-horizontal:absolute;mso-position-horizontal-relative:left-margin-area;mso-position-vertical:absolute;mso-position-vertical-relative:text;mso-width-percent:0;mso-width-relative:margin;v-text-anchor:top" o:gfxdata="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" filled="f" stroked="f">
+              <v:shape w14:anchorId="17E1DEF0" id="_x0000_s1075" type="#_x0000_t202" style="position:absolute;margin-left:21.85pt;margin-top:-41.1pt;width:32.3pt;height:24.15pt;z-index:251887616;visibility:visible;mso-wrap-style:square;mso-width-percent:0;mso-wrap-distance-left:9pt;mso-wrap-distance-top:0;mso-wrap-distance-right:9pt;mso-wrap-distance-bottom:0;mso-position-horizontal:absolute;mso-position-horizontal-relative:left-margin-area;mso-position-vertical:absolute;mso-position-vertical-relative:text;mso-width-percent:0;mso-width-relative:margin;v-text-anchor:top" o:gfxdata="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" filled="f" stroked="f">
                 <v:textbox style="mso-fit-shape-to-text:t">
                   <w:txbxContent>
                     <w:p>
@@ -14640,7 +14782,7 @@
               </wp:anchor>
             </w:drawing>
           </mc:Choice>
-          <mc:Fallback xmlns:w16sdtfl="http://schemas.microsoft.com/office/word/2024/wordml/sdtformatlock" xmlns:w16du="http://schemas.microsoft.com/office/word/2023/wordml/word16du" xmlns:oel="http://schemas.microsoft.com/office/2019/extlst">
+          <mc:Fallback>
             <w:pict>
               <v:oval w14:anchorId="1F050D17" id="Elipse 194" o:spid="_x0000_s1026" style="position:absolute;margin-left:-67.55pt;margin-top:-40.8pt;width:41.1pt;height:40.9pt;z-index:251883520;visibility:visible;mso-wrap-style:square;mso-width-percent:0;mso-height-percent:0;mso-wrap-distance-left:9pt;mso-wrap-distance-top:0;mso-wrap-distance-right:9pt;mso-wrap-distance-bottom:0;mso-position-horizontal:absolute;mso-position-horizontal-relative:margin;mso-position-vertical:absolute;mso-position-vertical-relative:text;mso-width-percent:0;mso-height-percent:0;mso-width-relative:margin;mso-height-relative:margin;v-text-anchor:middle" o:gfxdata="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" fillcolor="red" strokecolor="white [3212]" strokeweight="1pt">
                 <v:stroke joinstyle="miter"/>
@@ -14746,7 +14888,7 @@
           </mc:Choice>
           <mc:Fallback>
             <w:pict>
-              <v:shape w14:anchorId="7CC13340" id="_x0000_s1076" type="#_x0000_t202" style="position:absolute;margin-left:-27.45pt;margin-top:116.7pt;width:157.15pt;height:25.65pt;z-index:251938816;visibility:visible;mso-wrap-style:square;mso-width-percent:0;mso-height-percent:0;mso-wrap-distance-left:9pt;mso-wrap-distance-top:0;mso-wrap-distance-right:9pt;mso-wrap-distance-bottom:0;mso-position-horizontal:absolute;mso-position-horizontal-relative:margin;mso-position-vertical:absolute;mso-position-vertical-relative:text;mso-width-percent:0;mso-height-percent:0;mso-width-relative:margin;mso-height-relative:margin;v-text-anchor:top" o:gfxdata="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" filled="f" stroked="f">
+              <v:shape w14:anchorId="7CC13340" id="_x0000_s1076" type="#_x0000_t202" style="position:absolute;margin-left:-27.45pt;margin-top:116.7pt;width:157.15pt;height:25.65pt;z-index:251938816;visibility:visible;mso-wrap-style:square;mso-width-percent:0;mso-height-percent:0;mso-wrap-distance-left:9pt;mso-wrap-distance-top:0;mso-wrap-distance-right:9pt;mso-wrap-distance-bottom:0;mso-position-horizontal:absolute;mso-position-horizontal-relative:margin;mso-position-vertical:absolute;mso-position-vertical-relative:text;mso-width-percent:0;mso-height-percent:0;mso-width-relative:margin;mso-height-relative:margin;v-text-anchor:top" o:gfxdata="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" filled="f" stroked="f">
                 <v:textbox>
                   <w:txbxContent>
                     <w:p>
@@ -14852,7 +14994,7 @@
               </wp:anchor>
             </w:drawing>
           </mc:Choice>
-          <mc:Fallback xmlns:w16sdtfl="http://schemas.microsoft.com/office/word/2024/wordml/sdtformatlock" xmlns:w16du="http://schemas.microsoft.com/office/word/2023/wordml/word16du" xmlns:oel="http://schemas.microsoft.com/office/2019/extlst">
+          <mc:Fallback>
             <w:pict>
               <v:roundrect w14:anchorId="3944240C" id="Rectángulo redondeado 280" o:spid="_x0000_s1026" style="position:absolute;margin-left:-64.4pt;margin-top:133.6pt;width:371.25pt;height:121.75pt;z-index:251927552;visibility:visible;mso-wrap-style:square;mso-width-percent:0;mso-height-percent:0;mso-wrap-distance-left:9pt;mso-wrap-distance-top:0;mso-wrap-distance-right:9pt;mso-wrap-distance-bottom:0;mso-position-horizontal:absolute;mso-position-horizontal-relative:text;mso-position-vertical:absolute;mso-position-vertical-relative:text;mso-width-percent:0;mso-height-percent:0;mso-width-relative:margin;mso-height-relative:margin;v-text-anchor:middle" arcsize="10923f" o:gfxdata="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" fillcolor="white [3212]" strokecolor="#11162c" strokeweight="1pt">
                 <v:stroke joinstyle="miter"/>
@@ -15109,7 +15251,7 @@
               </wp:anchor>
             </w:drawing>
           </mc:Choice>
-          <mc:Fallback xmlns:w16sdtfl="http://schemas.microsoft.com/office/word/2024/wordml/sdtformatlock" xmlns:w16du="http://schemas.microsoft.com/office/word/2023/wordml/word16du" xmlns:oel="http://schemas.microsoft.com/office/2019/extlst">
+          <mc:Fallback>
             <w:pict>
               <v:group w14:anchorId="4C1416C8" id="Grupo 287" o:spid="_x0000_s1026" style="position:absolute;margin-left:-58.6pt;margin-top:113.65pt;width:264.2pt;height:30.55pt;z-index:251934720;mso-width-relative:margin" coordsize="32465,3879" o:gfxdata="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">
                 <v:group id="Grupo 288" o:spid="_x0000_s1027" style="position:absolute;width:23691;height:3879" coordsize="23693,3881" o:gfxdata="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">
@@ -15200,7 +15342,7 @@
               </wp:anchor>
             </w:drawing>
           </mc:Choice>
-          <mc:Fallback xmlns:w16sdtfl="http://schemas.microsoft.com/office/word/2024/wordml/sdtformatlock" xmlns:w16du="http://schemas.microsoft.com/office/word/2023/wordml/word16du" xmlns:oel="http://schemas.microsoft.com/office/2019/extlst">
+          <mc:Fallback>
             <w:pict>
               <v:oval w14:anchorId="4DF179D3" id="Elipse 294" o:spid="_x0000_s1026" style="position:absolute;margin-left:-69.25pt;margin-top:108.7pt;width:41.1pt;height:40.9pt;z-index:251936768;visibility:visible;mso-wrap-style:square;mso-width-percent:0;mso-height-percent:0;mso-wrap-distance-left:9pt;mso-wrap-distance-top:0;mso-wrap-distance-right:9pt;mso-wrap-distance-bottom:0;mso-position-horizontal:absolute;mso-position-horizontal-relative:margin;mso-position-vertical:absolute;mso-position-vertical-relative:text;mso-width-percent:0;mso-height-percent:0;mso-width-relative:margin;mso-height-relative:margin;v-text-anchor:middle" o:gfxdata="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" fillcolor="#11162c" strokecolor="white [3212]" strokeweight="1pt">
                 <v:stroke joinstyle="miter"/>
@@ -15441,7 +15583,7 @@
           </mc:Choice>
           <mc:Fallback>
             <w:pict>
-              <v:shape w14:anchorId="444D6589" id="Cuadro de texto 267" o:spid="_x0000_s1077" type="#_x0000_t202" style="position:absolute;margin-left:0;margin-top:291.6pt;width:44pt;height:28.15pt;z-index:251909120;visibility:visible;mso-wrap-style:square;mso-width-percent:0;mso-height-percent:0;mso-wrap-distance-left:9pt;mso-wrap-distance-top:3.6pt;mso-wrap-distance-right:9pt;mso-wrap-distance-bottom:3.6pt;mso-position-horizontal:center;mso-position-horizontal-relative:margin;mso-position-vertical:absolute;mso-position-vertical-relative:text;mso-width-percent:0;mso-height-percent:0;mso-width-relative:margin;mso-height-relative:margin;v-text-anchor:top" o:gfxdata="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" filled="f" stroked="f">
+              <v:shape w14:anchorId="444D6589" id="Cuadro de texto 267" o:spid="_x0000_s1077" type="#_x0000_t202" style="position:absolute;margin-left:0;margin-top:291.6pt;width:44pt;height:28.15pt;z-index:251909120;visibility:visible;mso-wrap-style:square;mso-width-percent:0;mso-height-percent:0;mso-wrap-distance-left:9pt;mso-wrap-distance-top:3.6pt;mso-wrap-distance-right:9pt;mso-wrap-distance-bottom:3.6pt;mso-position-horizontal:center;mso-position-horizontal-relative:margin;mso-position-vertical:absolute;mso-position-vertical-relative:text;mso-width-percent:0;mso-height-percent:0;mso-width-relative:margin;mso-height-relative:margin;v-text-anchor:top" o:gfxdata="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" filled="f" stroked="f">
                 <v:textbox>
                   <w:txbxContent>
                     <w:p>
@@ -15811,7 +15953,7 @@
           </mc:Choice>
           <mc:Fallback>
             <w:pict>
-              <v:shape w14:anchorId="1C61CDE7" id="_x0000_s1078" type="#_x0000_t202" style="position:absolute;margin-left:-53.75pt;margin-top:40.55pt;width:242.9pt;height:96.4pt;z-index:251931648;visibility:visible;mso-wrap-style:square;mso-width-percent:0;mso-height-percent:0;mso-wrap-distance-left:9pt;mso-wrap-distance-top:3.6pt;mso-wrap-distance-right:9pt;mso-wrap-distance-bottom:3.6pt;mso-position-horizontal:absolute;mso-position-horizontal-relative:margin;mso-position-vertical:absolute;mso-position-vertical-relative:text;mso-width-percent:0;mso-height-percent:0;mso-width-relative:margin;mso-height-relative:margin;v-text-anchor:top" o:gfxdata="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" filled="f" stroked="f">
+              <v:shape w14:anchorId="1C61CDE7" id="_x0000_s1078" type="#_x0000_t202" style="position:absolute;margin-left:-53.75pt;margin-top:40.55pt;width:242.9pt;height:96.4pt;z-index:251931648;visibility:visible;mso-wrap-style:square;mso-width-percent:0;mso-height-percent:0;mso-wrap-distance-left:9pt;mso-wrap-distance-top:3.6pt;mso-wrap-distance-right:9pt;mso-wrap-distance-bottom:3.6pt;mso-position-horizontal:absolute;mso-position-horizontal-relative:margin;mso-position-vertical:absolute;mso-position-vertical-relative:text;mso-width-percent:0;mso-height-percent:0;mso-width-relative:margin;mso-height-relative:margin;v-text-anchor:top" o:gfxdata="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" filled="f" stroked="f">
                 <v:textbox>
                   <w:txbxContent>
                     <w:p>
@@ -15949,7 +16091,7 @@
 </file>
 
 <file path=word/endnotes.xml><?xml version="1.0" encoding="utf-8"?>
-<w:endnotes xmlns:wpc="http://schemas.microsoft.com/office/word/2010/wordprocessingCanvas" xmlns:cx="http://schemas.microsoft.com/office/drawing/2014/chartex" xmlns:cx1="http://schemas.microsoft.com/office/drawing/2015/9/8/chartex" xmlns:cx2="http://schemas.microsoft.com/office/drawing/2015/10/21/chartex" xmlns:cx3="http://schemas.microsoft.com/office/drawing/2016/5/9/chartex" xmlns:cx4="http://schemas.microsoft.com/office/drawing/2016/5/10/chartex" xmlns:cx5="http://schemas.microsoft.com/office/drawing/2016/5/11/chartex" xmlns:cx6="http://schemas.microsoft.com/office/drawing/2016/5/12/chartex" xmlns:cx7="http://schemas.microsoft.com/office/drawing/2016/5/13/chartex" xmlns:cx8="http://schemas.microsoft.com/office/drawing/2016/5/14/chartex" xmlns:mc="http://schemas.openxmlformats.org/markup-compatibility/2006" xmlns:aink="http://schemas.microsoft.com/office/drawing/2016/ink" xmlns:am3d="http://schemas.microsoft.com/office/drawing/2017/model3d" xmlns:o="urn:schemas-microsoft-com:office:office" xmlns:r="http://schemas.openxmlformats.org/officeDocument/2006/relationships" xmlns:m="http://schemas.openxmlformats.org/officeDocument/2006/math" xmlns:v="urn:schemas-microsoft-com:vml" xmlns:wp14="http://schemas.microsoft.com/office/word/2010/wordprocessingDrawing" xmlns:wp="http://schemas.openxmlformats.org/drawingml/2006/wordprocessingDrawing" xmlns:w10="urn:schemas-microsoft-com:office:word" xmlns:w="http://schemas.openxmlformats.org/wordprocessingml/2006/main" xmlns:w14="http://schemas.microsoft.com/office/word/2010/wordml" xmlns:w15="http://schemas.microsoft.com/office/word/2012/wordml" xmlns:w16cex="http://schemas.microsoft.com/office/word/2018/wordml/cex" xmlns:w16cid="http://schemas.microsoft.com/office/word/2016/wordml/cid" xmlns:w16="http://schemas.microsoft.com/office/word/2018/wordml" xmlns:w16sdtdh="http://schemas.microsoft.com/office/word/2020/wordml/sdtdatahash" xmlns:w16se="http://schemas.microsoft.com/office/word/2015/wordml/symex" xmlns:wpg="http://schemas.microsoft.com/office/word/2010/wordprocessingGroup" xmlns:wpi="http://schemas.microsoft.com/office/word/2010/wordprocessingInk" xmlns:wne="http://schemas.microsoft.com/office/word/2006/wordml" xmlns:wps="http://schemas.microsoft.com/office/word/2010/wordprocessingShape" mc:Ignorable="w14 w15 w16se w16cid w16 w16cex w16sdtdh wp14">
+<w:endnotes xmlns:wpc="http://schemas.microsoft.com/office/word/2010/wordprocessingCanvas" xmlns:cx="http://schemas.microsoft.com/office/drawing/2014/chartex" xmlns:cx1="http://schemas.microsoft.com/office/drawing/2015/9/8/chartex" xmlns:cx2="http://schemas.microsoft.com/office/drawing/2015/10/21/chartex" xmlns:cx3="http://schemas.microsoft.com/office/drawing/2016/5/9/chartex" xmlns:cx4="http://schemas.microsoft.com/office/drawing/2016/5/10/chartex" xmlns:cx5="http://schemas.microsoft.com/office/drawing/2016/5/11/chartex" xmlns:cx6="http://schemas.microsoft.com/office/drawing/2016/5/12/chartex" xmlns:cx7="http://schemas.microsoft.com/office/drawing/2016/5/13/chartex" xmlns:cx8="http://schemas.microsoft.com/office/drawing/2016/5/14/chartex" xmlns:mc="http://schemas.openxmlformats.org/markup-compatibility/2006" xmlns:aink="http://schemas.microsoft.com/office/drawing/2016/ink" xmlns:am3d="http://schemas.microsoft.com/office/drawing/2017/model3d" xmlns:o="urn:schemas-microsoft-com:office:office" xmlns:oel="http://schemas.microsoft.com/office/2019/extlst" xmlns:r="http://schemas.openxmlformats.org/officeDocument/2006/relationships" xmlns:m="http://schemas.openxmlformats.org/officeDocument/2006/math" xmlns:v="urn:schemas-microsoft-com:vml" xmlns:wp14="http://schemas.microsoft.com/office/word/2010/wordprocessingDrawing" xmlns:wp="http://schemas.openxmlformats.org/drawingml/2006/wordprocessingDrawing" xmlns:w10="urn:schemas-microsoft-com:office:word" xmlns:w="http://schemas.openxmlformats.org/wordprocessingml/2006/main" xmlns:w14="http://schemas.microsoft.com/office/word/2010/wordml" xmlns:w15="http://schemas.microsoft.com/office/word/2012/wordml" xmlns:w16cex="http://schemas.microsoft.com/office/word/2018/wordml/cex" xmlns:w16cid="http://schemas.microsoft.com/office/word/2016/wordml/cid" xmlns:w16="http://schemas.microsoft.com/office/word/2018/wordml" xmlns:w16du="http://schemas.microsoft.com/office/word/2023/wordml/word16du" xmlns:w16sdtdh="http://schemas.microsoft.com/office/word/2020/wordml/sdtdatahash" xmlns:w16sdtfl="http://schemas.microsoft.com/office/word/2024/wordml/sdtformatlock" xmlns:w16se="http://schemas.microsoft.com/office/word/2015/wordml/symex" xmlns:wpg="http://schemas.microsoft.com/office/word/2010/wordprocessingGroup" xmlns:wpi="http://schemas.microsoft.com/office/word/2010/wordprocessingInk" xmlns:wne="http://schemas.microsoft.com/office/word/2006/wordml" xmlns:wps="http://schemas.microsoft.com/office/word/2010/wordprocessingShape" mc:Ignorable="w14 w15 w16se w16cid w16 w16cex w16sdtdh w16sdtfl w16du wp14">
   <w:endnote w:type="separator" w:id="-1">
     <w:p>
       <w:pPr>
@@ -15974,7 +16116,7 @@
 </file>
 
 <file path=word/footnotes.xml><?xml version="1.0" encoding="utf-8"?>
-<w:footnotes xmlns:wpc="http://schemas.microsoft.com/office/word/2010/wordprocessingCanvas" xmlns:cx="http://schemas.microsoft.com/office/drawing/2014/chartex" xmlns:cx1="http://schemas.microsoft.com/office/drawing/2015/9/8/chartex" xmlns:cx2="http://schemas.microsoft.com/office/drawing/2015/10/21/chartex" xmlns:cx3="http://schemas.microsoft.com/office/drawing/2016/5/9/chartex" xmlns:cx4="http://schemas.microsoft.com/office/drawing/2016/5/10/chartex" xmlns:cx5="http://schemas.microsoft.com/office/drawing/2016/5/11/chartex" xmlns:cx6="http://schemas.microsoft.com/office/drawing/2016/5/12/chartex" xmlns:cx7="http://schemas.microsoft.com/office/drawing/2016/5/13/chartex" xmlns:cx8="http://schemas.microsoft.com/office/drawing/2016/5/14/chartex" xmlns:mc="http://schemas.openxmlformats.org/markup-compatibility/2006" xmlns:aink="http://schemas.microsoft.com/office/drawing/2016/ink" xmlns:am3d="http://schemas.microsoft.com/office/drawing/2017/model3d" xmlns:o="urn:schemas-microsoft-com:office:office" xmlns:r="http://schemas.openxmlformats.org/officeDocument/2006/relationships" xmlns:m="http://schemas.openxmlformats.org/officeDocument/2006/math" xmlns:v="urn:schemas-microsoft-com:vml" xmlns:wp14="http://schemas.microsoft.com/office/word/2010/wordprocessingDrawing" xmlns:wp="http://schemas.openxmlformats.org/drawingml/2006/wordprocessingDrawing" xmlns:w10="urn:schemas-microsoft-com:office:word" xmlns:w="http://schemas.openxmlformats.org/wordprocessingml/2006/main" xmlns:w14="http://schemas.microsoft.com/office/word/2010/wordml" xmlns:w15="http://schemas.microsoft.com/office/word/2012/wordml" xmlns:w16cex="http://schemas.microsoft.com/office/word/2018/wordml/cex" xmlns:w16cid="http://schemas.microsoft.com/office/word/2016/wordml/cid" xmlns:w16="http://schemas.microsoft.com/office/word/2018/wordml" xmlns:w16sdtdh="http://schemas.microsoft.com/office/word/2020/wordml/sdtdatahash" xmlns:w16se="http://schemas.microsoft.com/office/word/2015/wordml/symex" xmlns:wpg="http://schemas.microsoft.com/office/word/2010/wordprocessingGroup" xmlns:wpi="http://schemas.microsoft.com/office/word/2010/wordprocessingInk" xmlns:wne="http://schemas.microsoft.com/office/word/2006/wordml" xmlns:wps="http://schemas.microsoft.com/office/word/2010/wordprocessingShape" mc:Ignorable="w14 w15 w16se w16cid w16 w16cex w16sdtdh wp14">
+<w:footnotes xmlns:wpc="http://schemas.microsoft.com/office/word/2010/wordprocessingCanvas" xmlns:cx="http://schemas.microsoft.com/office/drawing/2014/chartex" xmlns:cx1="http://schemas.microsoft.com/office/drawing/2015/9/8/chartex" xmlns:cx2="http://schemas.microsoft.com/office/drawing/2015/10/21/chartex" xmlns:cx3="http://schemas.microsoft.com/office/drawing/2016/5/9/chartex" xmlns:cx4="http://schemas.microsoft.com/office/drawing/2016/5/10/chartex" xmlns:cx5="http://schemas.microsoft.com/office/drawing/2016/5/11/chartex" xmlns:cx6="http://schemas.microsoft.com/office/drawing/2016/5/12/chartex" xmlns:cx7="http://schemas.microsoft.com/office/drawing/2016/5/13/chartex" xmlns:cx8="http://schemas.microsoft.com/office/drawing/2016/5/14/chartex" xmlns:mc="http://schemas.openxmlformats.org/markup-compatibility/2006" xmlns:aink="http://schemas.microsoft.com/office/drawing/2016/ink" xmlns:am3d="http://schemas.microsoft.com/office/drawing/2017/model3d" xmlns:o="urn:schemas-microsoft-com:office:office" xmlns:oel="http://schemas.microsoft.com/office/2019/extlst" xmlns:r="http://schemas.openxmlformats.org/officeDocument/2006/relationships" xmlns:m="http://schemas.openxmlformats.org/officeDocument/2006/math" xmlns:v="urn:schemas-microsoft-com:vml" xmlns:wp14="http://schemas.microsoft.com/office/word/2010/wordprocessingDrawing" xmlns:wp="http://schemas.openxmlformats.org/drawingml/2006/wordprocessingDrawing" xmlns:w10="urn:schemas-microsoft-com:office:word" xmlns:w="http://schemas.openxmlformats.org/wordprocessingml/2006/main" xmlns:w14="http://schemas.microsoft.com/office/word/2010/wordml" xmlns:w15="http://schemas.microsoft.com/office/word/2012/wordml" xmlns:w16cex="http://schemas.microsoft.com/office/word/2018/wordml/cex" xmlns:w16cid="http://schemas.microsoft.com/office/word/2016/wordml/cid" xmlns:w16="http://schemas.microsoft.com/office/word/2018/wordml" xmlns:w16du="http://schemas.microsoft.com/office/word/2023/wordml/word16du" xmlns:w16sdtdh="http://schemas.microsoft.com/office/word/2020/wordml/sdtdatahash" xmlns:w16sdtfl="http://schemas.microsoft.com/office/word/2024/wordml/sdtformatlock" xmlns:w16se="http://schemas.microsoft.com/office/word/2015/wordml/symex" xmlns:wpg="http://schemas.microsoft.com/office/word/2010/wordprocessingGroup" xmlns:wpi="http://schemas.microsoft.com/office/word/2010/wordprocessingInk" xmlns:wne="http://schemas.microsoft.com/office/word/2006/wordml" xmlns:wps="http://schemas.microsoft.com/office/word/2010/wordprocessingShape" mc:Ignorable="w14 w15 w16se w16cid w16 w16cex w16sdtdh w16sdtfl w16du wp14">
   <w:footnote w:type="separator" w:id="-1">
     <w:p>
       <w:pPr>
@@ -15999,10 +16141,10 @@
 </file>
 
 <file path=word/numbering.xml><?xml version="1.0" encoding="utf-8"?>
-<w:numbering xmlns:wpc="http://schemas.microsoft.com/office/word/2010/wordprocessingCanvas" xmlns:cx="http://schemas.microsoft.com/office/drawing/2014/chartex" xmlns:cx1="http://schemas.microsoft.com/office/drawing/2015/9/8/chartex" xmlns:cx2="http://schemas.microsoft.com/office/drawing/2015/10/21/chartex" xmlns:cx3="http://schemas.microsoft.com/office/drawing/2016/5/9/chartex" xmlns:cx4="http://schemas.microsoft.com/office/drawing/2016/5/10/chartex" xmlns:cx5="http://schemas.microsoft.com/office/drawing/2016/5/11/chartex" xmlns:cx6="http://schemas.microsoft.com/office/drawing/2016/5/12/chartex" xmlns:cx7="http://schemas.microsoft.com/office/drawing/2016/5/13/chartex" xmlns:cx8="http://schemas.microsoft.com/office/drawing/2016/5/14/chartex" xmlns:mc="http://schemas.openxmlformats.org/markup-compatibility/2006" xmlns:aink="http://schemas.microsoft.com/office/drawing/2016/ink" xmlns:am3d="http://schemas.microsoft.com/office/drawing/2017/model3d" xmlns:o="urn:schemas-microsoft-com:office:office" xmlns:r="http://schemas.openxmlformats.org/officeDocument/2006/relationships" xmlns:m="http://schemas.openxmlformats.org/officeDocument/2006/math" xmlns:v="urn:schemas-microsoft-com:vml" xmlns:wp14="http://schemas.microsoft.com/office/word/2010/wordprocessingDrawing" xmlns:wp="http://schemas.openxmlformats.org/drawingml/2006/wordprocessingDrawing" xmlns:w10="urn:schemas-microsoft-com:office:word" xmlns:w="http://schemas.openxmlformats.org/wordprocessingml/2006/main" xmlns:w14="http://schemas.microsoft.com/office/word/2010/wordml" xmlns:w15="http://schemas.microsoft.com/office/word/2012/wordml" xmlns:w16cex="http://schemas.microsoft.com/office/word/2018/wordml/cex" xmlns:w16cid="http://schemas.microsoft.com/office/word/2016/wordml/cid" xmlns:w16="http://schemas.microsoft.com/office/word/2018/wordml" xmlns:w16sdtdh="http://schemas.microsoft.com/office/word/2020/wordml/sdtdatahash" xmlns:w16se="http://schemas.microsoft.com/office/word/2015/wordml/symex" xmlns:wpg="http://schemas.microsoft.com/office/word/2010/wordprocessingGroup" xmlns:wpi="http://schemas.microsoft.com/office/word/2010/wordprocessingInk" xmlns:wne="http://schemas.microsoft.com/office/word/2006/wordml" xmlns:wps="http://schemas.microsoft.com/office/word/2010/wordprocessingShape" mc:Ignorable="w14 w15 w16se w16cid w16 w16cex w16sdtdh wp14">
+<w:numbering xmlns:wpc="http://schemas.microsoft.com/office/word/2010/wordprocessingCanvas" xmlns:cx="http://schemas.microsoft.com/office/drawing/2014/chartex" xmlns:cx1="http://schemas.microsoft.com/office/drawing/2015/9/8/chartex" xmlns:cx2="http://schemas.microsoft.com/office/drawing/2015/10/21/chartex" xmlns:cx3="http://schemas.microsoft.com/office/drawing/2016/5/9/chartex" xmlns:cx4="http://schemas.microsoft.com/office/drawing/2016/5/10/chartex" xmlns:cx5="http://schemas.microsoft.com/office/drawing/2016/5/11/chartex" xmlns:cx6="http://schemas.microsoft.com/office/drawing/2016/5/12/chartex" xmlns:cx7="http://schemas.microsoft.com/office/drawing/2016/5/13/chartex" xmlns:cx8="http://schemas.microsoft.com/office/drawing/2016/5/14/chartex" xmlns:mc="http://schemas.openxmlformats.org/markup-compatibility/2006" xmlns:aink="http://schemas.microsoft.com/office/drawing/2016/ink" xmlns:am3d="http://schemas.microsoft.com/office/drawing/2017/model3d" xmlns:o="urn:schemas-microsoft-com:office:office" xmlns:oel="http://schemas.microsoft.com/office/2019/extlst" xmlns:r="http://schemas.openxmlformats.org/officeDocument/2006/relationships" xmlns:m="http://schemas.openxmlformats.org/officeDocument/2006/math" xmlns:v="urn:schemas-microsoft-com:vml" xmlns:wp14="http://schemas.microsoft.com/office/word/2010/wordprocessingDrawing" xmlns:wp="http://schemas.openxmlformats.org/drawingml/2006/wordprocessingDrawing" xmlns:w10="urn:schemas-microsoft-com:office:word" xmlns:w="http://schemas.openxmlformats.org/wordprocessingml/2006/main" xmlns:w14="http://schemas.microsoft.com/office/word/2010/wordml" xmlns:w15="http://schemas.microsoft.com/office/word/2012/wordml" xmlns:w16cex="http://schemas.microsoft.com/office/word/2018/wordml/cex" xmlns:w16cid="http://schemas.microsoft.com/office/word/2016/wordml/cid" xmlns:w16="http://schemas.microsoft.com/office/word/2018/wordml" xmlns:w16du="http://schemas.microsoft.com/office/word/2023/wordml/word16du" xmlns:w16sdtdh="http://schemas.microsoft.com/office/word/2020/wordml/sdtdatahash" xmlns:w16sdtfl="http://schemas.microsoft.com/office/word/2024/wordml/sdtformatlock" xmlns:w16se="http://schemas.microsoft.com/office/word/2015/wordml/symex" xmlns:wpg="http://schemas.microsoft.com/office/word/2010/wordprocessingGroup" xmlns:wpi="http://schemas.microsoft.com/office/word/2010/wordprocessingInk" xmlns:wne="http://schemas.microsoft.com/office/word/2006/wordml" xmlns:wps="http://schemas.microsoft.com/office/word/2010/wordprocessingShape" mc:Ignorable="w14 w15 w16se w16cid w16 w16cex w16sdtdh w16sdtfl w16du wp14">
   <w:numPicBullet w:numPicBulletId="0">
     <w:pict>
-      <v:shapetype id="_x0000_t75" coordsize="21600,21600" o:spt="75" o:preferrelative="t" path="m@4@5l@4@11@9@11@9@5xe" filled="f" stroked="f">
+      <v:shapetype w14:anchorId="055FE733" id="_x0000_t75" coordsize="21600,21600" o:spt="75" o:preferrelative="t" path="m@4@5l@4@11@9@11@9@5xe" filled="f" stroked="f">
         <v:stroke joinstyle="miter"/>
         <v:formulas>
           <v:f eqn="if lineDrawn pixelLineWidth 0"/>
@@ -16021,7 +16163,7 @@
         <v:path o:extrusionok="f" gradientshapeok="t" o:connecttype="rect"/>
         <o:lock v:ext="edit" aspectratio="t"/>
       </v:shapetype>
-      <v:shape id="_x0000_i1042" type="#_x0000_t75" style="width:11.25pt;height:11.25pt" o:bullet="t">
+      <v:shape id="_x0000_i1036" type="#_x0000_t75" style="width:11.25pt;height:11.25pt" o:bullet="t">
         <v:imagedata r:id="rId1" o:title="msoFFDE"/>
       </v:shape>
     </w:pict>
@@ -16229,17 +16371,17 @@
       </w:pPr>
     </w:lvl>
   </w:abstractNum>
-  <w:num w:numId="1">
+  <w:num w:numId="1" w16cid:durableId="670639240">
     <w:abstractNumId w:val="0"/>
   </w:num>
-  <w:num w:numId="2">
+  <w:num w:numId="2" w16cid:durableId="249581125">
     <w:abstractNumId w:val="1"/>
   </w:num>
 </w:numbering>
 </file>
 
 <file path=word/styles.xml><?xml version="1.0" encoding="utf-8"?>
-<w:styles xmlns:mc="http://schemas.openxmlformats.org/markup-compatibility/2006" xmlns:r="http://schemas.openxmlformats.org/officeDocument/2006/relationships" xmlns:w="http://schemas.openxmlformats.org/wordprocessingml/2006/main" xmlns:w14="http://schemas.microsoft.com/office/word/2010/wordml" xmlns:w15="http://schemas.microsoft.com/office/word/2012/wordml" xmlns:w16cex="http://schemas.microsoft.com/office/word/2018/wordml/cex" xmlns:w16cid="http://schemas.microsoft.com/office/word/2016/wordml/cid" xmlns:w16="http://schemas.microsoft.com/office/word/2018/wordml" xmlns:w16sdtdh="http://schemas.microsoft.com/office/word/2020/wordml/sdtdatahash" xmlns:w16se="http://schemas.microsoft.com/office/word/2015/wordml/symex" mc:Ignorable="w14 w15 w16se w16cid w16 w16cex w16sdtdh">
+<w:styles xmlns:mc="http://schemas.openxmlformats.org/markup-compatibility/2006" xmlns:r="http://schemas.openxmlformats.org/officeDocument/2006/relationships" xmlns:w="http://schemas.openxmlformats.org/wordprocessingml/2006/main" xmlns:w14="http://schemas.microsoft.com/office/word/2010/wordml" xmlns:w15="http://schemas.microsoft.com/office/word/2012/wordml" xmlns:w16cex="http://schemas.microsoft.com/office/word/2018/wordml/cex" xmlns:w16cid="http://schemas.microsoft.com/office/word/2016/wordml/cid" xmlns:w16="http://schemas.microsoft.com/office/word/2018/wordml" xmlns:w16du="http://schemas.microsoft.com/office/word/2023/wordml/word16du" xmlns:w16sdtdh="http://schemas.microsoft.com/office/word/2020/wordml/sdtdatahash" xmlns:w16sdtfl="http://schemas.microsoft.com/office/word/2024/wordml/sdtformatlock" xmlns:w16se="http://schemas.microsoft.com/office/word/2015/wordml/symex" mc:Ignorable="w14 w15 w16se w16cid w16 w16cex w16sdtdh w16sdtfl w16du">
   <w:docDefaults>
     <w:rPrDefault>
       <w:rPr>
